--- a/downloads/student/ai-6-week-24.docx
+++ b/downloads/student/ai-6-week-24.docx
@@ -777,6 +777,16 @@
     <w:p>
       <w:r>
         <w:t>Rolling back code may not reverse earlier external effects or incompatible data changes.</w:t>
+      </w:r>
+    </w:p>
+    <w:p>
+      <w:r>
+        <w:t>Read the labelled picture: Compute A’s and B’s correctness percentages. Why is B still blocked, and does passing a fresh privacy check automatically satisfy every release gate?</w:t>
+      </w:r>
+    </w:p>
+    <w:p>
+      <w:r>
+        <w:t>Change one thing: Repair B and pass privacy on a fresh reserved case. Predict the result before checking the explanation. What remains the same?</w:t>
       </w:r>
     </w:p>
     <w:p>
@@ -1875,6 +1885,187 @@
         <w:t>Attempt the independent case before hints. Record whether you worked alone, used a hint or followed a model. After feedback, fix the first unsupported step and explain why it changed. A later check uses a changed case, not a copied answer.</w:t>
       </w:r>
     </w:p>
+    <w:p>
+      <w:pPr>
+        <w:pStyle w:val="Heading1"/>
+      </w:pPr>
+      <w:r>
+        <w:t>15. Your lesson route</w:t>
+      </w:r>
+    </w:p>
+    <w:p>
+      <w:r>
+        <w:t>Start with this question: A higher score can still block release. Version B is proposed to replace A; every privacy gate is mandatory.</w:t>
+      </w:r>
+    </w:p>
+    <w:tbl>
+      <w:tblPr>
+        <w:tblStyle w:val="LightShading-Accent1"/>
+        <w:tblW w:type="auto" w:w="0"/>
+        <w:tblLook w:firstColumn="1" w:firstRow="1" w:lastColumn="0" w:lastRow="0" w:noHBand="0" w:noVBand="1" w:val="04A0"/>
+      </w:tblPr>
+      <w:tblGrid>
+        <w:gridCol w:w="5112"/>
+        <w:gridCol w:w="5112"/>
+      </w:tblGrid>
+      <w:tr>
+        <w:trPr>
+          <w:tblHeader/>
+        </w:trPr>
+        <w:tc>
+          <w:tcPr>
+            <w:tcW w:type="dxa" w:w="5112"/>
+          </w:tcPr>
+          <w:p>
+            <w:r>
+              <w:t>By the end, I can</w:t>
+            </w:r>
+          </w:p>
+        </w:tc>
+        <w:tc>
+          <w:tcPr>
+            <w:tcW w:type="dxa" w:w="5112"/>
+          </w:tcPr>
+          <w:p>
+            <w:r>
+              <w:t>How I will show it</w:t>
+            </w:r>
+          </w:p>
+        </w:tc>
+      </w:tr>
+      <w:tr>
+        <w:tc>
+          <w:tcPr>
+            <w:tcW w:type="dxa" w:w="5112"/>
+          </w:tcPr>
+          <w:p>
+            <w:r>
+              <w:t>Explain the mechanism and terminology of release and rollback</w:t>
+            </w:r>
+          </w:p>
+        </w:tc>
+        <w:tc>
+          <w:tcPr>
+            <w:tcW w:type="dxa" w:w="5112"/>
+          </w:tcPr>
+          <w:p>
+            <w:r>
+              <w:t>Explain the deciding step, show a trace or test, and state one limit.</w:t>
+            </w:r>
+          </w:p>
+        </w:tc>
+      </w:tr>
+      <w:tr>
+        <w:tc>
+          <w:tcPr>
+            <w:tcW w:type="dxa" w:w="5112"/>
+          </w:tcPr>
+          <w:p>
+            <w:r>
+              <w:t>Apply the stated procedure to a new case with a traceable result</w:t>
+            </w:r>
+          </w:p>
+        </w:tc>
+        <w:tc>
+          <w:tcPr>
+            <w:tcW w:type="dxa" w:w="5112"/>
+          </w:tcPr>
+          <w:p>
+            <w:r>
+              <w:t>Explain the deciding step, show a trace or test, and state one limit.</w:t>
+            </w:r>
+          </w:p>
+        </w:tc>
+      </w:tr>
+      <w:tr>
+        <w:tc>
+          <w:tcPr>
+            <w:tcW w:type="dxa" w:w="5112"/>
+          </w:tcPr>
+          <w:p>
+            <w:r>
+              <w:t>Identify an assumption or limitation and design a revealing follow-up</w:t>
+            </w:r>
+          </w:p>
+        </w:tc>
+        <w:tc>
+          <w:tcPr>
+            <w:tcW w:type="dxa" w:w="5112"/>
+          </w:tcPr>
+          <w:p>
+            <w:r>
+              <w:t>Explain the deciding step, show a trace or test, and state one limit.</w:t>
+            </w:r>
+          </w:p>
+        </w:tc>
+      </w:tr>
+    </w:tbl>
+    <w:p>
+      <w:r>
+        <w:t>Remember → watch and explain → try with help → investigate → try independently → keep project evidence. Your teacher may spread this lesson across several classes.</w:t>
+      </w:r>
+    </w:p>
+    <w:p>
+      <w:r>
+        <w:t>Keep your first prediction. Compare it with what the evidence shows and explain any change.</w:t>
+      </w:r>
+    </w:p>
+    <w:p>
+      <w:pPr>
+        <w:pStyle w:val="Heading1"/>
+      </w:pPr>
+      <w:r>
+        <w:t>16. Finish and return</w:t>
+      </w:r>
+    </w:p>
+    <w:p>
+      <w:r>
+        <w:t>Close your notes. Explain this goal in your own words: Explain the mechanism and terminology of release and rollback</w:t>
+      </w:r>
+    </w:p>
+    <w:p>
+      <w:pPr>
+        <w:pStyle w:val="Heading3"/>
+      </w:pPr>
+      <w:r>
+        <w:t>My deciding step, evidence and one remaining question</w:t>
+      </w:r>
+    </w:p>
+    <w:p>
+      <w:r>
+        <w:t>________________________________________________________________</w:t>
+      </w:r>
+    </w:p>
+    <w:p>
+      <w:r>
+        <w:t>________________________________________________________________</w:t>
+      </w:r>
+    </w:p>
+    <w:p>
+      <w:r>
+        <w:t>________________________________________________________________</w:t>
+      </w:r>
+    </w:p>
+    <w:p>
+      <w:r>
+        <w:t>________________________________________________________________</w:t>
+      </w:r>
+    </w:p>
+    <w:p>
+      <w:r>
+        <w:t>________________________________________________________________</w:t>
+      </w:r>
+    </w:p>
+    <w:p>
+      <w:r>
+        <w:t>If you are unsure, return to the worked picture and explain one arrow. If you are ready, change an input or assumption and justify your prediction.</w:t>
+      </w:r>
+    </w:p>
+    <w:p>
+      <w:r>
+        <w:t>Save your workbook evidence. At the next review, try a different case before opening your old answer.</w:t>
+      </w:r>
+    </w:p>
     <w:sectPr>
       <w:pgSz w:w="12240" w:h="15840"/>
       <w:pgMar w:top="936" w:right="1008" w:bottom="936" w:left="1008" w:header="720" w:footer="720" w:gutter="0"/>

--- a/downloads/student/ai-6-week-24.docx
+++ b/downloads/student/ai-6-week-24.docx
@@ -2066,6 +2066,202 @@
         <w:t>Save your workbook evidence. At the next review, try a different case before opening your old answer.</w:t>
       </w:r>
     </w:p>
+    <w:p>
+      <w:pPr>
+        <w:pStyle w:val="Heading1"/>
+      </w:pPr>
+      <w:r>
+        <w:t>17. Supported practice, repair and portfolio</w:t>
+      </w:r>
+    </w:p>
+    <w:p>
+      <w:r>
+        <w:t>Use this supported practice once, in the browser or on paper. Keep the reserved independent assessment for a separate first attempt before teacher feedback.</w:t>
+      </w:r>
+    </w:p>
+    <w:p>
+      <w:r>
+        <w:t>A higher score can still block release. Version B is proposed to replace A; every privacy gate is mandatory.</w:t>
+      </w:r>
+    </w:p>
+    <w:p>
+      <w:pPr>
+        <w:pStyle w:val="Heading3"/>
+      </w:pPr>
+      <w:r>
+        <w:t>Practice 1: explain the deciding evidence</w:t>
+      </w:r>
+    </w:p>
+    <w:p>
+      <w:r>
+        <w:t>Which labelled step matches this detail? Retain the reviewed A version and documented rollback procedure.</w:t>
+      </w:r>
+    </w:p>
+    <w:p>
+      <w:r>
+        <w:t>1. Keep recovery ready</w:t>
+      </w:r>
+    </w:p>
+    <w:p>
+      <w:r>
+        <w:t>2. Apply privacy gate</w:t>
+      </w:r>
+    </w:p>
+    <w:p>
+      <w:r>
+        <w:t>3. Compute quality</w:t>
+      </w:r>
+    </w:p>
+    <w:p>
+      <w:pPr>
+        <w:pStyle w:val="Heading3"/>
+      </w:pPr>
+      <w:r>
+        <w:t>My selected conclusion, deciding fact and explanation</w:t>
+      </w:r>
+    </w:p>
+    <w:p>
+      <w:r>
+        <w:t>________________________________________________________________</w:t>
+      </w:r>
+    </w:p>
+    <w:p>
+      <w:r>
+        <w:t>________________________________________________________________</w:t>
+      </w:r>
+    </w:p>
+    <w:p>
+      <w:r>
+        <w:t>________________________________________________________________</w:t>
+      </w:r>
+    </w:p>
+    <w:p>
+      <w:r>
+        <w:t>________________________________________________________________</w:t>
+      </w:r>
+    </w:p>
+    <w:p>
+      <w:r>
+        <w:t>________________________________________________________________</w:t>
+      </w:r>
+    </w:p>
+    <w:p>
+      <w:r>
+        <w:t>Hint if needed: Read the steps in the pictorial case. Match the supplied detail to the stage that performs or records it.</w:t>
+      </w:r>
+    </w:p>
+    <w:p>
+      <w:r>
+        <w:t>After your attempt, compare with the supported explanation: Keep recovery ready Retain the reviewed A version and documented rollback procedure. Release criteria combine benefits and mandatory conditions. Rollback requires known versions and compatible data, not an informal promise.</w:t>
+      </w:r>
+    </w:p>
+    <w:p>
+      <w:pPr>
+        <w:pStyle w:val="Heading3"/>
+      </w:pPr>
+      <w:r>
+        <w:t>Practice 2: explain the deciding evidence</w:t>
+      </w:r>
+    </w:p>
+    <w:p>
+      <w:r>
+        <w:t>Changed-case practice: Repair B and pass privacy on a fresh reserved case. Which conclusion is supported by the supplied facts?</w:t>
+      </w:r>
+    </w:p>
+    <w:p>
+      <w:r>
+        <w:t>1. B may enter the remaining gates; one repair does not approve everything.</w:t>
+      </w:r>
+    </w:p>
+    <w:p>
+      <w:r>
+        <w:t>2. We can decide the result without examining the changed input or the procedure.</w:t>
+      </w:r>
+    </w:p>
+    <w:p>
+      <w:r>
+        <w:t>3. This one example guarantees correct results for every future input.</w:t>
+      </w:r>
+    </w:p>
+    <w:p>
+      <w:pPr>
+        <w:pStyle w:val="Heading3"/>
+      </w:pPr>
+      <w:r>
+        <w:t>My selected conclusion, deciding fact and explanation</w:t>
+      </w:r>
+    </w:p>
+    <w:p>
+      <w:r>
+        <w:t>________________________________________________________________</w:t>
+      </w:r>
+    </w:p>
+    <w:p>
+      <w:r>
+        <w:t>________________________________________________________________</w:t>
+      </w:r>
+    </w:p>
+    <w:p>
+      <w:r>
+        <w:t>________________________________________________________________</w:t>
+      </w:r>
+    </w:p>
+    <w:p>
+      <w:r>
+        <w:t>________________________________________________________________</w:t>
+      </w:r>
+    </w:p>
+    <w:p>
+      <w:r>
+        <w:t>________________________________________________________________</w:t>
+      </w:r>
+    </w:p>
+    <w:p>
+      <w:r>
+        <w:t>Hint if needed: Use the changed condition and the deciding step in the pictorial trace. The answer must say what follows from those facts.</w:t>
+      </w:r>
+    </w:p>
+    <w:p>
+      <w:r>
+        <w:t>After your attempt, compare with the supported explanation: B may enter the remaining gates; one repair does not approve everything. All required release conditions still apply.</w:t>
+      </w:r>
+    </w:p>
+    <w:p>
+      <w:pPr>
+        <w:pStyle w:val="Heading3"/>
+      </w:pPr>
+      <w:r>
+        <w:t>Repair a missing building block</w:t>
+      </w:r>
+    </w:p>
+    <w:p>
+      <w:r>
+        <w:t>Review Deployment environments (ai-6/23). Goal: Explain the mechanism and terminology of deployment environments. Short practice: Identify the staging data and credential boundary. Why must the rehearsal stop if its credential reaches production even though the process is labelled staging?. Return to this week and explain what you changed.</w:t>
+      </w:r>
+    </w:p>
+    <w:p>
+      <w:r>
+        <w:t>Review Caching and stale information (ai-6/21). Goal: Explain the mechanism and terminology of caching and stale information. Short practice: Identify the version mismatch in the cached 09:00 answer. What should the first version-5 request return, and what permits a later version-5 cache hit?. Return to this week and explain what you changed.</w:t>
+      </w:r>
+    </w:p>
+    <w:p>
+      <w:r>
+        <w:t>Review Untrusted input boundaries (ai-6/18). Goal: Explain the mechanism and terminology of untrusted input boundaries. Short practice: Classify h3, H3, h30 and the trailing-space input by the stated shape contract. Does a valid z0 grant record access, and which separate gate still remains?. Return to this week and explain what you changed.</w:t>
+      </w:r>
+    </w:p>
+    <w:p>
+      <w:pPr>
+        <w:pStyle w:val="Heading3"/>
+      </w:pPr>
+      <w:r>
+        <w:t>Keep your completed work</w:t>
+      </w:r>
+    </w:p>
+    <w:p>
+      <w:r>
+        <w:t>Use Download completed work in the hosted lesson to export your answers, reflections, practice feedback and code-run evidence. Open the HTML copy to read or print it. Drafts stay in this browser when storage is available; clear drafts on a shared device.</w:t>
+      </w:r>
+    </w:p>
     <w:sectPr>
       <w:pgSz w:w="12240" w:h="15840"/>
       <w:pgMar w:top="936" w:right="1008" w:bottom="936" w:left="1008" w:header="720" w:footer="720" w:gutter="0"/>

--- a/downloads/student/ai-6-week-24.docx
+++ b/downloads/student/ai-6-week-24.docx
@@ -42,6 +42,11 @@
       </w:r>
     </w:p>
     <w:p>
+      <w:r>
+        <w:t>Start with the target: Explain the mechanism and terminology of release and rollback. Try the recall before opening notes.</w:t>
+      </w:r>
+    </w:p>
+    <w:p>
       <w:pPr>
         <w:pStyle w:val="Heading3"/>
       </w:pPr>
@@ -50,17 +55,59 @@
       </w:r>
     </w:p>
     <w:p>
-      <w:r>
-        <w:t>I can explain the mechanism and terminology of release and rollback.</w:t>
-      </w:r>
-    </w:p>
-    <w:p>
-      <w:r>
+      <w:pPr>
+        <w:spacing w:line="336" w:lineRule="auto" w:after="180"/>
+      </w:pPr>
+      <w:r>
+        <w:rPr>
+          <w:b w:val="0"/>
+        </w:rPr>
+        <w:t xml:space="preserve">I can explain the </w:t>
+      </w:r>
+      <w:r>
+        <w:rPr>
+          <w:b/>
+        </w:rPr>
+        <w:t>mechanism</w:t>
+      </w:r>
+      <w:r>
+        <w:rPr>
+          <w:b w:val="0"/>
+        </w:rPr>
+        <w:t xml:space="preserve"> and terminology of release and </w:t>
+      </w:r>
+      <w:r>
+        <w:rPr>
+          <w:b/>
+        </w:rPr>
+        <w:t>rollback</w:t>
+      </w:r>
+      <w:r>
+        <w:rPr>
+          <w:b w:val="0"/>
+        </w:rPr>
+        <w:t>.</w:t>
+      </w:r>
+    </w:p>
+    <w:p>
+      <w:pPr>
+        <w:spacing w:line="336" w:lineRule="auto" w:after="180"/>
+      </w:pPr>
+      <w:r>
+        <w:rPr>
+          <w:b w:val="0"/>
+        </w:rPr>
         <w:t>I can apply the stated procedure to a new case with a traceable result.</w:t>
       </w:r>
     </w:p>
     <w:p>
-      <w:r>
+      <w:pPr>
+        <w:spacing w:line="336" w:lineRule="auto" w:after="180"/>
+      </w:pPr>
+      <w:r>
+        <w:rPr>
+          <w:b w:val="0"/>
+        </w:rPr>
         <w:t>I can identify an assumption or limitation and design a revealing follow-up.</w:t>
       </w:r>
     </w:p>
@@ -73,47 +120,143 @@
       </w:r>
     </w:p>
     <w:p>
-      <w:r>
+      <w:pPr>
+        <w:spacing w:line="336" w:lineRule="auto" w:after="180"/>
+      </w:pPr>
+      <w:r>
+        <w:rPr>
+          <w:b w:val="0"/>
+        </w:rPr>
         <w:t>Close your notes first. A rough first answer helps us choose the right starting point; it is not a score for your ability.</w:t>
       </w:r>
     </w:p>
     <w:p>
-      <w:r>
+      <w:pPr>
+        <w:spacing w:line="336" w:lineRule="auto" w:after="180"/>
+      </w:pPr>
+      <w:r>
+        <w:rPr>
+          <w:b w:val="0"/>
+        </w:rPr>
         <w:t>Without opening the old lesson, explain one key idea from Deployment environments. Give an example and a mistake that the idea helps you avoid.</w:t>
       </w:r>
     </w:p>
     <w:p>
-      <w:r>
+      <w:pPr>
+        <w:spacing w:line="336" w:lineRule="auto" w:after="180"/>
+      </w:pPr>
+      <w:r>
+        <w:rPr>
+          <w:b w:val="0"/>
+        </w:rPr>
         <w:t>Without opening the old lesson, explain one key idea from Caching and stale information. Give an example and a mistake that the idea helps you avoid.</w:t>
       </w:r>
     </w:p>
     <w:p>
-      <w:r>
-        <w:t>Without opening the old lesson, explain one key idea from Untrusted input boundaries. Give an example and a mistake that the idea helps you avoid.</w:t>
-      </w:r>
-    </w:p>
-    <w:p>
-      <w:r>
-        <w:t>After trying, check the relevant lesson or ask your teacher. Change the part of your explanation that the evidence shows was wrong.</w:t>
-      </w:r>
-    </w:p>
-    <w:p>
-      <w:r>
+      <w:pPr>
+        <w:spacing w:line="336" w:lineRule="auto" w:after="180"/>
+      </w:pPr>
+      <w:r>
+        <w:rPr>
+          <w:b w:val="0"/>
+        </w:rPr>
+        <w:t xml:space="preserve">Without opening the old lesson, explain one key idea from Untrusted </w:t>
+      </w:r>
+      <w:r>
+        <w:rPr>
+          <w:b/>
+        </w:rPr>
+        <w:t>input</w:t>
+      </w:r>
+      <w:r>
+        <w:rPr>
+          <w:b w:val="0"/>
+        </w:rPr>
+        <w:t xml:space="preserve"> boundaries. Give an example and a mistake that the idea helps you avoid.</w:t>
+      </w:r>
+    </w:p>
+    <w:p>
+      <w:pPr>
+        <w:spacing w:line="336" w:lineRule="auto" w:after="180"/>
+      </w:pPr>
+      <w:r>
+        <w:rPr>
+          <w:b w:val="0"/>
+        </w:rPr>
+        <w:t xml:space="preserve">After trying, check the relevant lesson or ask your teacher. Change the part of your explanation that the </w:t>
+      </w:r>
+      <w:r>
+        <w:rPr>
+          <w:b/>
+        </w:rPr>
+        <w:t>evidence</w:t>
+      </w:r>
+      <w:r>
+        <w:rPr>
+          <w:b w:val="0"/>
+        </w:rPr>
+        <w:t xml:space="preserve"> shows was wrong.</w:t>
+      </w:r>
+    </w:p>
+    <w:p>
+      <w:pPr>
+        <w:spacing w:line="336" w:lineRule="auto" w:after="180"/>
+      </w:pPr>
+      <w:r>
+        <w:rPr>
+          <w:b w:val="0"/>
+        </w:rPr>
         <w:t>This week you will practise:</w:t>
       </w:r>
     </w:p>
     <w:p>
-      <w:r>
-        <w:t>Explain the mechanism and terminology of release and rollback</w:t>
-      </w:r>
-    </w:p>
-    <w:p>
-      <w:r>
+      <w:pPr>
+        <w:spacing w:line="336" w:lineRule="auto" w:after="180"/>
+      </w:pPr>
+      <w:r>
+        <w:rPr>
+          <w:b w:val="0"/>
+        </w:rPr>
+        <w:t xml:space="preserve">Explain the </w:t>
+      </w:r>
+      <w:r>
+        <w:rPr>
+          <w:b/>
+        </w:rPr>
+        <w:t>mechanism</w:t>
+      </w:r>
+      <w:r>
+        <w:rPr>
+          <w:b w:val="0"/>
+        </w:rPr>
+        <w:t xml:space="preserve"> and terminology of release and </w:t>
+      </w:r>
+      <w:r>
+        <w:rPr>
+          <w:b/>
+        </w:rPr>
+        <w:t>rollback</w:t>
+      </w:r>
+    </w:p>
+    <w:p>
+      <w:pPr>
+        <w:spacing w:line="336" w:lineRule="auto" w:after="180"/>
+      </w:pPr>
+      <w:r>
+        <w:rPr>
+          <w:b w:val="0"/>
+        </w:rPr>
         <w:t>Apply the stated procedure to a new case with a traceable result</w:t>
       </w:r>
     </w:p>
     <w:p>
-      <w:r>
+      <w:pPr>
+        <w:spacing w:line="336" w:lineRule="auto" w:after="180"/>
+      </w:pPr>
+      <w:r>
+        <w:rPr>
+          <w:b w:val="0"/>
+        </w:rPr>
         <w:t>Identify an assumption or limitation and design a revealing follow-up</w:t>
       </w:r>
     </w:p>
@@ -126,8 +269,38 @@
       </w:r>
     </w:p>
     <w:p>
-      <w:r>
-        <w:t>Recall Deployment environments. Explain why a recorded result needs its input conditions and evidence source before it can support a claim.</w:t>
+      <w:pPr>
+        <w:spacing w:line="336" w:lineRule="auto" w:after="180"/>
+      </w:pPr>
+      <w:r>
+        <w:rPr>
+          <w:b w:val="0"/>
+        </w:rPr>
+        <w:t xml:space="preserve">Recall Deployment environments. Explain why a recorded result needs its </w:t>
+      </w:r>
+      <w:r>
+        <w:rPr>
+          <w:b/>
+        </w:rPr>
+        <w:t>input</w:t>
+      </w:r>
+      <w:r>
+        <w:rPr>
+          <w:b w:val="0"/>
+        </w:rPr>
+        <w:t xml:space="preserve"> conditions and </w:t>
+      </w:r>
+      <w:r>
+        <w:rPr>
+          <w:b/>
+        </w:rPr>
+        <w:t>evidence</w:t>
+      </w:r>
+      <w:r>
+        <w:rPr>
+          <w:b w:val="0"/>
+        </w:rPr>
+        <w:t xml:space="preserve"> source before it can support a claim.</w:t>
       </w:r>
     </w:p>
     <w:p>
@@ -162,8 +335,26 @@
       </w:r>
     </w:p>
     <w:p>
-      <w:r>
-        <w:t>Explain release and rollback using the deciding step in this fictional service.</w:t>
+      <w:pPr>
+        <w:spacing w:line="336" w:lineRule="auto" w:after="180"/>
+      </w:pPr>
+      <w:r>
+        <w:rPr>
+          <w:b w:val="0"/>
+        </w:rPr>
+        <w:t xml:space="preserve">Explain release and </w:t>
+      </w:r>
+      <w:r>
+        <w:rPr>
+          <w:b/>
+        </w:rPr>
+        <w:t>rollback</w:t>
+      </w:r>
+      <w:r>
+        <w:rPr>
+          <w:b w:val="0"/>
+        </w:rPr>
+        <w:t xml:space="preserve"> using the deciding step in this fictional service.</w:t>
       </w:r>
     </w:p>
     <w:p>
@@ -176,12 +367,76 @@
     </w:p>
     <w:p>
       <w:r>
-        <w:t>Release records bind code, configuration, data schema and evaluation evidence. Rollback requires compatibility with the current stored data.</w:t>
-      </w:r>
-    </w:p>
-    <w:p>
-      <w:r>
-        <w:t>Begin by writing the question the procedure is intended to answer. Identify the information already supplied, the information it will produce and the information still missing. These are constructed classroom examples; they do not require live accounts, private records or an external service. Do not treat a plausible explanation as a measured outcome.</w:t>
+        <w:t>Investigate the supplied Release and rollback case. Separate observations, given facts and assumptions before choosing an explanation.</w:t>
+      </w:r>
+    </w:p>
+    <w:p>
+      <w:pPr>
+        <w:spacing w:line="336" w:lineRule="auto" w:after="180"/>
+      </w:pPr>
+      <w:r>
+        <w:rPr>
+          <w:b w:val="0"/>
+        </w:rPr>
+        <w:t xml:space="preserve">Release records bind code, configuration, data schema and evaluation </w:t>
+      </w:r>
+      <w:r>
+        <w:rPr>
+          <w:b/>
+        </w:rPr>
+        <w:t>evidence</w:t>
+      </w:r>
+      <w:r>
+        <w:rPr>
+          <w:b w:val="0"/>
+        </w:rPr>
+        <w:t xml:space="preserve">. </w:t>
+      </w:r>
+      <w:r>
+        <w:rPr>
+          <w:b/>
+        </w:rPr>
+        <w:t>Rollback</w:t>
+      </w:r>
+      <w:r>
+        <w:rPr>
+          <w:b w:val="0"/>
+        </w:rPr>
+        <w:t xml:space="preserve"> requires </w:t>
+      </w:r>
+      <w:r>
+        <w:rPr>
+          <w:b/>
+        </w:rPr>
+        <w:t>compatibility</w:t>
+      </w:r>
+      <w:r>
+        <w:rPr>
+          <w:b w:val="0"/>
+        </w:rPr>
+        <w:t xml:space="preserve"> with the current stored data.</w:t>
+      </w:r>
+    </w:p>
+    <w:p>
+      <w:pPr>
+        <w:spacing w:line="336" w:lineRule="auto" w:after="180"/>
+      </w:pPr>
+      <w:r>
+        <w:rPr>
+          <w:b w:val="0"/>
+        </w:rPr>
+        <w:t>Begin by writing the question the procedure is intended to answer. Identify the information already supplied, the information it will produce and the information still missing.</w:t>
+      </w:r>
+    </w:p>
+    <w:p>
+      <w:pPr>
+        <w:spacing w:line="336" w:lineRule="auto" w:after="180"/>
+      </w:pPr>
+      <w:r>
+        <w:rPr>
+          <w:b w:val="0"/>
+        </w:rPr>
+        <w:t>These are constructed classroom examples; they do not require live accounts, private records or an external service. Do not treat a plausible explanation as a measured outcome.</w:t>
       </w:r>
     </w:p>
     <w:p>
@@ -217,7 +472,30 @@
     </w:p>
     <w:p>
       <w:r>
-        <w:t>Version v2 writes schema2. Version v1 reads only schema1. A rollback to v1 after v2 writes data cannot safely proceed without migration or a compatible reader.</w:t>
+        <w:t>Follow the mechanism for Release and rollback. Connect each labelled input, deciding step and result.</w:t>
+      </w:r>
+    </w:p>
+    <w:p>
+      <w:pPr>
+        <w:spacing w:line="336" w:lineRule="auto" w:after="180"/>
+      </w:pPr>
+      <w:r>
+        <w:rPr>
+          <w:b w:val="0"/>
+        </w:rPr>
+        <w:t xml:space="preserve">Version v2 writes schema2. Version v1 reads only schema1. A </w:t>
+      </w:r>
+      <w:r>
+        <w:rPr>
+          <w:b/>
+        </w:rPr>
+        <w:t>rollback</w:t>
+      </w:r>
+      <w:r>
+        <w:rPr>
+          <w:b w:val="0"/>
+        </w:rPr>
+        <w:t xml:space="preserve"> to v1 after v2 writes data cannot safely proceed without migration or a compatible reader.</w:t>
       </w:r>
     </w:p>
     <w:p>
@@ -313,8 +591,49 @@
       </w:r>
     </w:p>
     <w:p>
-      <w:r>
-        <w:t>Before applying the procedure, write its units, denominator or decision boundary where relevant. A partner should be able to repeat each step using the same inputs. If a required input is absent or violates the stated contract, record that condition explicitly instead of quietly replacing it with a convenient value.</w:t>
+      <w:pPr>
+        <w:spacing w:line="336" w:lineRule="auto" w:after="180"/>
+      </w:pPr>
+      <w:r>
+        <w:rPr>
+          <w:b w:val="0"/>
+        </w:rPr>
+        <w:t xml:space="preserve">Before applying the procedure, write its units, denominator or decision boundary where relevant. A partner should be able to repeat each step using the same </w:t>
+      </w:r>
+      <w:r>
+        <w:rPr>
+          <w:b/>
+        </w:rPr>
+        <w:t>input</w:t>
+      </w:r>
+      <w:r>
+        <w:rPr>
+          <w:b w:val="0"/>
+        </w:rPr>
+        <w:t>s.</w:t>
+      </w:r>
+    </w:p>
+    <w:p>
+      <w:pPr>
+        <w:spacing w:line="336" w:lineRule="auto" w:after="180"/>
+      </w:pPr>
+      <w:r>
+        <w:rPr>
+          <w:b w:val="0"/>
+        </w:rPr>
+        <w:t xml:space="preserve">If a required </w:t>
+      </w:r>
+      <w:r>
+        <w:rPr>
+          <w:b/>
+        </w:rPr>
+        <w:t>input</w:t>
+      </w:r>
+      <w:r>
+        <w:rPr>
+          <w:b w:val="0"/>
+        </w:rPr>
+        <w:t xml:space="preserve"> is absent or violates the stated contract, record that condition explicitly instead of quietly replacing it with a convenient value.</w:t>
       </w:r>
     </w:p>
     <w:p>
@@ -326,8 +645,26 @@
       </w:r>
     </w:p>
     <w:p>
-      <w:r>
-        <w:t>Point to the input, the deciding step and the result in this week’s visual. Explain the same step in ordinary words. A picture helps when you can say what each part represents.</w:t>
+      <w:pPr>
+        <w:spacing w:line="336" w:lineRule="auto" w:after="180"/>
+      </w:pPr>
+      <w:r>
+        <w:rPr>
+          <w:b w:val="0"/>
+        </w:rPr>
+        <w:t xml:space="preserve">Point to the </w:t>
+      </w:r>
+      <w:r>
+        <w:rPr>
+          <w:b/>
+        </w:rPr>
+        <w:t>input</w:t>
+      </w:r>
+      <w:r>
+        <w:rPr>
+          <w:b w:val="0"/>
+        </w:rPr>
+        <w:t>, the deciding step and the result in this week’s visual. Explain the same step in ordinary words. A picture helps when you can say what each part represents.</w:t>
       </w:r>
     </w:p>
     <w:p>
@@ -339,6 +676,11 @@
       </w:r>
     </w:p>
     <w:p>
+      <w:r>
+        <w:t>Compare the supplied cases for Release and rollback. Identify the detail that changes the conclusion.</w:t>
+      </w:r>
+    </w:p>
+    <w:p>
       <w:pPr>
         <w:pStyle w:val="Heading3"/>
       </w:pPr>
@@ -347,8 +689,26 @@
       </w:r>
     </w:p>
     <w:p>
-      <w:r>
-        <w:t>After deployment v2 creates schema2 records; operator proposes rollback code alone to v1. Show the intermediate steps and give the conclusion with its scope.</w:t>
+      <w:pPr>
+        <w:spacing w:line="336" w:lineRule="auto" w:after="180"/>
+      </w:pPr>
+      <w:r>
+        <w:rPr>
+          <w:b w:val="0"/>
+        </w:rPr>
+        <w:t xml:space="preserve">After deployment v2 creates schema2 records; operator proposes </w:t>
+      </w:r>
+      <w:r>
+        <w:rPr>
+          <w:b/>
+        </w:rPr>
+        <w:t>rollback</w:t>
+      </w:r>
+      <w:r>
+        <w:rPr>
+          <w:b w:val="0"/>
+        </w:rPr>
+        <w:t xml:space="preserve"> code alone to v1. Show the intermediate steps and give the conclusion with its scope.</w:t>
       </w:r>
     </w:p>
     <w:p>
@@ -393,17 +753,68 @@
       </w:r>
     </w:p>
     <w:p>
-      <w:r>
+      <w:pPr>
+        <w:pStyle w:val="Heading3"/>
+      </w:pPr>
+      <w:r>
+        <w:t>Change one thing</w:t>
+      </w:r>
+    </w:p>
+    <w:p>
+      <w:pPr>
+        <w:spacing w:line="336" w:lineRule="auto" w:after="180"/>
+        <w:shd w:fill="F5F1FB"/>
+      </w:pPr>
+      <w:r>
+        <w:rPr>
+          <w:b w:val="0"/>
+        </w:rPr>
         <w:t>Change: Repair B and pass privacy on a fresh reserved case.</w:t>
       </w:r>
     </w:p>
     <w:p>
-      <w:r>
-        <w:t>Prediction: B may enter the remaining gates; one repair does not approve everything.</w:t>
-      </w:r>
-    </w:p>
-    <w:p>
-      <w:r>
+      <w:pPr>
+        <w:pStyle w:val="Heading3"/>
+      </w:pPr>
+      <w:r>
+        <w:t>Predicted result</w:t>
+      </w:r>
+    </w:p>
+    <w:p>
+      <w:pPr>
+        <w:spacing w:line="336" w:lineRule="auto" w:after="180"/>
+        <w:shd w:fill="F1F6FC"/>
+      </w:pPr>
+      <w:r>
+        <w:rPr>
+          <w:b/>
+        </w:rPr>
+        <w:t>Prediction</w:t>
+      </w:r>
+      <w:r>
+        <w:rPr>
+          <w:b w:val="0"/>
+        </w:rPr>
+        <w:t>: B may enter the remaining gates; one repair does not approve everything.</w:t>
+      </w:r>
+    </w:p>
+    <w:p>
+      <w:pPr>
+        <w:pStyle w:val="Heading3"/>
+      </w:pPr>
+      <w:r>
+        <w:t>Why the result follows</w:t>
+      </w:r>
+    </w:p>
+    <w:p>
+      <w:pPr>
+        <w:spacing w:line="336" w:lineRule="auto" w:after="180"/>
+        <w:shd w:fill="F1F6FC"/>
+      </w:pPr>
+      <w:r>
+        <w:rPr>
+          <w:b w:val="0"/>
+        </w:rPr>
         <w:t>Reason: All required release conditions still apply.</w:t>
       </w:r>
     </w:p>
@@ -413,6 +824,11 @@
       </w:pPr>
       <w:r>
         <w:t>05. Words that unlock the idea</w:t>
+      </w:r>
+    </w:p>
+    <w:p>
+      <w:r>
+        <w:t>Use the vocabulary of Release and rollback to explain a concrete decision, rather than only memorising definitions.</w:t>
       </w:r>
     </w:p>
     <w:tbl>
@@ -550,17 +966,65 @@
     </w:p>
     <w:p>
       <w:r>
-        <w:t>After deployment v2 creates schema2 records; operator proposes rollback code alone to v1.</w:t>
-      </w:r>
-    </w:p>
-    <w:p>
-      <w:r>
-        <w:t>Code-only rollback is incompatible with stored schema2. Use the tested recovery plan or compatible migration; preserve data and failure evidence.</w:t>
-      </w:r>
-    </w:p>
-    <w:p>
-      <w:r>
-        <w:t>Compare the intermediate evidence with the final statement. Explain why each number or decision follows from the stated inputs. The conclusion belongs to this scenario and procedure; changing the inputs, evaluation population or authority can change what it establishes. Retain the raw record so a later revision can be compared honestly.</w:t>
+        <w:t>Follow the worked trace for Release and rollback, predict a step, then compare with its explanation.</w:t>
+      </w:r>
+    </w:p>
+    <w:p>
+      <w:pPr>
+        <w:spacing w:line="336" w:lineRule="auto" w:after="180"/>
+      </w:pPr>
+      <w:r>
+        <w:rPr>
+          <w:b w:val="0"/>
+        </w:rPr>
+        <w:t xml:space="preserve">After deployment v2 creates schema2 records; operator proposes </w:t>
+      </w:r>
+      <w:r>
+        <w:rPr>
+          <w:b/>
+        </w:rPr>
+        <w:t>rollback</w:t>
+      </w:r>
+      <w:r>
+        <w:rPr>
+          <w:b w:val="0"/>
+        </w:rPr>
+        <w:t xml:space="preserve"> code alone to v1.</w:t>
+      </w:r>
+    </w:p>
+    <w:p>
+      <w:pPr>
+        <w:spacing w:line="336" w:lineRule="auto" w:after="180"/>
+      </w:pPr>
+      <w:r>
+        <w:rPr>
+          <w:b w:val="0"/>
+        </w:rPr>
+        <w:t xml:space="preserve">Code-only </w:t>
+      </w:r>
+      <w:r>
+        <w:rPr>
+          <w:b/>
+        </w:rPr>
+        <w:t>rollback</w:t>
+      </w:r>
+      <w:r>
+        <w:rPr>
+          <w:b w:val="0"/>
+        </w:rPr>
+        <w:t xml:space="preserve"> is incompatible with stored schema2. Use the tested recovery plan or compatible migration; preserve data and failure </w:t>
+      </w:r>
+      <w:r>
+        <w:rPr>
+          <w:b/>
+        </w:rPr>
+        <w:t>evidence</w:t>
+      </w:r>
+      <w:r>
+        <w:rPr>
+          <w:b w:val="0"/>
+        </w:rPr>
+        <w:t>.</w:t>
       </w:r>
     </w:p>
     <w:p>
@@ -568,11 +1032,85 @@
         <w:pStyle w:val="Heading3"/>
       </w:pPr>
       <w:r>
+        <w:t>Worked explanation · Release and rollback</w:t>
+      </w:r>
+    </w:p>
+    <w:p>
+      <w:pPr>
+        <w:spacing w:line="336" w:lineRule="auto" w:after="180"/>
+        <w:shd w:fill="F1F6FC"/>
+      </w:pPr>
+      <w:r>
+        <w:rPr>
+          <w:b w:val="0"/>
+        </w:rPr>
+        <w:t xml:space="preserve">Compare the intermediate </w:t>
+      </w:r>
+      <w:r>
+        <w:rPr>
+          <w:b/>
+        </w:rPr>
+        <w:t>evidence</w:t>
+      </w:r>
+      <w:r>
+        <w:rPr>
+          <w:b w:val="0"/>
+        </w:rPr>
+        <w:t xml:space="preserve"> with the final statement. Explain why each number or decision follows from the stated </w:t>
+      </w:r>
+      <w:r>
+        <w:rPr>
+          <w:b/>
+        </w:rPr>
+        <w:t>input</w:t>
+      </w:r>
+      <w:r>
+        <w:rPr>
+          <w:b w:val="0"/>
+        </w:rPr>
+        <w:t>s.</w:t>
+      </w:r>
+    </w:p>
+    <w:p>
+      <w:pPr>
+        <w:spacing w:line="336" w:lineRule="auto" w:after="180"/>
+        <w:shd w:fill="F1F6FC"/>
+      </w:pPr>
+      <w:r>
+        <w:rPr>
+          <w:b w:val="0"/>
+        </w:rPr>
+        <w:t xml:space="preserve">The conclusion belongs to this scenario and procedure; changing the </w:t>
+      </w:r>
+      <w:r>
+        <w:rPr>
+          <w:b/>
+        </w:rPr>
+        <w:t>input</w:t>
+      </w:r>
+      <w:r>
+        <w:rPr>
+          <w:b w:val="0"/>
+        </w:rPr>
+        <w:t>s, evaluation population or authority can change what it establishes. Retain the raw record so a later revision can be compared honestly.</w:t>
+      </w:r>
+    </w:p>
+    <w:p>
+      <w:pPr>
+        <w:pStyle w:val="Heading3"/>
+      </w:pPr>
+      <w:r>
         <w:t>Learn from the worked case</w:t>
       </w:r>
     </w:p>
     <w:p>
-      <w:r>
+      <w:pPr>
+        <w:spacing w:line="336" w:lineRule="auto" w:after="180"/>
+      </w:pPr>
+      <w:r>
+        <w:rPr>
+          <w:b w:val="0"/>
+        </w:rPr>
         <w:t>Cover the result before checking it. Say what is given, choose the procedure, and follow one step at a time. Then uncover the result and explain your first mismatch. Ask why a step is allowed, not only what number it produces.</w:t>
       </w:r>
     </w:p>
@@ -585,7 +1123,13 @@
       </w:r>
     </w:p>
     <w:p>
-      <w:r>
+      <w:pPr>
+        <w:spacing w:line="336" w:lineRule="auto" w:after="180"/>
+      </w:pPr>
+      <w:r>
+        <w:rPr>
+          <w:b w:val="0"/>
+        </w:rPr>
         <w:t>A higher score can still block release. Version B is proposed to replace A; every privacy gate is mandatory.</w:t>
       </w:r>
     </w:p>
@@ -598,7 +1142,22 @@
       </w:r>
     </w:p>
     <w:p>
-      <w:r>
+      <w:pPr>
+        <w:pStyle w:val="Heading3"/>
+      </w:pPr>
+      <w:r>
+        <w:t>Supplied facts</w:t>
+      </w:r>
+    </w:p>
+    <w:p>
+      <w:pPr>
+        <w:spacing w:line="336" w:lineRule="auto" w:after="180"/>
+        <w:shd w:fill="F1F6FC"/>
+      </w:pPr>
+      <w:r>
+        <w:rPr>
+          <w:b w:val="0"/>
+        </w:rPr>
         <w:t>A passes 8/10 correctness cases. B passes 9/10 but fails one mandatory privacy check.</w:t>
       </w:r>
     </w:p>
@@ -762,30 +1321,102 @@
       </w:r>
     </w:p>
     <w:p>
-      <w:r>
-        <w:t>Release criteria combine benefits and mandatory conditions. Rollback requires known versions and compatible data, not an informal promise.</w:t>
-      </w:r>
-    </w:p>
-    <w:p>
       <w:pPr>
         <w:pStyle w:val="Heading3"/>
       </w:pPr>
       <w:r>
+        <w:t>Why the result follows</w:t>
+      </w:r>
+    </w:p>
+    <w:p>
+      <w:pPr>
+        <w:spacing w:line="336" w:lineRule="auto" w:after="180"/>
+        <w:shd w:fill="F1F6FC"/>
+      </w:pPr>
+      <w:r>
+        <w:rPr>
+          <w:b w:val="0"/>
+        </w:rPr>
+        <w:t xml:space="preserve">Release criteria combine benefits and mandatory conditions. </w:t>
+      </w:r>
+      <w:r>
+        <w:rPr>
+          <w:b/>
+        </w:rPr>
+        <w:t>Rollback</w:t>
+      </w:r>
+      <w:r>
+        <w:rPr>
+          <w:b w:val="0"/>
+        </w:rPr>
+        <w:t xml:space="preserve"> requires known versions and compatible data, not an informal promise.</w:t>
+      </w:r>
+    </w:p>
+    <w:p>
+      <w:pPr>
+        <w:pStyle w:val="Heading3"/>
+      </w:pPr>
+      <w:r>
         <w:t>What this example does not establish</w:t>
       </w:r>
     </w:p>
     <w:p>
-      <w:r>
+      <w:pPr>
+        <w:pStyle w:val="Heading3"/>
+      </w:pPr>
+      <w:r>
+        <w:t>Keep the stated limit</w:t>
+      </w:r>
+    </w:p>
+    <w:p>
+      <w:pPr>
+        <w:spacing w:line="336" w:lineRule="auto" w:after="180"/>
+        <w:shd w:fill="FFF5E6"/>
+      </w:pPr>
+      <w:r>
+        <w:rPr>
+          <w:b w:val="0"/>
+        </w:rPr>
         <w:t>Rolling back code may not reverse earlier external effects or incompatible data changes.</w:t>
       </w:r>
     </w:p>
     <w:p>
-      <w:r>
+      <w:pPr>
+        <w:pStyle w:val="Heading3"/>
+      </w:pPr>
+      <w:r>
+        <w:t>Keep the stated limit</w:t>
+      </w:r>
+    </w:p>
+    <w:p>
+      <w:pPr>
+        <w:spacing w:line="336" w:lineRule="auto" w:after="180"/>
+        <w:shd w:fill="FFF5E6"/>
+      </w:pPr>
+      <w:r>
+        <w:rPr>
+          <w:b w:val="0"/>
+        </w:rPr>
         <w:t>Read the labelled picture: Compute A’s and B’s correctness percentages. Why is B still blocked, and does passing a fresh privacy check automatically satisfy every release gate?</w:t>
       </w:r>
     </w:p>
     <w:p>
-      <w:r>
+      <w:pPr>
+        <w:pStyle w:val="Heading3"/>
+      </w:pPr>
+      <w:r>
+        <w:t>Keep the stated limit</w:t>
+      </w:r>
+    </w:p>
+    <w:p>
+      <w:pPr>
+        <w:spacing w:line="336" w:lineRule="auto" w:after="180"/>
+        <w:shd w:fill="FFF5E6"/>
+      </w:pPr>
+      <w:r>
+        <w:rPr>
+          <w:b w:val="0"/>
+        </w:rPr>
         <w:t>Change one thing: Repair B and pass privacy on a fresh reserved case. Predict the result before checking the explanation. What remains the same?</w:t>
       </w:r>
     </w:p>
@@ -799,12 +1430,42 @@
     </w:p>
     <w:p>
       <w:r>
-        <w:t>A rollback plan needs testing; an available old binary is not sufficient recovery evidence.</w:t>
-      </w:r>
-    </w:p>
-    <w:p>
-      <w:r>
-        <w:t>A useful check asks what would make the reasoning fail. Distinguish a failure to execute the declared procedure from a weakness in the procedure itself. The first may require a correction; the second requires an explicitly revised method and new evidence. Preserve unsuccessful cases so an improved result cannot hide the original problem.</w:t>
+        <w:t>Find the unsupported step in the Release and rollback claim and explain a repair using the supplied evidence.</w:t>
+      </w:r>
+    </w:p>
+    <w:p>
+      <w:pPr>
+        <w:spacing w:line="336" w:lineRule="auto" w:after="180"/>
+      </w:pPr>
+      <w:r>
+        <w:rPr>
+          <w:b w:val="0"/>
+        </w:rPr>
+        <w:t xml:space="preserve">A </w:t>
+      </w:r>
+      <w:r>
+        <w:rPr>
+          <w:b/>
+        </w:rPr>
+        <w:t>rollback</w:t>
+      </w:r>
+      <w:r>
+        <w:rPr>
+          <w:b w:val="0"/>
+        </w:rPr>
+        <w:t xml:space="preserve"> plan needs testing; an available old binary is not sufficient recovery </w:t>
+      </w:r>
+      <w:r>
+        <w:rPr>
+          <w:b/>
+        </w:rPr>
+        <w:t>evidence</w:t>
+      </w:r>
+      <w:r>
+        <w:rPr>
+          <w:b w:val="0"/>
+        </w:rPr>
+        <w:t>.</w:t>
       </w:r>
     </w:p>
     <w:p>
@@ -812,6 +1473,50 @@
         <w:pStyle w:val="Heading3"/>
       </w:pPr>
       <w:r>
+        <w:t>Check the claim against the facts</w:t>
+      </w:r>
+    </w:p>
+    <w:p>
+      <w:pPr>
+        <w:spacing w:line="336" w:lineRule="auto" w:after="180"/>
+        <w:shd w:fill="FFF5E6"/>
+      </w:pPr>
+      <w:r>
+        <w:rPr>
+          <w:b w:val="0"/>
+        </w:rPr>
+        <w:t>A useful check asks what would make the reasoning fail. Distinguish a failure to execute the declared procedure from a weakness in the procedure itself.</w:t>
+      </w:r>
+    </w:p>
+    <w:p>
+      <w:pPr>
+        <w:spacing w:line="336" w:lineRule="auto" w:after="180"/>
+        <w:shd w:fill="FFF5E6"/>
+      </w:pPr>
+      <w:r>
+        <w:rPr>
+          <w:b w:val="0"/>
+        </w:rPr>
+        <w:t xml:space="preserve">The first may require a correction; the second requires an explicitly revised method and new </w:t>
+      </w:r>
+      <w:r>
+        <w:rPr>
+          <w:b/>
+        </w:rPr>
+        <w:t>evidence</w:t>
+      </w:r>
+      <w:r>
+        <w:rPr>
+          <w:b w:val="0"/>
+        </w:rPr>
+        <w:t>. Preserve unsuccessful cases so an improved result cannot hide the original problem.</w:t>
+      </w:r>
+    </w:p>
+    <w:p>
+      <w:pPr>
+        <w:pStyle w:val="Heading3"/>
+      </w:pPr>
+      <w:r>
         <w:t>Guided: restate the worked result, then name the assumption or limitation that prevents a broader conclusion.</w:t>
       </w:r>
     </w:p>
@@ -849,8 +1554,38 @@
       </w:r>
     </w:p>
     <w:p>
-      <w:r>
-        <w:t>A report omits this qualification: A rollback plan needs testing; an available old binary is not sufficient recovery evidence. Explain how omitting it could change a reader's interpretation, and write an accurate replacement.</w:t>
+      <w:pPr>
+        <w:spacing w:line="336" w:lineRule="auto" w:after="180"/>
+      </w:pPr>
+      <w:r>
+        <w:rPr>
+          <w:b w:val="0"/>
+        </w:rPr>
+        <w:t xml:space="preserve">A report omits this qualification: A </w:t>
+      </w:r>
+      <w:r>
+        <w:rPr>
+          <w:b/>
+        </w:rPr>
+        <w:t>rollback</w:t>
+      </w:r>
+      <w:r>
+        <w:rPr>
+          <w:b w:val="0"/>
+        </w:rPr>
+        <w:t xml:space="preserve"> plan needs testing; an available old binary is not sufficient recovery </w:t>
+      </w:r>
+      <w:r>
+        <w:rPr>
+          <w:b/>
+        </w:rPr>
+        <w:t>evidence</w:t>
+      </w:r>
+      <w:r>
+        <w:rPr>
+          <w:b w:val="0"/>
+        </w:rPr>
+        <w:t>. Explain how omitting it could change a reader's interpretation, and write an accurate replacement.</w:t>
       </w:r>
     </w:p>
     <w:p>
@@ -901,7 +1636,54 @@
     </w:p>
     <w:p>
       <w:r>
-        <w:t>Explain the weekly mechanism in your own words. Use the worked scenario to name its input, decision rule and output.</w:t>
+        <w:t>Practise Release and rollback with support, then explain the deciding step in your own words.</w:t>
+      </w:r>
+    </w:p>
+    <w:p>
+      <w:pPr>
+        <w:spacing w:line="336" w:lineRule="auto" w:after="180"/>
+      </w:pPr>
+      <w:r>
+        <w:rPr>
+          <w:b w:val="0"/>
+        </w:rPr>
+        <w:t xml:space="preserve">Explain the weekly </w:t>
+      </w:r>
+      <w:r>
+        <w:rPr>
+          <w:b/>
+        </w:rPr>
+        <w:t>mechanism</w:t>
+      </w:r>
+      <w:r>
+        <w:rPr>
+          <w:b w:val="0"/>
+        </w:rPr>
+        <w:t xml:space="preserve"> in your own words. Use the worked scenario to name its </w:t>
+      </w:r>
+      <w:r>
+        <w:rPr>
+          <w:b/>
+        </w:rPr>
+        <w:t>input</w:t>
+      </w:r>
+      <w:r>
+        <w:rPr>
+          <w:b w:val="0"/>
+        </w:rPr>
+        <w:t xml:space="preserve">, decision rule and </w:t>
+      </w:r>
+      <w:r>
+        <w:rPr>
+          <w:b/>
+        </w:rPr>
+        <w:t>output</w:t>
+      </w:r>
+      <w:r>
+        <w:rPr>
+          <w:b w:val="0"/>
+        </w:rPr>
+        <w:t>.</w:t>
       </w:r>
     </w:p>
     <w:p>
@@ -974,8 +1756,38 @@
       </w:r>
     </w:p>
     <w:p>
-      <w:r>
-        <w:t>Use workbook W2 for the connected example “Release and rollback”. First fill the input and rule boxes. Try the middle steps before asking for a hint. After a hint, try the next step yourself.</w:t>
+      <w:pPr>
+        <w:spacing w:line="336" w:lineRule="auto" w:after="180"/>
+      </w:pPr>
+      <w:r>
+        <w:rPr>
+          <w:b w:val="0"/>
+        </w:rPr>
+        <w:t xml:space="preserve">Use workbook W2 for the connected example “Release and </w:t>
+      </w:r>
+      <w:r>
+        <w:rPr>
+          <w:b/>
+        </w:rPr>
+        <w:t>rollback</w:t>
+      </w:r>
+      <w:r>
+        <w:rPr>
+          <w:b w:val="0"/>
+        </w:rPr>
+        <w:t xml:space="preserve">”. First fill the </w:t>
+      </w:r>
+      <w:r>
+        <w:rPr>
+          <w:b/>
+        </w:rPr>
+        <w:t>input</w:t>
+      </w:r>
+      <w:r>
+        <w:rPr>
+          <w:b w:val="0"/>
+        </w:rPr>
+        <w:t xml:space="preserve"> and rule boxes. Try the middle steps before asking for a hint. After a hint, try the next step yourself.</w:t>
       </w:r>
     </w:p>
     <w:tbl>
@@ -1058,7 +1870,13 @@
       </w:tr>
     </w:tbl>
     <w:p>
-      <w:r>
+      <w:pPr>
+        <w:spacing w:line="336" w:lineRule="auto" w:after="180"/>
+      </w:pPr>
+      <w:r>
+        <w:rPr>
+          <w:b w:val="0"/>
+        </w:rPr>
         <w:t>Explain your trace to a partner. Your partner points to one step to check. Swap roles on the next case. Each person writes their own explanation.</w:t>
       </w:r>
     </w:p>
@@ -1071,12 +1889,47 @@
       </w:r>
     </w:p>
     <w:p>
-      <w:r>
-        <w:t>Use the worked case for Release and rollback. Proposed explanation: “The worked result establishes every future case”. Decide whether this explanation is supported. Point to the step or supplied fact that decides; explain your repair if needed.</w:t>
-      </w:r>
-    </w:p>
-    <w:p>
-      <w:r>
+      <w:pPr>
+        <w:spacing w:line="336" w:lineRule="auto" w:after="180"/>
+      </w:pPr>
+      <w:r>
+        <w:rPr>
+          <w:b w:val="0"/>
+        </w:rPr>
+        <w:t xml:space="preserve">Use the worked case for Release and </w:t>
+      </w:r>
+      <w:r>
+        <w:rPr>
+          <w:b/>
+        </w:rPr>
+        <w:t>rollback</w:t>
+      </w:r>
+      <w:r>
+        <w:rPr>
+          <w:b w:val="0"/>
+        </w:rPr>
+        <w:t>. Proposed explanation: “The worked result establishes every future case”. Decide whether this explanation is supported.</w:t>
+      </w:r>
+    </w:p>
+    <w:p>
+      <w:pPr>
+        <w:spacing w:line="336" w:lineRule="auto" w:after="180"/>
+      </w:pPr>
+      <w:r>
+        <w:rPr>
+          <w:b w:val="0"/>
+        </w:rPr>
+        <w:t>Point to the step or supplied fact that decides; explain your repair if needed.</w:t>
+      </w:r>
+    </w:p>
+    <w:p>
+      <w:pPr>
+        <w:spacing w:line="336" w:lineRule="auto" w:after="180"/>
+      </w:pPr>
+      <w:r>
+        <w:rPr>
+          <w:b w:val="0"/>
+        </w:rPr>
         <w:t>Answer on your own before discussion. If you are unsure, say which step you need help with.</w:t>
       </w:r>
     </w:p>
@@ -1089,7 +1942,14 @@
       </w:r>
     </w:p>
     <w:p>
-      <w:r>
+      <w:pPr>
+        <w:spacing w:line="336" w:lineRule="auto" w:after="180"/>
+        <w:shd w:fill="F5F1FB"/>
+      </w:pPr>
+      <w:r>
+        <w:rPr>
+          <w:b w:val="0"/>
+        </w:rPr>
         <w:t>Compute A’s and B’s correctness percentages. Why is B still blocked, and does passing a fresh privacy check automatically satisfy every release gate?</w:t>
       </w:r>
     </w:p>
@@ -1122,7 +1982,13 @@
       </w:r>
     </w:p>
     <w:p>
-      <w:r>
+      <w:pPr>
+        <w:spacing w:line="336" w:lineRule="auto" w:after="180"/>
+      </w:pPr>
+      <w:r>
+        <w:rPr>
+          <w:b w:val="0"/>
+        </w:rPr>
         <w:t>This is supported practice. Keep the separately named independent case for an attempt before feedback.</w:t>
       </w:r>
     </w:p>
@@ -1135,6 +2001,11 @@
       </w:r>
     </w:p>
     <w:p>
+      <w:r>
+        <w:t>Investigate Release and rollback. Record the prediction, actual observation or labelled paper trace, explanation and next test separately.</w:t>
+      </w:r>
+    </w:p>
+    <w:p>
       <w:pPr>
         <w:pStyle w:val="Heading3"/>
       </w:pPr>
@@ -1143,8 +2014,26 @@
       </w:r>
     </w:p>
     <w:p>
-      <w:r>
-        <w:t>After deployment v2 creates schema2 records; operator proposes rollback code alone to v1. Show the intermediate steps and give the conclusion with its scope.</w:t>
+      <w:pPr>
+        <w:spacing w:line="336" w:lineRule="auto" w:after="180"/>
+      </w:pPr>
+      <w:r>
+        <w:rPr>
+          <w:b w:val="0"/>
+        </w:rPr>
+        <w:t xml:space="preserve">After deployment v2 creates schema2 records; operator proposes </w:t>
+      </w:r>
+      <w:r>
+        <w:rPr>
+          <w:b/>
+        </w:rPr>
+        <w:t>rollback</w:t>
+      </w:r>
+      <w:r>
+        <w:rPr>
+          <w:b w:val="0"/>
+        </w:rPr>
+        <w:t xml:space="preserve"> code alone to v1. Show the intermediate steps and give the conclusion with its scope.</w:t>
       </w:r>
     </w:p>
     <w:tbl>
@@ -1284,7 +2173,13 @@
       </w:tr>
     </w:tbl>
     <w:p>
-      <w:r>
+      <w:pPr>
+        <w:spacing w:line="336" w:lineRule="auto" w:after="180"/>
+      </w:pPr>
+      <w:r>
+        <w:rPr>
+          <w:b w:val="0"/>
+        </w:rPr>
         <w:t>On paper, trace the supplied procedure. If code is provided, predict before running it in a local practice file. Never write an expected answer as though it were an observed run.</w:t>
       </w:r>
     </w:p>
@@ -1297,7 +2192,13 @@
       </w:r>
     </w:p>
     <w:p>
-      <w:r>
+      <w:pPr>
+        <w:spacing w:line="336" w:lineRule="auto" w:after="180"/>
+      </w:pPr>
+      <w:r>
+        <w:rPr>
+          <w:b w:val="0"/>
+        </w:rPr>
         <w:t>Before trying: what do I expect, and why? While trying: which step could first go wrong? Afterwards: what did I actually observe, and what should change? Keep “not run” if you only traced the procedure.</w:t>
       </w:r>
     </w:p>
@@ -1310,6 +2211,11 @@
       </w:r>
     </w:p>
     <w:p>
+      <w:r>
+        <w:t>Move from recall to tracing, diagnosis and transfer in Release and rollback. Explain why each step is justified.</w:t>
+      </w:r>
+    </w:p>
+    <w:p>
       <w:pPr>
         <w:pStyle w:val="Heading3"/>
       </w:pPr>
@@ -1318,18 +2224,107 @@
       </w:r>
     </w:p>
     <w:p>
-      <w:r>
-        <w:t>Explain the weekly mechanism in your own words. Use the worked scenario to name its input, decision rule and output.</w:t>
-      </w:r>
-    </w:p>
-    <w:p>
-      <w:r>
-        <w:t>A report omits this qualification: A rollback plan needs testing; an available old binary is not sufficient recovery evidence. Explain how omitting it could change a reader's interpretation, and write an accurate replacement.</w:t>
-      </w:r>
-    </w:p>
-    <w:p>
-      <w:r>
-        <w:t>For the worked scenario, propose one additional case that could reveal a failure, describe its expected outcome before running it, and explain what would need to remain fixed for a fair comparison. Do not reuse W4 as a new final test after receiving feedback.</w:t>
+      <w:pPr>
+        <w:spacing w:line="336" w:lineRule="auto" w:after="180"/>
+      </w:pPr>
+      <w:r>
+        <w:rPr>
+          <w:b w:val="0"/>
+        </w:rPr>
+        <w:t xml:space="preserve">Explain the weekly </w:t>
+      </w:r>
+      <w:r>
+        <w:rPr>
+          <w:b/>
+        </w:rPr>
+        <w:t>mechanism</w:t>
+      </w:r>
+      <w:r>
+        <w:rPr>
+          <w:b w:val="0"/>
+        </w:rPr>
+        <w:t xml:space="preserve"> in your own words. Use the worked scenario to name its </w:t>
+      </w:r>
+      <w:r>
+        <w:rPr>
+          <w:b/>
+        </w:rPr>
+        <w:t>input</w:t>
+      </w:r>
+      <w:r>
+        <w:rPr>
+          <w:b w:val="0"/>
+        </w:rPr>
+        <w:t xml:space="preserve">, decision rule and </w:t>
+      </w:r>
+      <w:r>
+        <w:rPr>
+          <w:b/>
+        </w:rPr>
+        <w:t>output</w:t>
+      </w:r>
+      <w:r>
+        <w:rPr>
+          <w:b w:val="0"/>
+        </w:rPr>
+        <w:t>.</w:t>
+      </w:r>
+    </w:p>
+    <w:p>
+      <w:pPr>
+        <w:spacing w:line="336" w:lineRule="auto" w:after="180"/>
+      </w:pPr>
+      <w:r>
+        <w:rPr>
+          <w:b w:val="0"/>
+        </w:rPr>
+        <w:t xml:space="preserve">A report omits this qualification: A </w:t>
+      </w:r>
+      <w:r>
+        <w:rPr>
+          <w:b/>
+        </w:rPr>
+        <w:t>rollback</w:t>
+      </w:r>
+      <w:r>
+        <w:rPr>
+          <w:b w:val="0"/>
+        </w:rPr>
+        <w:t xml:space="preserve"> plan needs testing; an available old binary is not sufficient recovery </w:t>
+      </w:r>
+      <w:r>
+        <w:rPr>
+          <w:b/>
+        </w:rPr>
+        <w:t>evidence</w:t>
+      </w:r>
+      <w:r>
+        <w:rPr>
+          <w:b w:val="0"/>
+        </w:rPr>
+        <w:t>. Explain how omitting it could change a reader's interpretation, and write an accurate replacement.</w:t>
+      </w:r>
+    </w:p>
+    <w:p>
+      <w:pPr>
+        <w:spacing w:line="336" w:lineRule="auto" w:after="180"/>
+      </w:pPr>
+      <w:r>
+        <w:rPr>
+          <w:b w:val="0"/>
+        </w:rPr>
+        <w:t>For the worked scenario, propose one additional case that could reveal a failure, describe its expected outcome before running it, and explain what would need to remain fixed for a fair comparison.</w:t>
+      </w:r>
+    </w:p>
+    <w:p>
+      <w:pPr>
+        <w:spacing w:line="336" w:lineRule="auto" w:after="180"/>
+      </w:pPr>
+      <w:r>
+        <w:rPr>
+          <w:b w:val="0"/>
+        </w:rPr>
+        <w:t>Do not reuse W4 as a new final test after receiving feedback.</w:t>
       </w:r>
     </w:p>
     <w:p>
@@ -1375,7 +2370,101 @@
     </w:p>
     <w:p>
       <w:r>
-        <w:t>Add a labelled release and rollback evidence sheet to Grounded Learning Service. Show how you can explain the mechanism and terminology of release and rollback. Use the supplied fictional case and keep its inputs, intermediate steps, calculation or prediction, and limitation. Connect this record to last week’s record; a matching answer without a trace is insufficient.</w:t>
+        <w:t>Apply this week’s idea to Grounded Learning Service. Keep an annotated decision and the evidence supporting it.</w:t>
+      </w:r>
+    </w:p>
+    <w:p>
+      <w:pPr>
+        <w:spacing w:line="336" w:lineRule="auto" w:after="180"/>
+      </w:pPr>
+      <w:r>
+        <w:rPr>
+          <w:b w:val="0"/>
+        </w:rPr>
+        <w:t xml:space="preserve">Add a labelled release and </w:t>
+      </w:r>
+      <w:r>
+        <w:rPr>
+          <w:b/>
+        </w:rPr>
+        <w:t>rollback</w:t>
+      </w:r>
+      <w:r>
+        <w:rPr>
+          <w:b w:val="0"/>
+        </w:rPr>
+        <w:t xml:space="preserve"> </w:t>
+      </w:r>
+      <w:r>
+        <w:rPr>
+          <w:b/>
+        </w:rPr>
+        <w:t>evidence</w:t>
+      </w:r>
+      <w:r>
+        <w:rPr>
+          <w:b w:val="0"/>
+        </w:rPr>
+        <w:t xml:space="preserve"> sheet to Grounded Learning Service. Show how you can explain the </w:t>
+      </w:r>
+      <w:r>
+        <w:rPr>
+          <w:b/>
+        </w:rPr>
+        <w:t>mechanism</w:t>
+      </w:r>
+      <w:r>
+        <w:rPr>
+          <w:b w:val="0"/>
+        </w:rPr>
+        <w:t xml:space="preserve"> and terminology of release and </w:t>
+      </w:r>
+      <w:r>
+        <w:rPr>
+          <w:b/>
+        </w:rPr>
+        <w:t>rollback</w:t>
+      </w:r>
+      <w:r>
+        <w:rPr>
+          <w:b w:val="0"/>
+        </w:rPr>
+        <w:t>.</w:t>
+      </w:r>
+    </w:p>
+    <w:p>
+      <w:pPr>
+        <w:spacing w:line="336" w:lineRule="auto" w:after="180"/>
+      </w:pPr>
+      <w:r>
+        <w:rPr>
+          <w:b w:val="0"/>
+        </w:rPr>
+        <w:t xml:space="preserve">Use the supplied fictional case and keep its </w:t>
+      </w:r>
+      <w:r>
+        <w:rPr>
+          <w:b/>
+        </w:rPr>
+        <w:t>input</w:t>
+      </w:r>
+      <w:r>
+        <w:rPr>
+          <w:b w:val="0"/>
+        </w:rPr>
+        <w:t xml:space="preserve">s, intermediate steps, calculation or </w:t>
+      </w:r>
+      <w:r>
+        <w:rPr>
+          <w:b/>
+        </w:rPr>
+        <w:t>prediction</w:t>
+      </w:r>
+      <w:r>
+        <w:rPr>
+          <w:b w:val="0"/>
+        </w:rPr>
+        <w:t>, and limitation. Connect this record to last week’s record; a matching answer without a trace is insufficient.</w:t>
       </w:r>
     </w:p>
     <w:tbl>
@@ -1503,8 +2592,26 @@
       </w:r>
     </w:p>
     <w:p>
-      <w:r>
-        <w:t>For the Grounded Learning Service, retain an annotated trace and the changed-case result. Name the contract or evidence that makes the deciding step valid, so another team can review it.</w:t>
+      <w:pPr>
+        <w:spacing w:line="336" w:lineRule="auto" w:after="180"/>
+      </w:pPr>
+      <w:r>
+        <w:rPr>
+          <w:b w:val="0"/>
+        </w:rPr>
+        <w:t xml:space="preserve">For the Grounded Learning Service, retain an annotated trace and the changed-case result. Name the contract or </w:t>
+      </w:r>
+      <w:r>
+        <w:rPr>
+          <w:b/>
+        </w:rPr>
+        <w:t>evidence</w:t>
+      </w:r>
+      <w:r>
+        <w:rPr>
+          <w:b w:val="0"/>
+        </w:rPr>
+        <w:t xml:space="preserve"> that makes the deciding step valid, so another team can review it.</w:t>
       </w:r>
     </w:p>
     <w:p>
@@ -1517,7 +2624,29 @@
     </w:p>
     <w:p>
       <w:r>
-        <w:t>Complete the supported workbook tasks before attempting W4 independently. Record any hints or help used. After feedback, use the teacher's fresh retry rather than copying the earlier answer. For a project, select a relevant new case, predict the outcome from the declared rule and preserve the result alongside any revision.</w:t>
+        <w:t>Use a genuinely new case for independent evidence. Previously discussed examples remain practice; use the separately named independent case before feedback.</w:t>
+      </w:r>
+    </w:p>
+    <w:p>
+      <w:pPr>
+        <w:spacing w:line="336" w:lineRule="auto" w:after="180"/>
+      </w:pPr>
+      <w:r>
+        <w:rPr>
+          <w:b w:val="0"/>
+        </w:rPr>
+        <w:t>Complete the supported workbook tasks before attempting W4 independently. Record any hints or help used. After feedback, use the teacher's fresh retry rather than copying the earlier answer.</w:t>
+      </w:r>
+    </w:p>
+    <w:p>
+      <w:pPr>
+        <w:spacing w:line="336" w:lineRule="auto" w:after="180"/>
+      </w:pPr>
+      <w:r>
+        <w:rPr>
+          <w:b w:val="0"/>
+        </w:rPr>
+        <w:t>For a project, select a relevant new case, predict the outcome from the declared rule and preserve the result alongside any revision.</w:t>
       </w:r>
     </w:p>
     <w:p>
@@ -1554,8 +2683,25 @@
       </w:r>
     </w:p>
     <w:p>
-      <w:r>
-        <w:t>For the worked scenario, propose one additional case that could reveal a failure, describe its expected outcome before running it, and explain what would need to remain fixed for a fair comparison. Do not reuse W4 as a new final test after receiving feedback.</w:t>
+      <w:pPr>
+        <w:spacing w:line="336" w:lineRule="auto" w:after="180"/>
+      </w:pPr>
+      <w:r>
+        <w:rPr>
+          <w:b w:val="0"/>
+        </w:rPr>
+        <w:t>For the worked scenario, propose one additional case that could reveal a failure, describe its expected outcome before running it, and explain what would need to remain fixed for a fair comparison.</w:t>
+      </w:r>
+    </w:p>
+    <w:p>
+      <w:pPr>
+        <w:spacing w:line="336" w:lineRule="auto" w:after="180"/>
+      </w:pPr>
+      <w:r>
+        <w:rPr>
+          <w:b w:val="0"/>
+        </w:rPr>
+        <w:t>Do not reuse W4 as a new final test after receiving feedback.</w:t>
       </w:r>
     </w:p>
     <w:p>
@@ -1592,6 +2738,11 @@
       </w:pPr>
       <w:r>
         <w:t>13. Study a complete case</w:t>
+      </w:r>
+    </w:p>
+    <w:p>
+      <w:r>
+        <w:t>Revisit the complete Release and rollback case for supported practice. Repeated examples do not become fresh assessments.</w:t>
       </w:r>
     </w:p>
     <w:p>
@@ -1695,8 +2846,26 @@
       </w:r>
     </w:p>
     <w:p>
-      <w:r>
-        <w:t>Follow the input through the stated procedure to its result. Cover the result first, predict it, then explain every intermediate step. The text/table accompanies the figure so the example can be read without colour.</w:t>
+      <w:pPr>
+        <w:spacing w:line="336" w:lineRule="auto" w:after="180"/>
+      </w:pPr>
+      <w:r>
+        <w:rPr>
+          <w:b w:val="0"/>
+        </w:rPr>
+        <w:t xml:space="preserve">Follow the </w:t>
+      </w:r>
+      <w:r>
+        <w:rPr>
+          <w:b/>
+        </w:rPr>
+        <w:t>input</w:t>
+      </w:r>
+      <w:r>
+        <w:rPr>
+          <w:b w:val="0"/>
+        </w:rPr>
+        <w:t xml:space="preserve"> through the stated procedure to its result. Cover the result first, predict it, then explain every intermediate step. The text/table accompanies the figure so the example can be read without colour.</w:t>
       </w:r>
     </w:p>
     <w:p>
@@ -1746,6 +2915,11 @@
       </w:r>
     </w:p>
     <w:p>
+      <w:r>
+        <w:t>Attempt the reserved new case before feedback. Record support; the earlier examples below remain additional practice.</w:t>
+      </w:r>
+    </w:p>
+    <w:p>
       <w:pPr>
         <w:pStyle w:val="Heading3"/>
       </w:pPr>
@@ -1754,7 +2928,14 @@
       </w:r>
     </w:p>
     <w:p>
-      <w:r>
+      <w:pPr>
+        <w:spacing w:line="336" w:lineRule="auto" w:after="180"/>
+        <w:shd w:fill="F5F1FB"/>
+      </w:pPr>
+      <w:r>
+        <w:rPr>
+          <w:b w:val="0"/>
+        </w:rPr>
         <w:t>New release changes corpus and prompt. Old prompt requires old field names absent from the new corpus. Is reverting prompt alone valid?</w:t>
       </w:r>
     </w:p>
@@ -1802,7 +2983,13 @@
       </w:r>
     </w:p>
     <w:p>
-      <w:r>
+      <w:pPr>
+        <w:spacing w:line="336" w:lineRule="auto" w:after="180"/>
+      </w:pPr>
+      <w:r>
+        <w:rPr>
+          <w:b w:val="0"/>
+        </w:rPr>
         <w:t>Attempt this case before feedback. Record any help. Earlier examples below are further practice; a case already practised with feedback cannot establish fresh transfer.</w:t>
       </w:r>
     </w:p>
@@ -1815,7 +3002,14 @@
       </w:r>
     </w:p>
     <w:p>
-      <w:r>
+      <w:pPr>
+        <w:spacing w:line="336" w:lineRule="auto" w:after="180"/>
+        <w:shd w:fill="F5F1FB"/>
+      </w:pPr>
+      <w:r>
+        <w:rPr>
+          <w:b w:val="0"/>
+        </w:rPr>
         <w:t>New release changes corpus and prompt. Old prompt requires old field names absent from the new corpus. Is reverting prompt alone valid?</w:t>
       </w:r>
     </w:p>
@@ -1868,7 +3062,13 @@
       </w:r>
     </w:p>
     <w:p>
-      <w:r>
+      <w:pPr>
+        <w:spacing w:line="336" w:lineRule="auto" w:after="180"/>
+      </w:pPr>
+      <w:r>
+        <w:rPr>
+          <w:b w:val="0"/>
+        </w:rPr>
         <w:t>Record support used: none, hint or teacher explanation. After feedback, a different case is needed to demonstrate independence.</w:t>
       </w:r>
     </w:p>
@@ -1881,8 +3081,25 @@
       </w:r>
     </w:p>
     <w:p>
-      <w:r>
-        <w:t>Attempt the independent case before hints. Record whether you worked alone, used a hint or followed a model. After feedback, fix the first unsupported step and explain why it changed. A later check uses a changed case, not a copied answer.</w:t>
+      <w:pPr>
+        <w:spacing w:line="336" w:lineRule="auto" w:after="180"/>
+      </w:pPr>
+      <w:r>
+        <w:rPr>
+          <w:b w:val="0"/>
+        </w:rPr>
+        <w:t>Attempt the independent case before hints. Record whether you worked alone, used a hint or followed a model. After feedback, fix the first unsupported step and explain why it changed.</w:t>
+      </w:r>
+    </w:p>
+    <w:p>
+      <w:pPr>
+        <w:spacing w:line="336" w:lineRule="auto" w:after="180"/>
+      </w:pPr>
+      <w:r>
+        <w:rPr>
+          <w:b w:val="0"/>
+        </w:rPr>
+        <w:t>A later check uses a changed case, not a copied answer.</w:t>
       </w:r>
     </w:p>
     <w:p>
@@ -1895,6 +3112,17 @@
     </w:p>
     <w:p>
       <w:r>
+        <w:t>Use this map to navigate Release and rollback, connect the goals to tasks and keep one evidence record for each attempt.</w:t>
+      </w:r>
+    </w:p>
+    <w:p>
+      <w:pPr>
+        <w:spacing w:line="336" w:lineRule="auto" w:after="180"/>
+      </w:pPr>
+      <w:r>
+        <w:rPr>
+          <w:b w:val="0"/>
+        </w:rPr>
         <w:t>Start with this question: A higher score can still block release. Version B is proposed to replace A; every privacy gate is mandatory.</w:t>
       </w:r>
     </w:p>
@@ -2001,13 +3229,61 @@
       </w:tr>
     </w:tbl>
     <w:p>
-      <w:r>
-        <w:t>Remember → watch and explain → try with help → investigate → try independently → keep project evidence. Your teacher may spread this lesson across several classes.</w:t>
-      </w:r>
-    </w:p>
-    <w:p>
-      <w:r>
-        <w:t>Keep your first prediction. Compare it with what the evidence shows and explain any change.</w:t>
+      <w:pPr>
+        <w:spacing w:line="336" w:lineRule="auto" w:after="180"/>
+      </w:pPr>
+      <w:r>
+        <w:rPr>
+          <w:b w:val="0"/>
+        </w:rPr>
+        <w:t xml:space="preserve">Remember → watch and explain → try with help → investigate → try independently → keep project </w:t>
+      </w:r>
+      <w:r>
+        <w:rPr>
+          <w:b/>
+        </w:rPr>
+        <w:t>evidence</w:t>
+      </w:r>
+      <w:r>
+        <w:rPr>
+          <w:b w:val="0"/>
+        </w:rPr>
+        <w:t>. Your teacher may spread this lesson across several classes.</w:t>
+      </w:r>
+    </w:p>
+    <w:p>
+      <w:pPr>
+        <w:spacing w:line="336" w:lineRule="auto" w:after="180"/>
+      </w:pPr>
+      <w:r>
+        <w:rPr>
+          <w:b w:val="0"/>
+        </w:rPr>
+        <w:t xml:space="preserve">Keep your first </w:t>
+      </w:r>
+      <w:r>
+        <w:rPr>
+          <w:b/>
+        </w:rPr>
+        <w:t>prediction</w:t>
+      </w:r>
+      <w:r>
+        <w:rPr>
+          <w:b w:val="0"/>
+        </w:rPr>
+        <w:t xml:space="preserve">. Compare it with what the </w:t>
+      </w:r>
+      <w:r>
+        <w:rPr>
+          <w:b/>
+        </w:rPr>
+        <w:t>evidence</w:t>
+      </w:r>
+      <w:r>
+        <w:rPr>
+          <w:b w:val="0"/>
+        </w:rPr>
+        <w:t xml:space="preserve"> shows and explain any change.</w:t>
       </w:r>
     </w:p>
     <w:p>
@@ -2020,7 +3296,36 @@
     </w:p>
     <w:p>
       <w:r>
-        <w:t>Close your notes. Explain this goal in your own words: Explain the mechanism and terminology of release and rollback</w:t>
+        <w:t>Explain Release and rollback without notes, identify a remaining question and plan a later check with a changed case.</w:t>
+      </w:r>
+    </w:p>
+    <w:p>
+      <w:pPr>
+        <w:spacing w:line="336" w:lineRule="auto" w:after="180"/>
+      </w:pPr>
+      <w:r>
+        <w:rPr>
+          <w:b w:val="0"/>
+        </w:rPr>
+        <w:t xml:space="preserve">Close your notes. Explain this goal in your own words: Explain the </w:t>
+      </w:r>
+      <w:r>
+        <w:rPr>
+          <w:b/>
+        </w:rPr>
+        <w:t>mechanism</w:t>
+      </w:r>
+      <w:r>
+        <w:rPr>
+          <w:b w:val="0"/>
+        </w:rPr>
+        <w:t xml:space="preserve"> and terminology of release and </w:t>
+      </w:r>
+      <w:r>
+        <w:rPr>
+          <w:b/>
+        </w:rPr>
+        <w:t>rollback</w:t>
       </w:r>
     </w:p>
     <w:p>
@@ -2057,13 +3362,61 @@
       </w:r>
     </w:p>
     <w:p>
-      <w:r>
-        <w:t>If you are unsure, return to the worked picture and explain one arrow. If you are ready, change an input or assumption and justify your prediction.</w:t>
-      </w:r>
-    </w:p>
-    <w:p>
-      <w:r>
-        <w:t>Save your workbook evidence. At the next review, try a different case before opening your old answer.</w:t>
+      <w:pPr>
+        <w:spacing w:line="336" w:lineRule="auto" w:after="180"/>
+      </w:pPr>
+      <w:r>
+        <w:rPr>
+          <w:b w:val="0"/>
+        </w:rPr>
+        <w:t xml:space="preserve">If you are unsure, return to the worked picture and explain one arrow. If you are ready, change an </w:t>
+      </w:r>
+      <w:r>
+        <w:rPr>
+          <w:b/>
+        </w:rPr>
+        <w:t>input</w:t>
+      </w:r>
+      <w:r>
+        <w:rPr>
+          <w:b w:val="0"/>
+        </w:rPr>
+        <w:t xml:space="preserve"> or assumption and justify your </w:t>
+      </w:r>
+      <w:r>
+        <w:rPr>
+          <w:b/>
+        </w:rPr>
+        <w:t>prediction</w:t>
+      </w:r>
+      <w:r>
+        <w:rPr>
+          <w:b w:val="0"/>
+        </w:rPr>
+        <w:t>.</w:t>
+      </w:r>
+    </w:p>
+    <w:p>
+      <w:pPr>
+        <w:spacing w:line="336" w:lineRule="auto" w:after="180"/>
+      </w:pPr>
+      <w:r>
+        <w:rPr>
+          <w:b w:val="0"/>
+        </w:rPr>
+        <w:t xml:space="preserve">Save your workbook </w:t>
+      </w:r>
+      <w:r>
+        <w:rPr>
+          <w:b/>
+        </w:rPr>
+        <w:t>evidence</w:t>
+      </w:r>
+      <w:r>
+        <w:rPr>
+          <w:b w:val="0"/>
+        </w:rPr>
+        <w:t>. At the next review, try a different case before opening your old answer.</w:t>
       </w:r>
     </w:p>
     <w:p>
@@ -2076,11 +3429,28 @@
     </w:p>
     <w:p>
       <w:r>
+        <w:t>Attempt supported questions before using hints or feedback. Review a missing building block, then keep the completed work.</w:t>
+      </w:r>
+    </w:p>
+    <w:p>
+      <w:pPr>
+        <w:spacing w:line="336" w:lineRule="auto" w:after="180"/>
+      </w:pPr>
+      <w:r>
+        <w:rPr>
+          <w:b w:val="0"/>
+        </w:rPr>
         <w:t>Use this supported practice once, in the browser or on paper. Keep the reserved independent assessment for a separate first attempt before teacher feedback.</w:t>
       </w:r>
     </w:p>
     <w:p>
-      <w:r>
+      <w:pPr>
+        <w:spacing w:line="336" w:lineRule="auto" w:after="180"/>
+      </w:pPr>
+      <w:r>
+        <w:rPr>
+          <w:b w:val="0"/>
+        </w:rPr>
         <w:t>A higher score can still block release. Version B is proposed to replace A; every privacy gate is mandatory.</w:t>
       </w:r>
     </w:p>
@@ -2093,22 +3463,61 @@
       </w:r>
     </w:p>
     <w:p>
-      <w:r>
-        <w:t>Which labelled step matches this detail? Retain the reviewed A version and documented rollback procedure.</w:t>
-      </w:r>
-    </w:p>
-    <w:p>
-      <w:r>
+      <w:pPr>
+        <w:spacing w:line="336" w:lineRule="auto" w:after="180"/>
+      </w:pPr>
+      <w:r>
+        <w:rPr>
+          <w:b w:val="0"/>
+        </w:rPr>
+        <w:t xml:space="preserve">Which labelled step matches this detail? Retain the reviewed A version and documented </w:t>
+      </w:r>
+      <w:r>
+        <w:rPr>
+          <w:b/>
+        </w:rPr>
+        <w:t>rollback</w:t>
+      </w:r>
+      <w:r>
+        <w:rPr>
+          <w:b w:val="0"/>
+        </w:rPr>
+        <w:t xml:space="preserve"> procedure.</w:t>
+      </w:r>
+    </w:p>
+    <w:p>
+      <w:pPr>
+        <w:spacing w:line="336" w:lineRule="auto" w:after="180"/>
+        <w:shd w:fill="F4F9FC"/>
+      </w:pPr>
+      <w:r>
+        <w:rPr>
+          <w:b w:val="0"/>
+        </w:rPr>
         <w:t>1. Keep recovery ready</w:t>
       </w:r>
     </w:p>
     <w:p>
-      <w:r>
+      <w:pPr>
+        <w:spacing w:line="336" w:lineRule="auto" w:after="180"/>
+        <w:shd w:fill="F4F9FC"/>
+      </w:pPr>
+      <w:r>
+        <w:rPr>
+          <w:b w:val="0"/>
+        </w:rPr>
         <w:t>2. Apply privacy gate</w:t>
       </w:r>
     </w:p>
     <w:p>
-      <w:r>
+      <w:pPr>
+        <w:spacing w:line="336" w:lineRule="auto" w:after="180"/>
+        <w:shd w:fill="F4F9FC"/>
+      </w:pPr>
+      <w:r>
+        <w:rPr>
+          <w:b w:val="0"/>
+        </w:rPr>
         <w:t>3. Compute quality</w:t>
       </w:r>
     </w:p>
@@ -2146,41 +3555,161 @@
       </w:r>
     </w:p>
     <w:p>
-      <w:r>
+      <w:pPr>
+        <w:pStyle w:val="Heading3"/>
+      </w:pPr>
+      <w:r>
+        <w:t>Hint · try first</w:t>
+      </w:r>
+    </w:p>
+    <w:p>
+      <w:pPr>
+        <w:spacing w:line="336" w:lineRule="auto" w:after="180"/>
+        <w:shd w:fill="F1F6F8"/>
+      </w:pPr>
+      <w:r>
+        <w:rPr>
+          <w:b w:val="0"/>
+        </w:rPr>
         <w:t>Hint if needed: Read the steps in the pictorial case. Match the supplied detail to the stage that performs or records it.</w:t>
       </w:r>
     </w:p>
     <w:p>
-      <w:r>
-        <w:t>After your attempt, compare with the supported explanation: Keep recovery ready Retain the reviewed A version and documented rollback procedure. Release criteria combine benefits and mandatory conditions. Rollback requires known versions and compatible data, not an informal promise.</w:t>
-      </w:r>
-    </w:p>
-    <w:p>
       <w:pPr>
         <w:pStyle w:val="Heading3"/>
       </w:pPr>
       <w:r>
+        <w:t>Feedback · compare after trying</w:t>
+      </w:r>
+    </w:p>
+    <w:p>
+      <w:pPr>
+        <w:spacing w:line="336" w:lineRule="auto" w:after="180"/>
+        <w:shd w:fill="F1F6FC"/>
+      </w:pPr>
+      <w:r>
+        <w:rPr>
+          <w:b w:val="0"/>
+        </w:rPr>
+        <w:t xml:space="preserve">After your attempt, compare with the supported explanation: Keep recovery ready Retain the reviewed A version and documented </w:t>
+      </w:r>
+      <w:r>
+        <w:rPr>
+          <w:b/>
+        </w:rPr>
+        <w:t>rollback</w:t>
+      </w:r>
+      <w:r>
+        <w:rPr>
+          <w:b w:val="0"/>
+        </w:rPr>
+        <w:t xml:space="preserve"> procedure. Release criteria combine benefits and mandatory conditions.</w:t>
+      </w:r>
+    </w:p>
+    <w:p>
+      <w:pPr>
+        <w:spacing w:line="336" w:lineRule="auto" w:after="180"/>
+        <w:shd w:fill="F1F6FC"/>
+      </w:pPr>
+      <w:r>
+        <w:rPr>
+          <w:b/>
+        </w:rPr>
+        <w:t>Rollback</w:t>
+      </w:r>
+      <w:r>
+        <w:rPr>
+          <w:b w:val="0"/>
+        </w:rPr>
+        <w:t xml:space="preserve"> requires known versions and compatible data, not an informal promise.</w:t>
+      </w:r>
+    </w:p>
+    <w:p>
+      <w:pPr>
+        <w:pStyle w:val="Heading3"/>
+      </w:pPr>
+      <w:r>
         <w:t>Practice 2: explain the deciding evidence</w:t>
       </w:r>
     </w:p>
     <w:p>
-      <w:r>
+      <w:pPr>
+        <w:pStyle w:val="Heading3"/>
+      </w:pPr>
+      <w:r>
+        <w:t>Changed case · predict first</w:t>
+      </w:r>
+    </w:p>
+    <w:p>
+      <w:pPr>
+        <w:spacing w:line="336" w:lineRule="auto" w:after="180"/>
+        <w:shd w:fill="F5F1FB"/>
+      </w:pPr>
+      <w:r>
+        <w:rPr>
+          <w:b w:val="0"/>
+        </w:rPr>
         <w:t>Changed-case practice: Repair B and pass privacy on a fresh reserved case. Which conclusion is supported by the supplied facts?</w:t>
       </w:r>
     </w:p>
     <w:p>
-      <w:r>
+      <w:pPr>
+        <w:spacing w:line="336" w:lineRule="auto" w:after="180"/>
+        <w:shd w:fill="F4F9FC"/>
+      </w:pPr>
+      <w:r>
+        <w:rPr>
+          <w:b w:val="0"/>
+        </w:rPr>
         <w:t>1. B may enter the remaining gates; one repair does not approve everything.</w:t>
       </w:r>
     </w:p>
     <w:p>
-      <w:r>
-        <w:t>2. We can decide the result without examining the changed input or the procedure.</w:t>
-      </w:r>
-    </w:p>
-    <w:p>
-      <w:r>
-        <w:t>3. This one example guarantees correct results for every future input.</w:t>
+      <w:pPr>
+        <w:spacing w:line="336" w:lineRule="auto" w:after="180"/>
+        <w:shd w:fill="F4F9FC"/>
+      </w:pPr>
+      <w:r>
+        <w:rPr>
+          <w:b w:val="0"/>
+        </w:rPr>
+        <w:t xml:space="preserve">2. We can decide the result without examining the changed </w:t>
+      </w:r>
+      <w:r>
+        <w:rPr>
+          <w:b/>
+        </w:rPr>
+        <w:t>input</w:t>
+      </w:r>
+      <w:r>
+        <w:rPr>
+          <w:b w:val="0"/>
+        </w:rPr>
+        <w:t xml:space="preserve"> or the procedure.</w:t>
+      </w:r>
+    </w:p>
+    <w:p>
+      <w:pPr>
+        <w:spacing w:line="336" w:lineRule="auto" w:after="180"/>
+        <w:shd w:fill="F4F9FC"/>
+      </w:pPr>
+      <w:r>
+        <w:rPr>
+          <w:b w:val="0"/>
+        </w:rPr>
+        <w:t xml:space="preserve">3. This one example guarantees correct results for every future </w:t>
+      </w:r>
+      <w:r>
+        <w:rPr>
+          <w:b/>
+        </w:rPr>
+        <w:t>input</w:t>
+      </w:r>
+      <w:r>
+        <w:rPr>
+          <w:b w:val="0"/>
+        </w:rPr>
+        <w:t>.</w:t>
       </w:r>
     </w:p>
     <w:p>
@@ -2217,12 +3746,42 @@
       </w:r>
     </w:p>
     <w:p>
-      <w:r>
+      <w:pPr>
+        <w:pStyle w:val="Heading3"/>
+      </w:pPr>
+      <w:r>
+        <w:t>Hint · try first</w:t>
+      </w:r>
+    </w:p>
+    <w:p>
+      <w:pPr>
+        <w:spacing w:line="336" w:lineRule="auto" w:after="180"/>
+        <w:shd w:fill="F1F6F8"/>
+      </w:pPr>
+      <w:r>
+        <w:rPr>
+          <w:b w:val="0"/>
+        </w:rPr>
         <w:t>Hint if needed: Use the changed condition and the deciding step in the pictorial trace. The answer must say what follows from those facts.</w:t>
       </w:r>
     </w:p>
     <w:p>
-      <w:r>
+      <w:pPr>
+        <w:pStyle w:val="Heading3"/>
+      </w:pPr>
+      <w:r>
+        <w:t>Feedback · compare after trying</w:t>
+      </w:r>
+    </w:p>
+    <w:p>
+      <w:pPr>
+        <w:spacing w:line="336" w:lineRule="auto" w:after="180"/>
+        <w:shd w:fill="F1F6FC"/>
+      </w:pPr>
+      <w:r>
+        <w:rPr>
+          <w:b w:val="0"/>
+        </w:rPr>
         <w:t>After your attempt, compare with the supported explanation: B may enter the remaining gates; one repair does not approve everything. All required release conditions still apply.</w:t>
       </w:r>
     </w:p>
@@ -2235,18 +3794,153 @@
       </w:r>
     </w:p>
     <w:p>
-      <w:r>
-        <w:t>Review Deployment environments (ai-6/23). Goal: Explain the mechanism and terminology of deployment environments. Short practice: Identify the staging data and credential boundary. Why must the rehearsal stop if its credential reaches production even though the process is labelled staging?. Return to this week and explain what you changed.</w:t>
-      </w:r>
-    </w:p>
-    <w:p>
-      <w:r>
-        <w:t>Review Caching and stale information (ai-6/21). Goal: Explain the mechanism and terminology of caching and stale information. Short practice: Identify the version mismatch in the cached 09:00 answer. What should the first version-5 request return, and what permits a later version-5 cache hit?. Return to this week and explain what you changed.</w:t>
-      </w:r>
-    </w:p>
-    <w:p>
-      <w:r>
-        <w:t>Review Untrusted input boundaries (ai-6/18). Goal: Explain the mechanism and terminology of untrusted input boundaries. Short practice: Classify h3, H3, h30 and the trailing-space input by the stated shape contract. Does a valid z0 grant record access, and which separate gate still remains?. Return to this week and explain what you changed.</w:t>
+      <w:pPr>
+        <w:spacing w:line="336" w:lineRule="auto" w:after="180"/>
+      </w:pPr>
+      <w:r>
+        <w:rPr>
+          <w:b w:val="0"/>
+        </w:rPr>
+        <w:t xml:space="preserve">Review Deployment environments (ai-6/23). Goal: Explain the </w:t>
+      </w:r>
+      <w:r>
+        <w:rPr>
+          <w:b/>
+        </w:rPr>
+        <w:t>mechanism</w:t>
+      </w:r>
+      <w:r>
+        <w:rPr>
+          <w:b w:val="0"/>
+        </w:rPr>
+        <w:t xml:space="preserve"> and terminology of deployment environments. Short practice: Identify the staging data and credential boundary.</w:t>
+      </w:r>
+    </w:p>
+    <w:p>
+      <w:pPr>
+        <w:spacing w:line="336" w:lineRule="auto" w:after="180"/>
+      </w:pPr>
+      <w:r>
+        <w:rPr>
+          <w:b w:val="0"/>
+        </w:rPr>
+        <w:t xml:space="preserve">Why must the rehearsal stop if its credential reaches production even though the </w:t>
+      </w:r>
+      <w:r>
+        <w:rPr>
+          <w:b/>
+        </w:rPr>
+        <w:t>process</w:t>
+      </w:r>
+      <w:r>
+        <w:rPr>
+          <w:b w:val="0"/>
+        </w:rPr>
+        <w:t xml:space="preserve"> is labelled staging?. Return to this week and explain what you changed.</w:t>
+      </w:r>
+    </w:p>
+    <w:p>
+      <w:pPr>
+        <w:spacing w:line="336" w:lineRule="auto" w:after="180"/>
+      </w:pPr>
+      <w:r>
+        <w:rPr>
+          <w:b w:val="0"/>
+        </w:rPr>
+        <w:t xml:space="preserve">Review Caching and stale information (ai-6/21). Goal: Explain the </w:t>
+      </w:r>
+      <w:r>
+        <w:rPr>
+          <w:b/>
+        </w:rPr>
+        <w:t>mechanism</w:t>
+      </w:r>
+      <w:r>
+        <w:rPr>
+          <w:b w:val="0"/>
+        </w:rPr>
+        <w:t xml:space="preserve"> and terminology of caching and stale information. Short practice: Identify the version mismatch in the cached 09:00 answer.</w:t>
+      </w:r>
+    </w:p>
+    <w:p>
+      <w:pPr>
+        <w:spacing w:line="336" w:lineRule="auto" w:after="180"/>
+      </w:pPr>
+      <w:r>
+        <w:rPr>
+          <w:b w:val="0"/>
+        </w:rPr>
+        <w:t>What should the first version-5 request return, and what permits a later version-5 cache hit?. Return to this week and explain what you changed.</w:t>
+      </w:r>
+    </w:p>
+    <w:p>
+      <w:pPr>
+        <w:spacing w:line="336" w:lineRule="auto" w:after="180"/>
+      </w:pPr>
+      <w:r>
+        <w:rPr>
+          <w:b w:val="0"/>
+        </w:rPr>
+        <w:t xml:space="preserve">Review Untrusted </w:t>
+      </w:r>
+      <w:r>
+        <w:rPr>
+          <w:b/>
+        </w:rPr>
+        <w:t>input</w:t>
+      </w:r>
+      <w:r>
+        <w:rPr>
+          <w:b w:val="0"/>
+        </w:rPr>
+        <w:t xml:space="preserve"> boundaries (ai-6/18). Goal: Explain the </w:t>
+      </w:r>
+      <w:r>
+        <w:rPr>
+          <w:b/>
+        </w:rPr>
+        <w:t>mechanism</w:t>
+      </w:r>
+      <w:r>
+        <w:rPr>
+          <w:b w:val="0"/>
+        </w:rPr>
+        <w:t xml:space="preserve"> and terminology of untrusted </w:t>
+      </w:r>
+      <w:r>
+        <w:rPr>
+          <w:b/>
+        </w:rPr>
+        <w:t>input</w:t>
+      </w:r>
+      <w:r>
+        <w:rPr>
+          <w:b w:val="0"/>
+        </w:rPr>
+        <w:t xml:space="preserve"> boundaries. Short practice: Classify h3, H3, h30 and the trailing-space </w:t>
+      </w:r>
+      <w:r>
+        <w:rPr>
+          <w:b/>
+        </w:rPr>
+        <w:t>input</w:t>
+      </w:r>
+      <w:r>
+        <w:rPr>
+          <w:b w:val="0"/>
+        </w:rPr>
+        <w:t xml:space="preserve"> by the stated shape contract.</w:t>
+      </w:r>
+    </w:p>
+    <w:p>
+      <w:pPr>
+        <w:spacing w:line="336" w:lineRule="auto" w:after="180"/>
+      </w:pPr>
+      <w:r>
+        <w:rPr>
+          <w:b w:val="0"/>
+        </w:rPr>
+        <w:t>Does a valid z0 grant record access, and which separate gate still remains?. Return to this week and explain what you changed.</w:t>
       </w:r>
     </w:p>
     <w:p>
@@ -2258,8 +3952,675 @@
       </w:r>
     </w:p>
     <w:p>
-      <w:r>
-        <w:t>Use Download completed work in the hosted lesson to export your answers, reflections, practice feedback and code-run evidence. Open the HTML copy to read or print it. Drafts stay in this browser when storage is available; clear drafts on a shared device.</w:t>
+      <w:pPr>
+        <w:spacing w:line="336" w:lineRule="auto" w:after="180"/>
+      </w:pPr>
+      <w:r>
+        <w:rPr>
+          <w:b w:val="0"/>
+        </w:rPr>
+        <w:t xml:space="preserve">Use Download completed work in the hosted lesson to export your answers, reflections, practice feedback and code-run </w:t>
+      </w:r>
+      <w:r>
+        <w:rPr>
+          <w:b/>
+        </w:rPr>
+        <w:t>evidence</w:t>
+      </w:r>
+      <w:r>
+        <w:rPr>
+          <w:b w:val="0"/>
+        </w:rPr>
+        <w:t>. Open the HTML copy to read or print it.</w:t>
+      </w:r>
+    </w:p>
+    <w:p>
+      <w:pPr>
+        <w:spacing w:line="336" w:lineRule="auto" w:after="180"/>
+      </w:pPr>
+      <w:r>
+        <w:rPr>
+          <w:b w:val="0"/>
+        </w:rPr>
+        <w:t>Drafts stay in this browser when storage is available; clear drafts on a shared device.</w:t>
+      </w:r>
+    </w:p>
+    <w:p>
+      <w:pPr>
+        <w:pStyle w:val="Heading1"/>
+      </w:pPr>
+      <w:r>
+        <w:t>18. Visual concept journey</w:t>
+      </w:r>
+    </w:p>
+    <w:p>
+      <w:r>
+        <w:t>Explain each Release and rollback graphic using its labels, deciding evidence and relevant limitation.</w:t>
+      </w:r>
+    </w:p>
+    <w:p>
+      <w:pPr>
+        <w:pStyle w:val="Heading3"/>
+      </w:pPr>
+      <w:r>
+        <w:t>01. Release and rollback: the case</w:t>
+      </w:r>
+    </w:p>
+    <w:p>
+      <w:r>
+        <w:drawing>
+          <wp:inline xmlns:a="http://schemas.openxmlformats.org/drawingml/2006/main" xmlns:pic="http://schemas.openxmlformats.org/drawingml/2006/picture">
+            <wp:extent cx="5486400" cy="2834640"/>
+            <wp:docPr id="2" name="Picture 2" descr="A higher score can still block release. Version B is proposed to replace A; every privacy gate is mandatory. Supplied facts: A passes 8/10 correctness cases. B passes 9/10 but fails one mandatory privacy check."/>
+            <wp:cNvGraphicFramePr>
+              <a:graphicFrameLocks noChangeAspect="1"/>
+            </wp:cNvGraphicFramePr>
+            <a:graphic>
+              <a:graphicData uri="http://schemas.openxmlformats.org/drawingml/2006/picture">
+                <pic:pic>
+                  <pic:nvPicPr>
+                    <pic:cNvPr id="0" name="academy-story-ai-6-24-01.png"/>
+                    <pic:cNvPicPr/>
+                  </pic:nvPicPr>
+                  <pic:blipFill>
+                    <a:blip r:embed="rId10"/>
+                    <a:stretch>
+                      <a:fillRect/>
+                    </a:stretch>
+                  </pic:blipFill>
+                  <pic:spPr>
+                    <a:xfrm>
+                      <a:off x="0" y="0"/>
+                      <a:ext cx="5486400" cy="2834640"/>
+                    </a:xfrm>
+                    <a:prstGeom prst="rect"/>
+                  </pic:spPr>
+                </pic:pic>
+              </a:graphicData>
+            </a:graphic>
+          </wp:inline>
+        </w:drawing>
+      </w:r>
+    </w:p>
+    <w:p>
+      <w:pPr>
+        <w:spacing w:line="336" w:lineRule="auto" w:after="180"/>
+      </w:pPr>
+      <w:r>
+        <w:rPr>
+          <w:b w:val="0"/>
+        </w:rPr>
+        <w:t>A higher score can still block release. Version B is proposed to replace A; every privacy gate is mandatory. Supplied facts: A passes 8/10 correctness cases. B passes 9/10 but fails one mandatory privacy check.</w:t>
+      </w:r>
+    </w:p>
+    <w:p>
+      <w:pPr>
+        <w:spacing w:line="336" w:lineRule="auto" w:after="180"/>
+        <w:shd w:fill="F5F1FB"/>
+      </w:pPr>
+      <w:r>
+        <w:rPr>
+          <w:b w:val="0"/>
+        </w:rPr>
+        <w:t>Point to the given fact that matters most. Explain why it matters.</w:t>
+      </w:r>
+    </w:p>
+    <w:p>
+      <w:pPr>
+        <w:pStyle w:val="Heading3"/>
+      </w:pPr>
+      <w:r>
+        <w:t>02. Follow the deciding steps</w:t>
+      </w:r>
+    </w:p>
+    <w:p>
+      <w:r>
+        <w:drawing>
+          <wp:inline xmlns:a="http://schemas.openxmlformats.org/drawingml/2006/main" xmlns:pic="http://schemas.openxmlformats.org/drawingml/2006/picture">
+            <wp:extent cx="5486400" cy="3182112"/>
+            <wp:docPr id="3" name="Picture 3" descr="Compute quality: Correctness rises from 80% to 90% on these cases. → Apply privacy gate: The mandatory failure blocks B’s release. → Keep recovery ready: Retain the reviewed A version and documented rollback procedure."/>
+            <wp:cNvGraphicFramePr>
+              <a:graphicFrameLocks noChangeAspect="1"/>
+            </wp:cNvGraphicFramePr>
+            <a:graphic>
+              <a:graphicData uri="http://schemas.openxmlformats.org/drawingml/2006/picture">
+                <pic:pic>
+                  <pic:nvPicPr>
+                    <pic:cNvPr id="0" name="academy-story-ai-6-24-02.png"/>
+                    <pic:cNvPicPr/>
+                  </pic:nvPicPr>
+                  <pic:blipFill>
+                    <a:blip r:embed="rId11"/>
+                    <a:stretch>
+                      <a:fillRect/>
+                    </a:stretch>
+                  </pic:blipFill>
+                  <pic:spPr>
+                    <a:xfrm>
+                      <a:off x="0" y="0"/>
+                      <a:ext cx="5486400" cy="3182112"/>
+                    </a:xfrm>
+                    <a:prstGeom prst="rect"/>
+                  </pic:spPr>
+                </pic:pic>
+              </a:graphicData>
+            </a:graphic>
+          </wp:inline>
+        </w:drawing>
+      </w:r>
+    </w:p>
+    <w:p>
+      <w:pPr>
+        <w:spacing w:line="336" w:lineRule="auto" w:after="180"/>
+      </w:pPr>
+      <w:r>
+        <w:rPr>
+          <w:b w:val="0"/>
+        </w:rPr>
+        <w:t xml:space="preserve">Compute quality: Correctness rises from </w:t>
+      </w:r>
+      <w:r>
+        <w:rPr>
+          <w:b/>
+        </w:rPr>
+        <w:t>80%</w:t>
+      </w:r>
+      <w:r>
+        <w:rPr>
+          <w:b w:val="0"/>
+        </w:rPr>
+        <w:t xml:space="preserve"> to 90% on these cases. → Apply privacy gate: The mandatory failure blocks B’s release. → Keep recovery ready: Retain the reviewed A version and documented </w:t>
+      </w:r>
+      <w:r>
+        <w:rPr>
+          <w:b/>
+        </w:rPr>
+        <w:t>rollback</w:t>
+      </w:r>
+      <w:r>
+        <w:rPr>
+          <w:b w:val="0"/>
+        </w:rPr>
+        <w:t xml:space="preserve"> procedure.</w:t>
+      </w:r>
+    </w:p>
+    <w:p>
+      <w:pPr>
+        <w:spacing w:line="336" w:lineRule="auto" w:after="180"/>
+        <w:shd w:fill="F5F1FB"/>
+      </w:pPr>
+      <w:r>
+        <w:rPr>
+          <w:b w:val="0"/>
+        </w:rPr>
+        <w:t xml:space="preserve">Point to each numbered stage and explain which recorded </w:t>
+      </w:r>
+      <w:r>
+        <w:rPr>
+          <w:b/>
+        </w:rPr>
+        <w:t>input</w:t>
+      </w:r>
+      <w:r>
+        <w:rPr>
+          <w:b w:val="0"/>
+        </w:rPr>
+        <w:t xml:space="preserve"> it uses.</w:t>
+      </w:r>
+    </w:p>
+    <w:p>
+      <w:pPr>
+        <w:pStyle w:val="Heading3"/>
+      </w:pPr>
+      <w:r>
+        <w:t>03. Release and rollback — evidence trace</w:t>
+      </w:r>
+    </w:p>
+    <w:p>
+      <w:r>
+        <w:drawing>
+          <wp:inline xmlns:a="http://schemas.openxmlformats.org/drawingml/2006/main" xmlns:pic="http://schemas.openxmlformats.org/drawingml/2006/picture">
+            <wp:extent cx="5486400" cy="2843784"/>
+            <wp:docPr id="4" name="Picture 4" descr="Release and rollback — evidence trace. After deployment v2 creates schema2 records; operator proposes rollback code alone to v1. | Version v2 writes schema2. Version v1 reads only schema1. A rollback to v1 after v2 writes data cannot safely proceed without migration or a compatible reader. | Code-only rollback is incompatible with stored schema2. Use the tested recovery plan or compatible migration; preserve data and failure evidence."/>
+            <wp:cNvGraphicFramePr>
+              <a:graphicFrameLocks noChangeAspect="1"/>
+            </wp:cNvGraphicFramePr>
+            <a:graphic>
+              <a:graphicData uri="http://schemas.openxmlformats.org/drawingml/2006/picture">
+                <pic:pic>
+                  <pic:nvPicPr>
+                    <pic:cNvPr id="0" name="academy-story-ai-6-24-03.png"/>
+                    <pic:cNvPicPr/>
+                  </pic:nvPicPr>
+                  <pic:blipFill>
+                    <a:blip r:embed="rId12"/>
+                    <a:stretch>
+                      <a:fillRect/>
+                    </a:stretch>
+                  </pic:blipFill>
+                  <pic:spPr>
+                    <a:xfrm>
+                      <a:off x="0" y="0"/>
+                      <a:ext cx="5486400" cy="2843784"/>
+                    </a:xfrm>
+                    <a:prstGeom prst="rect"/>
+                  </pic:spPr>
+                </pic:pic>
+              </a:graphicData>
+            </a:graphic>
+          </wp:inline>
+        </w:drawing>
+      </w:r>
+    </w:p>
+    <w:p>
+      <w:pPr>
+        <w:spacing w:line="336" w:lineRule="auto" w:after="180"/>
+      </w:pPr>
+      <w:r>
+        <w:rPr>
+          <w:b w:val="0"/>
+        </w:rPr>
+        <w:t xml:space="preserve">Release and </w:t>
+      </w:r>
+      <w:r>
+        <w:rPr>
+          <w:b/>
+        </w:rPr>
+        <w:t>rollback</w:t>
+      </w:r>
+      <w:r>
+        <w:rPr>
+          <w:b w:val="0"/>
+        </w:rPr>
+        <w:t xml:space="preserve"> — </w:t>
+      </w:r>
+      <w:r>
+        <w:rPr>
+          <w:b/>
+        </w:rPr>
+        <w:t>evidence</w:t>
+      </w:r>
+      <w:r>
+        <w:rPr>
+          <w:b w:val="0"/>
+        </w:rPr>
+        <w:t xml:space="preserve"> trace. After deployment v2 creates schema2 records; operator proposes </w:t>
+      </w:r>
+      <w:r>
+        <w:rPr>
+          <w:b/>
+        </w:rPr>
+        <w:t>rollback</w:t>
+      </w:r>
+      <w:r>
+        <w:rPr>
+          <w:b w:val="0"/>
+        </w:rPr>
+        <w:t xml:space="preserve"> code alone to v1. | Version v2 writes schema2. Version v1 reads only schema1.</w:t>
+      </w:r>
+    </w:p>
+    <w:p>
+      <w:pPr>
+        <w:spacing w:line="336" w:lineRule="auto" w:after="180"/>
+      </w:pPr>
+      <w:r>
+        <w:rPr>
+          <w:b w:val="0"/>
+        </w:rPr>
+        <w:t xml:space="preserve">A </w:t>
+      </w:r>
+      <w:r>
+        <w:rPr>
+          <w:b/>
+        </w:rPr>
+        <w:t>rollback</w:t>
+      </w:r>
+      <w:r>
+        <w:rPr>
+          <w:b w:val="0"/>
+        </w:rPr>
+        <w:t xml:space="preserve"> to v1 after v2 writes data cannot safely proceed without migration or a compatible reader. | Code-only </w:t>
+      </w:r>
+      <w:r>
+        <w:rPr>
+          <w:b/>
+        </w:rPr>
+        <w:t>rollback</w:t>
+      </w:r>
+      <w:r>
+        <w:rPr>
+          <w:b w:val="0"/>
+        </w:rPr>
+        <w:t xml:space="preserve"> is incompatible with stored schema2.</w:t>
+      </w:r>
+    </w:p>
+    <w:p>
+      <w:pPr>
+        <w:spacing w:line="336" w:lineRule="auto" w:after="180"/>
+      </w:pPr>
+      <w:r>
+        <w:rPr>
+          <w:b w:val="0"/>
+        </w:rPr>
+        <w:t xml:space="preserve">Use the tested recovery plan or compatible migration; preserve data and failure </w:t>
+      </w:r>
+      <w:r>
+        <w:rPr>
+          <w:b/>
+        </w:rPr>
+        <w:t>evidence</w:t>
+      </w:r>
+      <w:r>
+        <w:rPr>
+          <w:b w:val="0"/>
+        </w:rPr>
+        <w:t>.</w:t>
+      </w:r>
+    </w:p>
+    <w:p>
+      <w:pPr>
+        <w:spacing w:line="336" w:lineRule="auto" w:after="180"/>
+        <w:shd w:fill="F5F1FB"/>
+      </w:pPr>
+      <w:r>
+        <w:rPr>
+          <w:b w:val="0"/>
+        </w:rPr>
+        <w:t>Read the labels and values. Explain the relationship the model shows.</w:t>
+      </w:r>
+    </w:p>
+    <w:p>
+      <w:pPr>
+        <w:pStyle w:val="Heading3"/>
+      </w:pPr>
+      <w:r>
+        <w:t>04. Change one thing. Trace what follows.</w:t>
+      </w:r>
+    </w:p>
+    <w:p>
+      <w:r>
+        <w:drawing>
+          <wp:inline xmlns:a="http://schemas.openxmlformats.org/drawingml/2006/main" xmlns:pic="http://schemas.openxmlformats.org/drawingml/2006/picture">
+            <wp:extent cx="5486400" cy="3026664"/>
+            <wp:docPr id="5" name="Picture 5" descr="Original case: Retain the reviewed A version and documented rollback procedure. Changed condition: Repair B and pass privacy on a fresh reserved case. Expected result: B may enter the remaining gates; one repair does not approve everything. Reason: All required release conditions still apply."/>
+            <wp:cNvGraphicFramePr>
+              <a:graphicFrameLocks noChangeAspect="1"/>
+            </wp:cNvGraphicFramePr>
+            <a:graphic>
+              <a:graphicData uri="http://schemas.openxmlformats.org/drawingml/2006/picture">
+                <pic:pic>
+                  <pic:nvPicPr>
+                    <pic:cNvPr id="0" name="academy-story-ai-6-24-04.png"/>
+                    <pic:cNvPicPr/>
+                  </pic:nvPicPr>
+                  <pic:blipFill>
+                    <a:blip r:embed="rId13"/>
+                    <a:stretch>
+                      <a:fillRect/>
+                    </a:stretch>
+                  </pic:blipFill>
+                  <pic:spPr>
+                    <a:xfrm>
+                      <a:off x="0" y="0"/>
+                      <a:ext cx="5486400" cy="3026664"/>
+                    </a:xfrm>
+                    <a:prstGeom prst="rect"/>
+                  </pic:spPr>
+                </pic:pic>
+              </a:graphicData>
+            </a:graphic>
+          </wp:inline>
+        </w:drawing>
+      </w:r>
+    </w:p>
+    <w:p>
+      <w:pPr>
+        <w:spacing w:line="336" w:lineRule="auto" w:after="180"/>
+      </w:pPr>
+      <w:r>
+        <w:rPr>
+          <w:b w:val="0"/>
+        </w:rPr>
+        <w:t xml:space="preserve">Original case: Retain the reviewed A version and documented </w:t>
+      </w:r>
+      <w:r>
+        <w:rPr>
+          <w:b/>
+        </w:rPr>
+        <w:t>rollback</w:t>
+      </w:r>
+      <w:r>
+        <w:rPr>
+          <w:b w:val="0"/>
+        </w:rPr>
+        <w:t xml:space="preserve"> procedure. Changed condition: Repair B and pass privacy on a fresh reserved case.</w:t>
+      </w:r>
+    </w:p>
+    <w:p>
+      <w:pPr>
+        <w:spacing w:line="336" w:lineRule="auto" w:after="180"/>
+      </w:pPr>
+      <w:r>
+        <w:rPr>
+          <w:b w:val="0"/>
+        </w:rPr>
+        <w:t>Expected result: B may enter the remaining gates; one repair does not approve everything. Reason: All required release conditions still apply.</w:t>
+      </w:r>
+    </w:p>
+    <w:p>
+      <w:pPr>
+        <w:spacing w:line="336" w:lineRule="auto" w:after="180"/>
+        <w:shd w:fill="F5F1FB"/>
+      </w:pPr>
+      <w:r>
+        <w:rPr>
+          <w:b w:val="0"/>
+        </w:rPr>
+        <w:t>Predict before checking the worked changed-case result. Name what changed and what the supplied facts allow you to conclude.</w:t>
+      </w:r>
+    </w:p>
+    <w:p>
+      <w:pPr>
+        <w:pStyle w:val="Heading3"/>
+      </w:pPr>
+      <w:r>
+        <w:t>05. Connect the explanation to its limit</w:t>
+      </w:r>
+    </w:p>
+    <w:p>
+      <w:r>
+        <w:drawing>
+          <wp:inline xmlns:a="http://schemas.openxmlformats.org/drawingml/2006/main" xmlns:pic="http://schemas.openxmlformats.org/drawingml/2006/picture">
+            <wp:extent cx="5486400" cy="2834640"/>
+            <wp:docPr id="6" name="Picture 6" descr="Release criteria combine benefits and mandatory conditions. Rollback requires known versions and compatible data, not an informal promise. Limit: Rolling back code may not reverse earlier external effects or incompatible data changes."/>
+            <wp:cNvGraphicFramePr>
+              <a:graphicFrameLocks noChangeAspect="1"/>
+            </wp:cNvGraphicFramePr>
+            <a:graphic>
+              <a:graphicData uri="http://schemas.openxmlformats.org/drawingml/2006/picture">
+                <pic:pic>
+                  <pic:nvPicPr>
+                    <pic:cNvPr id="0" name="academy-story-ai-6-24-05.png"/>
+                    <pic:cNvPicPr/>
+                  </pic:nvPicPr>
+                  <pic:blipFill>
+                    <a:blip r:embed="rId14"/>
+                    <a:stretch>
+                      <a:fillRect/>
+                    </a:stretch>
+                  </pic:blipFill>
+                  <pic:spPr>
+                    <a:xfrm>
+                      <a:off x="0" y="0"/>
+                      <a:ext cx="5486400" cy="2834640"/>
+                    </a:xfrm>
+                    <a:prstGeom prst="rect"/>
+                  </pic:spPr>
+                </pic:pic>
+              </a:graphicData>
+            </a:graphic>
+          </wp:inline>
+        </w:drawing>
+      </w:r>
+    </w:p>
+    <w:p>
+      <w:pPr>
+        <w:spacing w:line="336" w:lineRule="auto" w:after="180"/>
+      </w:pPr>
+      <w:r>
+        <w:rPr>
+          <w:b w:val="0"/>
+        </w:rPr>
+        <w:t xml:space="preserve">Release criteria combine benefits and mandatory conditions. </w:t>
+      </w:r>
+      <w:r>
+        <w:rPr>
+          <w:b/>
+        </w:rPr>
+        <w:t>Rollback</w:t>
+      </w:r>
+      <w:r>
+        <w:rPr>
+          <w:b w:val="0"/>
+        </w:rPr>
+        <w:t xml:space="preserve"> requires known versions and compatible data, not an informal promise.</w:t>
+      </w:r>
+    </w:p>
+    <w:p>
+      <w:pPr>
+        <w:spacing w:line="336" w:lineRule="auto" w:after="180"/>
+      </w:pPr>
+      <w:r>
+        <w:rPr>
+          <w:b w:val="0"/>
+        </w:rPr>
+        <w:t>Limit: Rolling back code may not reverse earlier external effects or incompatible data changes.</w:t>
+      </w:r>
+    </w:p>
+    <w:p>
+      <w:pPr>
+        <w:spacing w:line="336" w:lineRule="auto" w:after="180"/>
+        <w:shd w:fill="F5F1FB"/>
+      </w:pPr>
+      <w:r>
+        <w:rPr>
+          <w:b w:val="0"/>
+        </w:rPr>
+        <w:t>Explain the case, then point to a limit on the claim.</w:t>
+      </w:r>
+    </w:p>
+    <w:p>
+      <w:pPr>
+        <w:pStyle w:val="Heading3"/>
+      </w:pPr>
+      <w:r>
+        <w:t>06. Make the idea visible in your project</w:t>
+      </w:r>
+    </w:p>
+    <w:p>
+      <w:r>
+        <w:drawing>
+          <wp:inline xmlns:a="http://schemas.openxmlformats.org/drawingml/2006/main" xmlns:pic="http://schemas.openxmlformats.org/drawingml/2006/picture">
+            <wp:extent cx="5486400" cy="3529584"/>
+            <wp:docPr id="7" name="Picture 7" descr="For the Grounded Learning Service, retain an annotated trace and the changed-case result. Name the contract or evidence that makes the deciding step valid, so another team can review it. Draw your input, deciding step, result and limit. Supported question: Compute A’s and B’s correctness percentages. Why is B still blocked, and does passing a fresh privacy check automatically satisfy every release gate?"/>
+            <wp:cNvGraphicFramePr>
+              <a:graphicFrameLocks noChangeAspect="1"/>
+            </wp:cNvGraphicFramePr>
+            <a:graphic>
+              <a:graphicData uri="http://schemas.openxmlformats.org/drawingml/2006/picture">
+                <pic:pic>
+                  <pic:nvPicPr>
+                    <pic:cNvPr id="0" name="academy-story-ai-6-24-06.png"/>
+                    <pic:cNvPicPr/>
+                  </pic:nvPicPr>
+                  <pic:blipFill>
+                    <a:blip r:embed="rId15"/>
+                    <a:stretch>
+                      <a:fillRect/>
+                    </a:stretch>
+                  </pic:blipFill>
+                  <pic:spPr>
+                    <a:xfrm>
+                      <a:off x="0" y="0"/>
+                      <a:ext cx="5486400" cy="3529584"/>
+                    </a:xfrm>
+                    <a:prstGeom prst="rect"/>
+                  </pic:spPr>
+                </pic:pic>
+              </a:graphicData>
+            </a:graphic>
+          </wp:inline>
+        </w:drawing>
+      </w:r>
+    </w:p>
+    <w:p>
+      <w:pPr>
+        <w:spacing w:line="336" w:lineRule="auto" w:after="180"/>
+      </w:pPr>
+      <w:r>
+        <w:rPr>
+          <w:b w:val="0"/>
+        </w:rPr>
+        <w:t xml:space="preserve">For the Grounded Learning Service, retain an annotated trace and the changed-case result. Name the contract or </w:t>
+      </w:r>
+      <w:r>
+        <w:rPr>
+          <w:b/>
+        </w:rPr>
+        <w:t>evidence</w:t>
+      </w:r>
+      <w:r>
+        <w:rPr>
+          <w:b w:val="0"/>
+        </w:rPr>
+        <w:t xml:space="preserve"> that makes the deciding step valid, so another team can review it.</w:t>
+      </w:r>
+    </w:p>
+    <w:p>
+      <w:pPr>
+        <w:spacing w:line="336" w:lineRule="auto" w:after="180"/>
+      </w:pPr>
+      <w:r>
+        <w:rPr>
+          <w:b w:val="0"/>
+        </w:rPr>
+        <w:t xml:space="preserve">Draw your </w:t>
+      </w:r>
+      <w:r>
+        <w:rPr>
+          <w:b/>
+        </w:rPr>
+        <w:t>input</w:t>
+      </w:r>
+      <w:r>
+        <w:rPr>
+          <w:b w:val="0"/>
+        </w:rPr>
+        <w:t>, deciding step, result and limit. Supported question: Compute A’s and B’s correctness percentages. Why is B still blocked, and does passing a fresh privacy check automatically satisfy every release gate?</w:t>
+      </w:r>
+    </w:p>
+    <w:p>
+      <w:pPr>
+        <w:spacing w:line="336" w:lineRule="auto" w:after="180"/>
+        <w:shd w:fill="F5F1FB"/>
+      </w:pPr>
+      <w:r>
+        <w:rPr>
+          <w:b w:val="0"/>
+        </w:rPr>
+        <w:t xml:space="preserve">Draw your project trace and justify the deciding step using </w:t>
+      </w:r>
+      <w:r>
+        <w:rPr>
+          <w:b/>
+        </w:rPr>
+        <w:t>evidence</w:t>
+      </w:r>
+      <w:r>
+        <w:rPr>
+          <w:b w:val="0"/>
+        </w:rPr>
+        <w:t>.</w:t>
       </w:r>
     </w:p>
     <w:sectPr>

--- a/downloads/student/ai-6-week-24.docx
+++ b/downloads/student/ai-6-week-24.docx
@@ -483,7 +483,7 @@
         <w:rPr>
           <w:b w:val="0"/>
         </w:rPr>
-        <w:t xml:space="preserve">Version v2 writes schema2. Version v1 reads only schema1. A </w:t>
+        <w:t xml:space="preserve">Version v2 writes schema 2. Version v1 reads only schema 1. A </w:t>
       </w:r>
       <w:r>
         <w:rPr>
@@ -559,7 +559,7 @@
           </w:tcPr>
           <w:p>
             <w:r>
-              <w:t>After deployment v2 creates schema2 records; operator proposes rollback code alone to v1.</w:t>
+              <w:t>After deployment v2 creates schema 2 records; operator proposes rollback code alone to v1.</w:t>
             </w:r>
           </w:p>
         </w:tc>
@@ -569,7 +569,7 @@
           </w:tcPr>
           <w:p>
             <w:r>
-              <w:t>Version v2 writes schema2. Version v1 reads only schema1. A rollback to v1 after v2 writes data cannot safely proceed without migration or a compatible reader.</w:t>
+              <w:t>Version v2 writes schema 2. Version v1 reads only schema 1. A rollback to v1 after v2 writes data cannot safely proceed without migration or a compatible reader.</w:t>
             </w:r>
           </w:p>
         </w:tc>
@@ -579,7 +579,7 @@
           </w:tcPr>
           <w:p>
             <w:r>
-              <w:t>Code-only rollback is incompatible with stored schema2. Use the tested recovery plan or compatible migration; preserve data and failure evidence.</w:t>
+              <w:t>Code-only rollback is incompatible with stored schema 2. Use the tested recovery plan or compatible migration; preserve data and failure evidence.</w:t>
             </w:r>
           </w:p>
         </w:tc>
@@ -696,7 +696,7 @@
         <w:rPr>
           <w:b w:val="0"/>
         </w:rPr>
-        <w:t xml:space="preserve">After deployment v2 creates schema2 records; operator proposes </w:t>
+        <w:t xml:space="preserve">After deployment v2 creates schema 2 records; operator proposes </w:t>
       </w:r>
       <w:r>
         <w:rPr>
@@ -977,7 +977,7 @@
         <w:rPr>
           <w:b w:val="0"/>
         </w:rPr>
-        <w:t xml:space="preserve">After deployment v2 creates schema2 records; operator proposes </w:t>
+        <w:t xml:space="preserve">After deployment v2 creates schema 2 records; operator proposes </w:t>
       </w:r>
       <w:r>
         <w:rPr>
@@ -1012,7 +1012,7 @@
         <w:rPr>
           <w:b w:val="0"/>
         </w:rPr>
-        <w:t xml:space="preserve"> is incompatible with stored schema2. Use the tested recovery plan or compatible migration; preserve data and failure </w:t>
+        <w:t xml:space="preserve"> is incompatible with stored schema 2. Use the tested recovery plan or compatible migration; preserve data and failure </w:t>
       </w:r>
       <w:r>
         <w:rPr>
@@ -2021,7 +2021,7 @@
         <w:rPr>
           <w:b w:val="0"/>
         </w:rPr>
-        <w:t xml:space="preserve">After deployment v2 creates schema2 records; operator proposes </w:t>
+        <w:t xml:space="preserve">After deployment v2 creates schema 2 records; operator proposes </w:t>
       </w:r>
       <w:r>
         <w:rPr>
@@ -2814,7 +2814,7 @@
           </w:tcPr>
           <w:p>
             <w:r>
-              <w:t>After deployment v2 creates schema2 records; operator proposes rollback code alone to v1.</w:t>
+              <w:t>After deployment v2 creates schema 2 records; operator proposes rollback code alone to v1.</w:t>
             </w:r>
           </w:p>
         </w:tc>
@@ -2824,7 +2824,7 @@
           </w:tcPr>
           <w:p>
             <w:r>
-              <w:t>Version v2 writes schema2. Version v1 reads only schema1. A rollback to v1 after v2 writes data cannot safely proceed without migration or a compatible reader.</w:t>
+              <w:t>Version v2 writes schema 2. Version v1 reads only schema 1. A rollback to v1 after v2 writes data cannot safely proceed without migration or a compatible reader.</w:t>
             </w:r>
           </w:p>
         </w:tc>
@@ -2834,7 +2834,7 @@
           </w:tcPr>
           <w:p>
             <w:r>
-              <w:t>Code-only rollback is incompatible with stored schema2. Use the tested recovery plan or compatible migration; preserve data and failure evidence.</w:t>
+              <w:t>Code-only rollback is incompatible with stored schema 2. Use the tested recovery plan or compatible migration; preserve data and failure evidence.</w:t>
             </w:r>
           </w:p>
         </w:tc>
@@ -3870,7 +3870,7 @@
         <w:rPr>
           <w:b w:val="0"/>
         </w:rPr>
-        <w:t>What should the first version-5 request return, and what permits a later version-5 cache hit?. Return to this week and explain what you changed.</w:t>
+        <w:t>What should the first version -5 request return, and what permits a later version -5 cache hit?. Return to this week and explain what you changed.</w:t>
       </w:r>
     </w:p>
     <w:p>
@@ -4181,7 +4181,7 @@
         <w:drawing>
           <wp:inline xmlns:a="http://schemas.openxmlformats.org/drawingml/2006/main" xmlns:pic="http://schemas.openxmlformats.org/drawingml/2006/picture">
             <wp:extent cx="5486400" cy="2843784"/>
-            <wp:docPr id="4" name="Picture 4" descr="Release and rollback — evidence trace. After deployment v2 creates schema2 records; operator proposes rollback code alone to v1. | Version v2 writes schema2. Version v1 reads only schema1. A rollback to v1 after v2 writes data cannot safely proceed without migration or a compatible reader. | Code-only rollback is incompatible with stored schema2. Use the tested recovery plan or compatible migration; preserve data and failure evidence."/>
+            <wp:docPr id="4" name="Picture 4" descr="Release and rollback — evidence trace. After deployment v2 creates schema 2 records; operator proposes rollback code alone to v1. | Version v2 writes schema 2. Version v1 reads only schema 1. A rollback to v1 after v2 writes data cannot safely proceed without migration or a compatible reader. | Code-only rollback is incompatible with stored schema 2. Use the tested recovery plan or compatible migration; preserve data and failure evidence."/>
             <wp:cNvGraphicFramePr>
               <a:graphicFrameLocks noChangeAspect="1"/>
             </wp:cNvGraphicFramePr>
@@ -4244,7 +4244,7 @@
         <w:rPr>
           <w:b w:val="0"/>
         </w:rPr>
-        <w:t xml:space="preserve"> trace. After deployment v2 creates schema2 records; operator proposes </w:t>
+        <w:t xml:space="preserve"> trace. After deployment v2 creates schema 2 records; operator proposes </w:t>
       </w:r>
       <w:r>
         <w:rPr>
@@ -4256,7 +4256,7 @@
         <w:rPr>
           <w:b w:val="0"/>
         </w:rPr>
-        <w:t xml:space="preserve"> code alone to v1. | Version v2 writes schema2. Version v1 reads only schema1.</w:t>
+        <w:t xml:space="preserve"> code alone to v1. | Version v2 writes schema 2. Version v1 reads only schema 1.</w:t>
       </w:r>
     </w:p>
     <w:p>
@@ -4291,7 +4291,7 @@
         <w:rPr>
           <w:b w:val="0"/>
         </w:rPr>
-        <w:t xml:space="preserve"> is incompatible with stored schema2.</w:t>
+        <w:t xml:space="preserve"> is incompatible with stored schema 2.</w:t>
       </w:r>
     </w:p>
     <w:p>

--- a/downloads/student/ai-6-week-24.docx
+++ b/downloads/student/ai-6-week-24.docx
@@ -25,12 +25,17 @@
         <w:pStyle w:val="Heading1"/>
       </w:pPr>
       <w:r>
-        <w:t>Before you start</w:t>
-      </w:r>
-    </w:p>
-    <w:p>
-      <w:r>
-        <w:t>Recall Deployment environments. Explain why a recorded result needs its input conditions and evidence source before it can support a claim.</w:t>
+        <w:t>Match the versions. Respect every required gate.</w:t>
+      </w:r>
+    </w:p>
+    <w:p>
+      <w:r>
+        <w:t>Explain compatible recovery and why higher correctness cannot cancel a mandatory failure.</w:t>
+      </w:r>
+    </w:p>
+    <w:p>
+      <w:r>
+        <w:t>Manifest and contracts → schema matrix → privacy-gate picture → dependency probes → pure decision model → independent prompt/corpus case.</w:t>
       </w:r>
     </w:p>
     <w:p>
@@ -38,20 +43,20 @@
         <w:pStyle w:val="Heading1"/>
       </w:pPr>
       <w:r>
-        <w:t>01. Your mission</w:t>
-      </w:r>
-    </w:p>
-    <w:p>
-      <w:r>
-        <w:t>Start with the target: Explain the mechanism and terminology of release and rollback. Try the recall before opening notes.</w:t>
-      </w:r>
-    </w:p>
-    <w:p>
-      <w:pPr>
-        <w:pStyle w:val="Heading3"/>
-      </w:pPr>
-      <w:r>
-        <w:t>Your learning target</w:t>
+        <w:t>01. Review the whole release and its recovery dependencies</w:t>
+      </w:r>
+    </w:p>
+    <w:p>
+      <w:r>
+        <w:t>A better score cannot cancel a mandatory failure or an incompatible reader.</w:t>
+      </w:r>
+    </w:p>
+    <w:p>
+      <w:pPr>
+        <w:pStyle w:val="Heading2"/>
+      </w:pPr>
+      <w:r>
+        <w:t>Learning goals</w:t>
       </w:r>
     </w:p>
     <w:p>
@@ -113,10 +118,10 @@
     </w:p>
     <w:p>
       <w:pPr>
-        <w:pStyle w:val="Heading3"/>
-      </w:pPr>
-      <w:r>
-        <w:t>Remember before reading</w:t>
+        <w:pStyle w:val="Heading2"/>
+      </w:pPr>
+      <w:r>
+        <w:t>Retrieve versions and environment evidence</w:t>
       </w:r>
     </w:p>
     <w:p>
@@ -200,6 +205,100 @@
     </w:p>
     <w:p>
       <w:pPr>
+        <w:pStyle w:val="Heading2"/>
+      </w:pPr>
+      <w:r>
+        <w:t>Prerequisite and starting response</w:t>
+      </w:r>
+    </w:p>
+    <w:p>
+      <w:pPr>
+        <w:pStyle w:val="ListBullet"/>
+      </w:pPr>
+      <w:r>
+        <w:t>Recall Deployment environments. Explain why a recorded result needs its input conditions and evidence source before it can support a claim.</w:t>
+      </w:r>
+    </w:p>
+    <w:p>
+      <w:pPr>
+        <w:pStyle w:val="Heading3"/>
+      </w:pPr>
+      <w:r>
+        <w:t>My starting explanation</w:t>
+      </w:r>
+    </w:p>
+    <w:p>
+      <w:r>
+        <w:t>________________________________________________________________</w:t>
+      </w:r>
+    </w:p>
+    <w:p>
+      <w:r>
+        <w:t>________________________________________________________________</w:t>
+      </w:r>
+    </w:p>
+    <w:p>
+      <w:r>
+        <w:t>________________________________________________________________</w:t>
+      </w:r>
+    </w:p>
+    <w:p>
+      <w:pPr>
+        <w:pStyle w:val="Heading2"/>
+      </w:pPr>
+      <w:r>
+        <w:t>End goal</w:t>
+      </w:r>
+    </w:p>
+    <w:p>
+      <w:pPr>
+        <w:spacing w:line="336" w:lineRule="auto" w:after="180"/>
+      </w:pPr>
+      <w:r>
+        <w:rPr>
+          <w:b w:val="0"/>
+        </w:rPr>
+        <w:t xml:space="preserve">Explain release and </w:t>
+      </w:r>
+      <w:r>
+        <w:rPr>
+          <w:b/>
+        </w:rPr>
+        <w:t>rollback</w:t>
+      </w:r>
+      <w:r>
+        <w:rPr>
+          <w:b w:val="0"/>
+        </w:rPr>
+        <w:t xml:space="preserve"> using the deciding step in this fictional service.</w:t>
+      </w:r>
+    </w:p>
+    <w:p>
+      <w:pPr>
+        <w:pStyle w:val="Heading2"/>
+      </w:pPr>
+      <w:r>
+        <w:t>Earlier wording, alternatives and picture transcripts · reference / check after trying</w:t>
+      </w:r>
+    </w:p>
+    <w:p>
+      <w:pPr>
+        <w:pStyle w:val="Heading3"/>
+      </w:pPr>
+      <w:r>
+        <w:t>Your learning target</w:t>
+      </w:r>
+    </w:p>
+    <w:p>
+      <w:pPr>
+        <w:pStyle w:val="Heading3"/>
+      </w:pPr>
+      <w:r>
+        <w:t>Remember before reading</w:t>
+      </w:r>
+    </w:p>
+    <w:p>
+      <w:pPr>
         <w:spacing w:line="336" w:lineRule="auto" w:after="180"/>
       </w:pPr>
       <w:r>
@@ -270,13 +369,732 @@
     </w:p>
     <w:p>
       <w:pPr>
+        <w:pStyle w:val="Heading3"/>
+      </w:pPr>
+      <w:r>
+        <w:t>This week’s end goal</w:t>
+      </w:r>
+    </w:p>
+    <w:p>
+      <w:pPr>
+        <w:pStyle w:val="Heading1"/>
+      </w:pPr>
+      <w:r>
+        <w:t>02. Treat release and rollback as a dependency problem</w:t>
+      </w:r>
+    </w:p>
+    <w:p>
+      <w:r>
+        <w:t>A single component or score cannot stand in for the complete reviewed combination.</w:t>
+      </w:r>
+    </w:p>
+    <w:p>
+      <w:pPr>
+        <w:pStyle w:val="Heading2"/>
+      </w:pPr>
+      <w:r>
+        <w:t>Begin with a homework app and changed file format</w:t>
+      </w:r>
+    </w:p>
+    <w:p>
+      <w:pPr>
         <w:spacing w:line="336" w:lineRule="auto" w:after="180"/>
       </w:pPr>
       <w:r>
         <w:rPr>
           <w:b w:val="0"/>
         </w:rPr>
-        <w:t xml:space="preserve">Recall Deployment environments. Explain why a recorded result needs its </w:t>
+        <w:t>Imagine a new homework app saves answers in a new file format. Installing the old app again does not make it able to read the new files. A release is a connected set of code, configuration, data format, prompt, source collection and evaluation evidence. Before approving a change or recovery, check the combination and every required gate. Keep the original failure evidence while testing a repair.</w:t>
+      </w:r>
+    </w:p>
+    <w:p>
+      <w:pPr>
+        <w:pStyle w:val="Heading2"/>
+      </w:pPr>
+      <w:r>
+        <w:t>Define release records and current-data compatibility</w:t>
+      </w:r>
+    </w:p>
+    <w:p>
+      <w:pPr>
+        <w:spacing w:line="336" w:lineRule="auto" w:after="180"/>
+      </w:pPr>
+      <w:r>
+        <w:rPr>
+          <w:b w:val="0"/>
+        </w:rPr>
+        <w:t xml:space="preserve">Release records bind code, configuration, data schema and evaluation </w:t>
+      </w:r>
+      <w:r>
+        <w:rPr>
+          <w:b/>
+        </w:rPr>
+        <w:t>evidence</w:t>
+      </w:r>
+      <w:r>
+        <w:rPr>
+          <w:b w:val="0"/>
+        </w:rPr>
+        <w:t xml:space="preserve">. </w:t>
+      </w:r>
+      <w:r>
+        <w:rPr>
+          <w:b/>
+        </w:rPr>
+        <w:t>Rollback</w:t>
+      </w:r>
+      <w:r>
+        <w:rPr>
+          <w:b w:val="0"/>
+        </w:rPr>
+        <w:t xml:space="preserve"> requires </w:t>
+      </w:r>
+      <w:r>
+        <w:rPr>
+          <w:b/>
+        </w:rPr>
+        <w:t>compatibility</w:t>
+      </w:r>
+      <w:r>
+        <w:rPr>
+          <w:b w:val="0"/>
+        </w:rPr>
+        <w:t xml:space="preserve"> with the current stored data.</w:t>
+      </w:r>
+    </w:p>
+    <w:p>
+      <w:pPr>
+        <w:pStyle w:val="Heading2"/>
+      </w:pPr>
+      <w:r>
+        <w:t>Complete manifest, inventory and gate contract</w:t>
+      </w:r>
+    </w:p>
+    <w:tbl>
+      <w:tblPr>
+        <w:tblStyle w:val="LightShading-Accent1"/>
+        <w:tblW w:type="auto" w:w="0"/>
+        <w:tblLook w:firstColumn="1" w:firstRow="1" w:lastColumn="0" w:lastRow="0" w:noHBand="0" w:noVBand="1" w:val="04A0"/>
+      </w:tblPr>
+      <w:tblGrid>
+        <w:gridCol w:w="5112"/>
+        <w:gridCol w:w="5112"/>
+      </w:tblGrid>
+      <w:tr>
+        <w:trPr>
+          <w:tblHeader/>
+        </w:trPr>
+        <w:tc>
+          <w:tcPr>
+            <w:tcW w:type="dxa" w:w="5112"/>
+          </w:tcPr>
+          <w:p>
+            <w:r>
+              <w:t>Declared release or rule</w:t>
+            </w:r>
+          </w:p>
+        </w:tc>
+        <w:tc>
+          <w:tcPr>
+            <w:tcW w:type="dxa" w:w="5112"/>
+          </w:tcPr>
+          <w:p>
+            <w:r>
+              <w:t>Complete fictional classroom contract</w:t>
+            </w:r>
+          </w:p>
+        </w:tc>
+      </w:tr>
+      <w:tr>
+        <w:tc>
+          <w:tcPr>
+            <w:tcW w:type="dxa" w:w="5112"/>
+          </w:tcPr>
+          <w:p>
+            <w:r>
+              <w:t>Release A manifest</w:t>
+            </w:r>
+          </w:p>
+        </w:tc>
+        <w:tc>
+          <w:tcPr>
+            <w:tcW w:type="dxa" w:w="5112"/>
+          </w:tcPr>
+          <w:p>
+            <w:r>
+              <w:t>Code v1; cfg 1; schema 1; prompt p1; corpus c1; eval-A</w:t>
+            </w:r>
+          </w:p>
+        </w:tc>
+      </w:tr>
+      <w:tr>
+        <w:tc>
+          <w:tcPr>
+            <w:tcW w:type="dxa" w:w="5112"/>
+          </w:tcPr>
+          <w:p>
+            <w:r>
+              <w:t>Release B manifest</w:t>
+            </w:r>
+          </w:p>
+        </w:tc>
+        <w:tc>
+          <w:tcPr>
+            <w:tcW w:type="dxa" w:w="5112"/>
+          </w:tcPr>
+          <w:p>
+            <w:r>
+              <w:t>Code v2; cfg 2; schema 2; prompt p2; corpus c2; eval-B</w:t>
+            </w:r>
+          </w:p>
+        </w:tc>
+      </w:tr>
+      <w:tr>
+        <w:tc>
+          <w:tcPr>
+            <w:tcW w:type="dxa" w:w="5112"/>
+          </w:tcPr>
+          <w:p>
+            <w:r>
+              <w:t>Main reader compatibility</w:t>
+            </w:r>
+          </w:p>
+        </w:tc>
+        <w:tc>
+          <w:tcPr>
+            <w:tcW w:type="dxa" w:w="5112"/>
+          </w:tcPr>
+          <w:p>
+            <w:r>
+              <w:t>v1 reads only schema 1; v2 reads schemas 1 and 2</w:t>
+            </w:r>
+          </w:p>
+        </w:tc>
+      </w:tr>
+      <w:tr>
+        <w:tc>
+          <w:tcPr>
+            <w:tcW w:type="dxa" w:w="5112"/>
+          </w:tcPr>
+          <w:p>
+            <w:r>
+              <w:t>Main current inventory</w:t>
+            </w:r>
+          </w:p>
+        </w:tc>
+        <w:tc>
+          <w:tcPr>
+            <w:tcW w:type="dxa" w:w="5112"/>
+          </w:tcPr>
+          <w:p>
+            <w:r>
+              <w:t>Observed record schemas [1, 2, 2] after v2 writes</w:t>
+            </w:r>
+          </w:p>
+        </w:tc>
+      </w:tr>
+      <w:tr>
+        <w:tc>
+          <w:tcPr>
+            <w:tcW w:type="dxa" w:w="5112"/>
+          </w:tcPr>
+          <w:p>
+            <w:r>
+              <w:t>Main code-only proposal</w:t>
+            </w:r>
+          </w:p>
+        </w:tc>
+        <w:tc>
+          <w:tcPr>
+            <w:tcW w:type="dxa" w:w="5112"/>
+          </w:tcPr>
+          <w:p>
+            <w:r>
+              <w:t>Return to v1 without changing current data: block schema 2 incompatibility</w:t>
+            </w:r>
+          </w:p>
+        </w:tc>
+      </w:tr>
+      <w:tr>
+        <w:tc>
+          <w:tcPr>
+            <w:tcW w:type="dxa" w:w="5112"/>
+          </w:tcPr>
+          <w:p>
+            <w:r>
+              <w:t>Separate picture correctness</w:t>
+            </w:r>
+          </w:p>
+        </w:tc>
+        <w:tc>
+          <w:tcPr>
+            <w:tcW w:type="dxa" w:w="5112"/>
+          </w:tcPr>
+          <w:p>
+            <w:r>
+              <w:t>A 8/10 = 80%; B 9/10 = 90%; these cases only</w:t>
+            </w:r>
+          </w:p>
+        </w:tc>
+      </w:tr>
+      <w:tr>
+        <w:tc>
+          <w:tcPr>
+            <w:tcW w:type="dxa" w:w="5112"/>
+          </w:tcPr>
+          <w:p>
+            <w:r>
+              <w:t>Mandatory picture privacy gate</w:t>
+            </w:r>
+          </w:p>
+        </w:tc>
+        <w:tc>
+          <w:tcPr>
+            <w:tcW w:type="dxa" w:w="5112"/>
+          </w:tcPr>
+          <w:p>
+            <w:r>
+              <w:t>B fails; release blocked regardless of higher correctness</w:t>
+            </w:r>
+          </w:p>
+        </w:tc>
+      </w:tr>
+      <w:tr>
+        <w:tc>
+          <w:tcPr>
+            <w:tcW w:type="dxa" w:w="5112"/>
+          </w:tcPr>
+          <w:p>
+            <w:r>
+              <w:t>Code-only quality threshold</w:t>
+            </w:r>
+          </w:p>
+        </w:tc>
+        <w:tc>
+          <w:tcPr>
+            <w:tcW w:type="dxa" w:w="5112"/>
+          </w:tcPr>
+          <w:p>
+            <w:r>
+              <w:t>Fictional 80% threshold for the local gate model, not a universal release rule</w:t>
+            </w:r>
+          </w:p>
+        </w:tc>
+      </w:tr>
+      <w:tr>
+        <w:tc>
+          <w:tcPr>
+            <w:tcW w:type="dxa" w:w="5112"/>
+          </w:tcPr>
+          <w:p>
+            <w:r>
+              <w:t>Gate model</w:t>
+            </w:r>
+          </w:p>
+        </w:tc>
+        <w:tc>
+          <w:tcPr>
+            <w:tcW w:type="dxa" w:w="5112"/>
+          </w:tcPr>
+          <w:p>
+            <w:r>
+              <w:t>Explicit Boolean quality, privacy, compatibility and recovery results; all required</w:t>
+            </w:r>
+          </w:p>
+        </w:tc>
+      </w:tr>
+      <w:tr>
+        <w:tc>
+          <w:tcPr>
+            <w:tcW w:type="dxa" w:w="5112"/>
+          </w:tcPr>
+          <w:p>
+            <w:r>
+              <w:t>Limits</w:t>
+            </w:r>
+          </w:p>
+        </w:tc>
+        <w:tc>
+          <w:tcPr>
+            <w:tcW w:type="dxa" w:w="5112"/>
+          </w:tcPr>
+          <w:p>
+            <w:r>
+              <w:t>A compatibility check or all supplied gates passing supports review only; no real migration, adapter, deployment or external-effect undo</w:t>
+            </w:r>
+          </w:p>
+        </w:tc>
+      </w:tr>
+    </w:tbl>
+    <w:p>
+      <w:pPr>
+        <w:pStyle w:val="Heading2"/>
+      </w:pPr>
+      <w:r>
+        <w:t>Name supplied and missing evidence</w:t>
+      </w:r>
+    </w:p>
+    <w:p>
+      <w:pPr>
+        <w:pStyle w:val="Heading3"/>
+      </w:pPr>
+      <w:r>
+        <w:t>List the given facts and one fact that is not supplied.</w:t>
+      </w:r>
+    </w:p>
+    <w:p>
+      <w:r>
+        <w:t>________________________________________________________________</w:t>
+      </w:r>
+    </w:p>
+    <w:p>
+      <w:r>
+        <w:t>________________________________________________________________</w:t>
+      </w:r>
+    </w:p>
+    <w:p>
+      <w:r>
+        <w:t>________________________________________________________________</w:t>
+      </w:r>
+    </w:p>
+    <w:p>
+      <w:pPr>
+        <w:pStyle w:val="Heading2"/>
+      </w:pPr>
+      <w:r>
+        <w:t>Earlier wording, alternatives and picture transcripts · reference / check after trying</w:t>
+      </w:r>
+    </w:p>
+    <w:p>
+      <w:pPr>
+        <w:spacing w:line="336" w:lineRule="auto" w:after="180"/>
+      </w:pPr>
+      <w:r>
+        <w:rPr>
+          <w:b w:val="0"/>
+        </w:rPr>
+        <w:t>Begin by writing the question the procedure is intended to answer. Identify the information already supplied, the information it will produce and the information still missing.</w:t>
+      </w:r>
+    </w:p>
+    <w:p>
+      <w:pPr>
+        <w:spacing w:line="336" w:lineRule="auto" w:after="180"/>
+      </w:pPr>
+      <w:r>
+        <w:rPr>
+          <w:b w:val="0"/>
+        </w:rPr>
+        <w:t>These are constructed classroom examples; they do not require live accounts, private records or an external service. Do not treat a plausible explanation as a measured outcome.</w:t>
+      </w:r>
+    </w:p>
+    <w:p>
+      <w:pPr>
+        <w:pStyle w:val="Heading1"/>
+      </w:pPr>
+      <w:r>
+        <w:t>03. Trace the proposed old reader against the current inventory</w:t>
+      </w:r>
+    </w:p>
+    <w:p>
+      <w:r>
+        <w:t>Rollback does not automatically rewind the data.</w:t>
+      </w:r>
+    </w:p>
+    <w:p>
+      <w:pPr>
+        <w:pStyle w:val="Heading2"/>
+      </w:pPr>
+      <w:r>
+        <w:t>Original v2-write/v1-read mismatch</w:t>
+      </w:r>
+    </w:p>
+    <w:p>
+      <w:pPr>
+        <w:spacing w:line="336" w:lineRule="auto" w:after="180"/>
+      </w:pPr>
+      <w:r>
+        <w:rPr>
+          <w:b w:val="0"/>
+        </w:rPr>
+        <w:t xml:space="preserve">Version v2 writes schema 2. Version v1 reads only schema 1. A </w:t>
+      </w:r>
+      <w:r>
+        <w:rPr>
+          <w:b/>
+        </w:rPr>
+        <w:t>rollback</w:t>
+      </w:r>
+      <w:r>
+        <w:rPr>
+          <w:b w:val="0"/>
+        </w:rPr>
+        <w:t xml:space="preserve"> to v1 after v2 writes data cannot safely proceed without migration or a compatible reader.</w:t>
+      </w:r>
+    </w:p>
+    <w:p>
+      <w:pPr>
+        <w:pStyle w:val="Heading2"/>
+      </w:pPr>
+      <w:r>
+        <w:t>Complete reader-by-schema compatibility matrix</w:t>
+      </w:r>
+    </w:p>
+    <w:tbl>
+      <w:tblPr>
+        <w:tblStyle w:val="LightShading-Accent1"/>
+        <w:tblW w:type="auto" w:w="0"/>
+        <w:tblLook w:firstColumn="1" w:firstRow="1" w:lastColumn="0" w:lastRow="0" w:noHBand="0" w:noVBand="1" w:val="04A0"/>
+      </w:tblPr>
+      <w:tblGrid>
+        <w:gridCol w:w="3408"/>
+        <w:gridCol w:w="3408"/>
+        <w:gridCol w:w="3408"/>
+      </w:tblGrid>
+      <w:tr>
+        <w:trPr>
+          <w:tblHeader/>
+        </w:trPr>
+        <w:tc>
+          <w:tcPr>
+            <w:tcW w:type="dxa" w:w="3408"/>
+          </w:tcPr>
+          <w:p>
+            <w:r>
+              <w:t>Main current data schema</w:t>
+            </w:r>
+          </w:p>
+        </w:tc>
+        <w:tc>
+          <w:tcPr>
+            <w:tcW w:type="dxa" w:w="3408"/>
+          </w:tcPr>
+          <w:p>
+            <w:r>
+              <w:t>v1 reader supports it?</w:t>
+            </w:r>
+          </w:p>
+        </w:tc>
+        <w:tc>
+          <w:tcPr>
+            <w:tcW w:type="dxa" w:w="3408"/>
+          </w:tcPr>
+          <w:p>
+            <w:r>
+              <w:t>v2 reader supports it?</w:t>
+            </w:r>
+          </w:p>
+        </w:tc>
+      </w:tr>
+      <w:tr>
+        <w:tc>
+          <w:tcPr>
+            <w:tcW w:type="dxa" w:w="3408"/>
+          </w:tcPr>
+          <w:p>
+            <w:r>
+              <w:t>1</w:t>
+            </w:r>
+          </w:p>
+        </w:tc>
+        <w:tc>
+          <w:tcPr>
+            <w:tcW w:type="dxa" w:w="3408"/>
+          </w:tcPr>
+          <w:p>
+            <w:r>
+              <w:t>Yes</w:t>
+            </w:r>
+          </w:p>
+        </w:tc>
+        <w:tc>
+          <w:tcPr>
+            <w:tcW w:type="dxa" w:w="3408"/>
+          </w:tcPr>
+          <w:p>
+            <w:r>
+              <w:t>Yes</w:t>
+            </w:r>
+          </w:p>
+        </w:tc>
+      </w:tr>
+      <w:tr>
+        <w:tc>
+          <w:tcPr>
+            <w:tcW w:type="dxa" w:w="3408"/>
+          </w:tcPr>
+          <w:p>
+            <w:r>
+              <w:t>2</w:t>
+            </w:r>
+          </w:p>
+        </w:tc>
+        <w:tc>
+          <w:tcPr>
+            <w:tcW w:type="dxa" w:w="3408"/>
+          </w:tcPr>
+          <w:p>
+            <w:r>
+              <w:t>No</w:t>
+            </w:r>
+          </w:p>
+        </w:tc>
+        <w:tc>
+          <w:tcPr>
+            <w:tcW w:type="dxa" w:w="3408"/>
+          </w:tcPr>
+          <w:p>
+            <w:r>
+              <w:t>Yes</w:t>
+            </w:r>
+          </w:p>
+        </w:tc>
+      </w:tr>
+      <w:tr>
+        <w:tc>
+          <w:tcPr>
+            <w:tcW w:type="dxa" w:w="3408"/>
+          </w:tcPr>
+          <w:p>
+            <w:r>
+              <w:t>2</w:t>
+            </w:r>
+          </w:p>
+        </w:tc>
+        <w:tc>
+          <w:tcPr>
+            <w:tcW w:type="dxa" w:w="3408"/>
+          </w:tcPr>
+          <w:p>
+            <w:r>
+              <w:t>No</w:t>
+            </w:r>
+          </w:p>
+        </w:tc>
+        <w:tc>
+          <w:tcPr>
+            <w:tcW w:type="dxa" w:w="3408"/>
+          </w:tcPr>
+          <w:p>
+            <w:r>
+              <w:t>Yes</w:t>
+            </w:r>
+          </w:p>
+        </w:tc>
+      </w:tr>
+      <w:tr>
+        <w:tc>
+          <w:tcPr>
+            <w:tcW w:type="dxa" w:w="3408"/>
+          </w:tcPr>
+          <w:p>
+            <w:r>
+              <w:t>Proposed code-only v1 rollback</w:t>
+            </w:r>
+          </w:p>
+        </w:tc>
+        <w:tc>
+          <w:tcPr>
+            <w:tcW w:type="dxa" w:w="3408"/>
+          </w:tcPr>
+          <w:p>
+            <w:r>
+              <w:t>Blocked: schema 2 remains stored</w:t>
+            </w:r>
+          </w:p>
+        </w:tc>
+        <w:tc>
+          <w:tcPr>
+            <w:tcW w:type="dxa" w:w="3408"/>
+          </w:tcPr>
+          <w:p>
+            <w:r>
+              <w:t>No data conversion performed</w:t>
+            </w:r>
+          </w:p>
+        </w:tc>
+      </w:tr>
+      <w:tr>
+        <w:tc>
+          <w:tcPr>
+            <w:tcW w:type="dxa" w:w="3408"/>
+          </w:tcPr>
+          <w:p>
+            <w:r>
+              <w:t>Retain v2 reader</w:t>
+            </w:r>
+          </w:p>
+        </w:tc>
+        <w:tc>
+          <w:tcPr>
+            <w:tcW w:type="dxa" w:w="3408"/>
+          </w:tcPr>
+          <w:p>
+            <w:r>
+              <w:t>Passes only this declared schema check</w:t>
+            </w:r>
+          </w:p>
+        </w:tc>
+        <w:tc>
+          <w:tcPr>
+            <w:tcW w:type="dxa" w:w="3408"/>
+          </w:tcPr>
+          <w:p>
+            <w:r>
+              <w:t>Not a full recovery approval</w:t>
+            </w:r>
+          </w:p>
+        </w:tc>
+      </w:tr>
+      <w:tr>
+        <w:tc>
+          <w:tcPr>
+            <w:tcW w:type="dxa" w:w="3408"/>
+          </w:tcPr>
+          <w:p>
+            <w:r>
+              <w:t>Possible compatible recovery</w:t>
+            </w:r>
+          </w:p>
+        </w:tc>
+        <w:tc>
+          <w:tcPr>
+            <w:tcW w:type="dxa" w:w="3408"/>
+          </w:tcPr>
+          <w:p>
+            <w:r>
+              <w:t>Needs a tested compatible reader or approved migration/adapter</w:t>
+            </w:r>
+          </w:p>
+        </w:tc>
+        <w:tc>
+          <w:tcPr>
+            <w:tcW w:type="dxa" w:w="3408"/>
+          </w:tcPr>
+          <w:p>
+            <w:r>
+              <w:t>No such operation is executed here</w:t>
+            </w:r>
+          </w:p>
+        </w:tc>
+      </w:tr>
+    </w:tbl>
+    <w:p>
+      <w:pPr>
+        <w:pStyle w:val="Heading2"/>
+      </w:pPr>
+      <w:r>
+        <w:t>State dependencies before judging</w:t>
+      </w:r>
+    </w:p>
+    <w:p>
+      <w:pPr>
+        <w:spacing w:line="336" w:lineRule="auto" w:after="180"/>
+      </w:pPr>
+      <w:r>
+        <w:rPr>
+          <w:b w:val="0"/>
+        </w:rPr>
+        <w:t xml:space="preserve">Before applying the procedure, write its units, denominator or decision boundary where relevant. A partner should be able to repeat each step using the same </w:t>
       </w:r>
       <w:r>
         <w:rPr>
@@ -288,50 +1106,38 @@
         <w:rPr>
           <w:b w:val="0"/>
         </w:rPr>
-        <w:t xml:space="preserve"> conditions and </w:t>
+        <w:t>s.</w:t>
+      </w:r>
+    </w:p>
+    <w:p>
+      <w:pPr>
+        <w:spacing w:line="336" w:lineRule="auto" w:after="180"/>
+      </w:pPr>
+      <w:r>
+        <w:rPr>
+          <w:b w:val="0"/>
+        </w:rPr>
+        <w:t xml:space="preserve">If a required </w:t>
       </w:r>
       <w:r>
         <w:rPr>
           <w:b/>
         </w:rPr>
-        <w:t>evidence</w:t>
+        <w:t>input</w:t>
       </w:r>
       <w:r>
         <w:rPr>
           <w:b w:val="0"/>
         </w:rPr>
-        <w:t xml:space="preserve"> source before it can support a claim.</w:t>
-      </w:r>
-    </w:p>
-    <w:p>
-      <w:pPr>
-        <w:pStyle w:val="Heading3"/>
-      </w:pPr>
-      <w:r>
-        <w:t>My starting explanation</w:t>
-      </w:r>
-    </w:p>
-    <w:p>
-      <w:r>
-        <w:t>________________________________________________________________</w:t>
-      </w:r>
-    </w:p>
-    <w:p>
-      <w:r>
-        <w:t>________________________________________________________________</w:t>
-      </w:r>
-    </w:p>
-    <w:p>
-      <w:r>
-        <w:t>________________________________________________________________</w:t>
-      </w:r>
-    </w:p>
-    <w:p>
-      <w:pPr>
-        <w:pStyle w:val="Heading3"/>
-      </w:pPr>
-      <w:r>
-        <w:t>This week’s end goal</w:t>
+        <w:t xml:space="preserve"> is absent or violates the stated contract, record that condition explicitly instead of quietly replacing it with a convenient value.</w:t>
+      </w:r>
+    </w:p>
+    <w:p>
+      <w:pPr>
+        <w:pStyle w:val="Heading2"/>
+      </w:pPr>
+      <w:r>
+        <w:t>Explain the visual</w:t>
       </w:r>
     </w:p>
     <w:p>
@@ -342,160 +1148,27 @@
         <w:rPr>
           <w:b w:val="0"/>
         </w:rPr>
-        <w:t xml:space="preserve">Explain release and </w:t>
+        <w:t xml:space="preserve">Point to the </w:t>
       </w:r>
       <w:r>
         <w:rPr>
           <w:b/>
         </w:rPr>
-        <w:t>rollback</w:t>
+        <w:t>input</w:t>
       </w:r>
       <w:r>
         <w:rPr>
           <w:b w:val="0"/>
         </w:rPr>
-        <w:t xml:space="preserve"> using the deciding step in this fictional service.</w:t>
-      </w:r>
-    </w:p>
-    <w:p>
-      <w:pPr>
-        <w:pStyle w:val="Heading1"/>
-      </w:pPr>
-      <w:r>
-        <w:t>02. Notice the evidence</w:t>
-      </w:r>
-    </w:p>
-    <w:p>
-      <w:r>
-        <w:t>Investigate the supplied Release and rollback case. Separate observations, given facts and assumptions before choosing an explanation.</w:t>
-      </w:r>
-    </w:p>
-    <w:p>
-      <w:pPr>
-        <w:spacing w:line="336" w:lineRule="auto" w:after="180"/>
-      </w:pPr>
-      <w:r>
-        <w:rPr>
-          <w:b w:val="0"/>
-        </w:rPr>
-        <w:t xml:space="preserve">Release records bind code, configuration, data schema and evaluation </w:t>
-      </w:r>
-      <w:r>
-        <w:rPr>
-          <w:b/>
-        </w:rPr>
-        <w:t>evidence</w:t>
-      </w:r>
-      <w:r>
-        <w:rPr>
-          <w:b w:val="0"/>
-        </w:rPr>
-        <w:t xml:space="preserve">. </w:t>
-      </w:r>
-      <w:r>
-        <w:rPr>
-          <w:b/>
-        </w:rPr>
-        <w:t>Rollback</w:t>
-      </w:r>
-      <w:r>
-        <w:rPr>
-          <w:b w:val="0"/>
-        </w:rPr>
-        <w:t xml:space="preserve"> requires </w:t>
-      </w:r>
-      <w:r>
-        <w:rPr>
-          <w:b/>
-        </w:rPr>
-        <w:t>compatibility</w:t>
-      </w:r>
-      <w:r>
-        <w:rPr>
-          <w:b w:val="0"/>
-        </w:rPr>
-        <w:t xml:space="preserve"> with the current stored data.</w:t>
-      </w:r>
-    </w:p>
-    <w:p>
-      <w:pPr>
-        <w:spacing w:line="336" w:lineRule="auto" w:after="180"/>
-      </w:pPr>
-      <w:r>
-        <w:rPr>
-          <w:b w:val="0"/>
-        </w:rPr>
-        <w:t>Begin by writing the question the procedure is intended to answer. Identify the information already supplied, the information it will produce and the information still missing.</w:t>
-      </w:r>
-    </w:p>
-    <w:p>
-      <w:pPr>
-        <w:spacing w:line="336" w:lineRule="auto" w:after="180"/>
-      </w:pPr>
-      <w:r>
-        <w:rPr>
-          <w:b w:val="0"/>
-        </w:rPr>
-        <w:t>These are constructed classroom examples; they do not require live accounts, private records or an external service. Do not treat a plausible explanation as a measured outcome.</w:t>
-      </w:r>
-    </w:p>
-    <w:p>
-      <w:pPr>
-        <w:pStyle w:val="Heading3"/>
-      </w:pPr>
-      <w:r>
-        <w:t>List the given facts and one fact that is not supplied.</w:t>
-      </w:r>
-    </w:p>
-    <w:p>
-      <w:r>
-        <w:t>________________________________________________________________</w:t>
-      </w:r>
-    </w:p>
-    <w:p>
-      <w:r>
-        <w:t>________________________________________________________________</w:t>
-      </w:r>
-    </w:p>
-    <w:p>
-      <w:r>
-        <w:t>________________________________________________________________</w:t>
-      </w:r>
-    </w:p>
-    <w:p>
-      <w:pPr>
-        <w:pStyle w:val="Heading1"/>
-      </w:pPr>
-      <w:r>
-        <w:t>03. See how it works</w:t>
-      </w:r>
-    </w:p>
-    <w:p>
-      <w:r>
-        <w:t>Follow the mechanism for Release and rollback. Connect each labelled input, deciding step and result.</w:t>
-      </w:r>
-    </w:p>
-    <w:p>
-      <w:pPr>
-        <w:spacing w:line="336" w:lineRule="auto" w:after="180"/>
-      </w:pPr>
-      <w:r>
-        <w:rPr>
-          <w:b w:val="0"/>
-        </w:rPr>
-        <w:t xml:space="preserve">Version v2 writes schema 2. Version v1 reads only schema 1. A </w:t>
-      </w:r>
-      <w:r>
-        <w:rPr>
-          <w:b/>
-        </w:rPr>
-        <w:t>rollback</w:t>
-      </w:r>
-      <w:r>
-        <w:rPr>
-          <w:b w:val="0"/>
-        </w:rPr>
-        <w:t xml:space="preserve"> to v1 after v2 writes data cannot safely proceed without migration or a compatible reader.</w:t>
+        <w:t>, the deciding step and the result in this week’s visual. Explain the same step in ordinary words. A picture helps when you can say what each part represents.</w:t>
+      </w:r>
+    </w:p>
+    <w:p>
+      <w:pPr>
+        <w:pStyle w:val="Heading2"/>
+      </w:pPr>
+      <w:r>
+        <w:t>Earlier wording, alternatives and picture transcripts · reference / check after trying</w:t>
       </w:r>
     </w:p>
     <w:p>
@@ -592,13 +1265,250 @@
     </w:p>
     <w:p>
       <w:pPr>
+        <w:pStyle w:val="Heading3"/>
+      </w:pPr>
+      <w:r>
+        <w:t>Connect the picture and the explanation</w:t>
+      </w:r>
+    </w:p>
+    <w:p>
+      <w:pPr>
+        <w:pStyle w:val="Heading1"/>
+      </w:pPr>
+      <w:r>
+        <w:t>04. Predict what a fresh privacy pass does and does not settle</w:t>
+      </w:r>
+    </w:p>
+    <w:p>
+      <w:r>
+        <w:t>Other mandatory gates remain required.</w:t>
+      </w:r>
+    </w:p>
+    <w:p>
+      <w:pPr>
+        <w:pStyle w:val="Heading2"/>
+      </w:pPr>
+      <w:r>
+        <w:t>Current task and response</w:t>
+      </w:r>
+    </w:p>
+    <w:p>
+      <w:pPr>
+        <w:pStyle w:val="ListBullet"/>
+      </w:pPr>
+      <w:r>
+        <w:t>After deployment v2 creates schema 2 records; operator proposes rollback code alone to v1. Show the intermediate steps and give the conclusion with its scope.</w:t>
+      </w:r>
+    </w:p>
+    <w:p>
+      <w:pPr>
+        <w:pStyle w:val="Heading3"/>
+      </w:pPr>
+      <w:r>
+        <w:t>Keep the procedure fixed. Explain what changed in the inputs and result.</w:t>
+      </w:r>
+    </w:p>
+    <w:p>
+      <w:r>
+        <w:t>________________________________________________________________</w:t>
+      </w:r>
+    </w:p>
+    <w:p>
+      <w:r>
+        <w:t>________________________________________________________________</w:t>
+      </w:r>
+    </w:p>
+    <w:p>
+      <w:r>
+        <w:t>________________________________________________________________</w:t>
+      </w:r>
+    </w:p>
+    <w:p>
+      <w:r>
+        <w:t>________________________________________________________________</w:t>
+      </w:r>
+    </w:p>
+    <w:p>
+      <w:r>
+        <w:t>________________________________________________________________</w:t>
+      </w:r>
+    </w:p>
+    <w:p>
+      <w:pPr>
+        <w:pStyle w:val="Heading2"/>
+      </w:pPr>
+      <w:r>
+        <w:t>Predict the changed privacy evidence</w:t>
+      </w:r>
+    </w:p>
+    <w:p>
+      <w:pPr>
+        <w:pStyle w:val="ListBullet"/>
+      </w:pPr>
+      <w:r>
+        <w:t>Change: Repair B and pass privacy on a fresh reserved case.</w:t>
+      </w:r>
+    </w:p>
+    <w:p>
+      <w:pPr>
+        <w:pStyle w:val="Heading2"/>
+      </w:pPr>
+      <w:r>
+        <w:t>Check after predicting · reference / check after trying</w:t>
+      </w:r>
+    </w:p>
+    <w:p>
+      <w:pPr>
         <w:spacing w:line="336" w:lineRule="auto" w:after="180"/>
       </w:pPr>
+      <w:r>
+        <w:rPr>
+          <w:b/>
+        </w:rPr>
+        <w:t>Prediction</w:t>
+      </w:r>
       <w:r>
         <w:rPr>
           <w:b w:val="0"/>
         </w:rPr>
-        <w:t xml:space="preserve">Before applying the procedure, write its units, denominator or decision boundary where relevant. A partner should be able to repeat each step using the same </w:t>
+        <w:t>: B may enter the remaining gates; one repair does not approve everything.</w:t>
+      </w:r>
+    </w:p>
+    <w:p>
+      <w:pPr>
+        <w:spacing w:line="336" w:lineRule="auto" w:after="180"/>
+      </w:pPr>
+      <w:r>
+        <w:rPr>
+          <w:b w:val="0"/>
+        </w:rPr>
+        <w:t>Reason: All required release conditions still apply.</w:t>
+      </w:r>
+    </w:p>
+    <w:p>
+      <w:pPr>
+        <w:pStyle w:val="Heading2"/>
+      </w:pPr>
+      <w:r>
+        <w:t>Earlier wording, alternatives and picture transcripts · reference / check after trying</w:t>
+      </w:r>
+    </w:p>
+    <w:p>
+      <w:pPr>
+        <w:pStyle w:val="Heading3"/>
+      </w:pPr>
+      <w:r>
+        <w:t>Compare a familiar case with a changed case</w:t>
+      </w:r>
+    </w:p>
+    <w:p>
+      <w:pPr>
+        <w:pStyle w:val="Heading3"/>
+      </w:pPr>
+      <w:r>
+        <w:t>Change one thing in the pictured case</w:t>
+      </w:r>
+    </w:p>
+    <w:p>
+      <w:pPr>
+        <w:pStyle w:val="Heading1"/>
+      </w:pPr>
+      <w:r>
+        <w:t>06. Compare a higher score with a mandatory privacy gate</w:t>
+      </w:r>
+    </w:p>
+    <w:p>
+      <w:r>
+        <w:t>Keep rollback compatibility separate from the pictured quality comparison.</w:t>
+      </w:r>
+    </w:p>
+    <w:p>
+      <w:pPr>
+        <w:pStyle w:val="Heading2"/>
+      </w:pPr>
+      <w:r>
+        <w:t>Main code-only rollback failure and checked conclusion</w:t>
+      </w:r>
+    </w:p>
+    <w:p>
+      <w:pPr>
+        <w:spacing w:line="336" w:lineRule="auto" w:after="180"/>
+      </w:pPr>
+      <w:r>
+        <w:rPr>
+          <w:b w:val="0"/>
+        </w:rPr>
+        <w:t xml:space="preserve">After deployment v2 creates schema 2 records; operator proposes </w:t>
+      </w:r>
+      <w:r>
+        <w:rPr>
+          <w:b/>
+        </w:rPr>
+        <w:t>rollback</w:t>
+      </w:r>
+      <w:r>
+        <w:rPr>
+          <w:b w:val="0"/>
+        </w:rPr>
+        <w:t xml:space="preserve"> code alone to v1.</w:t>
+      </w:r>
+    </w:p>
+    <w:p>
+      <w:pPr>
+        <w:spacing w:line="336" w:lineRule="auto" w:after="180"/>
+      </w:pPr>
+      <w:r>
+        <w:rPr>
+          <w:b w:val="0"/>
+        </w:rPr>
+        <w:t xml:space="preserve">Code-only </w:t>
+      </w:r>
+      <w:r>
+        <w:rPr>
+          <w:b/>
+        </w:rPr>
+        <w:t>rollback</w:t>
+      </w:r>
+      <w:r>
+        <w:rPr>
+          <w:b w:val="0"/>
+        </w:rPr>
+        <w:t xml:space="preserve"> is incompatible with stored schema 2. Use the tested recovery plan or compatible migration; preserve data and failure </w:t>
+      </w:r>
+      <w:r>
+        <w:rPr>
+          <w:b/>
+        </w:rPr>
+        <w:t>evidence</w:t>
+      </w:r>
+      <w:r>
+        <w:rPr>
+          <w:b w:val="0"/>
+        </w:rPr>
+        <w:t>.</w:t>
+      </w:r>
+    </w:p>
+    <w:p>
+      <w:pPr>
+        <w:spacing w:line="336" w:lineRule="auto" w:after="180"/>
+      </w:pPr>
+      <w:r>
+        <w:rPr>
+          <w:b w:val="0"/>
+        </w:rPr>
+        <w:t xml:space="preserve">Compare the intermediate </w:t>
+      </w:r>
+      <w:r>
+        <w:rPr>
+          <w:b/>
+        </w:rPr>
+        <w:t>evidence</w:t>
+      </w:r>
+      <w:r>
+        <w:rPr>
+          <w:b w:val="0"/>
+        </w:rPr>
+        <w:t xml:space="preserve"> with the final statement. Explain why each number or decision follows from the stated </w:t>
       </w:r>
       <w:r>
         <w:rPr>
@@ -621,7 +1531,7 @@
         <w:rPr>
           <w:b w:val="0"/>
         </w:rPr>
-        <w:t xml:space="preserve">If a required </w:t>
+        <w:t xml:space="preserve">The conclusion belongs to this scenario and procedure; changing the </w:t>
       </w:r>
       <w:r>
         <w:rPr>
@@ -633,493 +1543,15 @@
         <w:rPr>
           <w:b w:val="0"/>
         </w:rPr>
-        <w:t xml:space="preserve"> is absent or violates the stated contract, record that condition explicitly instead of quietly replacing it with a convenient value.</w:t>
-      </w:r>
-    </w:p>
-    <w:p>
-      <w:pPr>
-        <w:pStyle w:val="Heading3"/>
-      </w:pPr>
-      <w:r>
-        <w:t>Connect the picture and the explanation</w:t>
-      </w:r>
-    </w:p>
-    <w:p>
-      <w:pPr>
-        <w:spacing w:line="336" w:lineRule="auto" w:after="180"/>
-      </w:pPr>
-      <w:r>
-        <w:rPr>
-          <w:b w:val="0"/>
-        </w:rPr>
-        <w:t xml:space="preserve">Point to the </w:t>
-      </w:r>
-      <w:r>
-        <w:rPr>
-          <w:b/>
-        </w:rPr>
-        <w:t>input</w:t>
-      </w:r>
-      <w:r>
-        <w:rPr>
-          <w:b w:val="0"/>
-        </w:rPr>
-        <w:t>, the deciding step and the result in this week’s visual. Explain the same step in ordinary words. A picture helps when you can say what each part represents.</w:t>
-      </w:r>
-    </w:p>
-    <w:p>
-      <w:pPr>
-        <w:pStyle w:val="Heading1"/>
-      </w:pPr>
-      <w:r>
-        <w:t>04. Compare the cases</w:t>
-      </w:r>
-    </w:p>
-    <w:p>
-      <w:r>
-        <w:t>Compare the supplied cases for Release and rollback. Identify the detail that changes the conclusion.</w:t>
-      </w:r>
-    </w:p>
-    <w:p>
-      <w:pPr>
-        <w:pStyle w:val="Heading3"/>
-      </w:pPr>
-      <w:r>
-        <w:t>Compare a familiar case with a changed case</w:t>
-      </w:r>
-    </w:p>
-    <w:p>
-      <w:pPr>
-        <w:spacing w:line="336" w:lineRule="auto" w:after="180"/>
-      </w:pPr>
-      <w:r>
-        <w:rPr>
-          <w:b w:val="0"/>
-        </w:rPr>
-        <w:t xml:space="preserve">After deployment v2 creates schema 2 records; operator proposes </w:t>
-      </w:r>
-      <w:r>
-        <w:rPr>
-          <w:b/>
-        </w:rPr>
-        <w:t>rollback</w:t>
-      </w:r>
-      <w:r>
-        <w:rPr>
-          <w:b w:val="0"/>
-        </w:rPr>
-        <w:t xml:space="preserve"> code alone to v1. Show the intermediate steps and give the conclusion with its scope.</w:t>
-      </w:r>
-    </w:p>
-    <w:p>
-      <w:pPr>
-        <w:pStyle w:val="Heading3"/>
-      </w:pPr>
-      <w:r>
-        <w:t>Keep the procedure fixed. Explain what changed in the inputs and result.</w:t>
-      </w:r>
-    </w:p>
-    <w:p>
-      <w:r>
-        <w:t>________________________________________________________________</w:t>
-      </w:r>
-    </w:p>
-    <w:p>
-      <w:r>
-        <w:t>________________________________________________________________</w:t>
-      </w:r>
-    </w:p>
-    <w:p>
-      <w:r>
-        <w:t>________________________________________________________________</w:t>
-      </w:r>
-    </w:p>
-    <w:p>
-      <w:r>
-        <w:t>________________________________________________________________</w:t>
-      </w:r>
-    </w:p>
-    <w:p>
-      <w:r>
-        <w:t>________________________________________________________________</w:t>
-      </w:r>
-    </w:p>
-    <w:p>
-      <w:pPr>
-        <w:pStyle w:val="Heading3"/>
-      </w:pPr>
-      <w:r>
-        <w:t>Change one thing in the pictured case</w:t>
-      </w:r>
-    </w:p>
-    <w:p>
-      <w:pPr>
-        <w:pStyle w:val="Heading3"/>
-      </w:pPr>
-      <w:r>
-        <w:t>Change one thing</w:t>
-      </w:r>
-    </w:p>
-    <w:p>
-      <w:pPr>
-        <w:spacing w:line="336" w:lineRule="auto" w:after="180"/>
-        <w:shd w:fill="F5F1FB"/>
-      </w:pPr>
-      <w:r>
-        <w:rPr>
-          <w:b w:val="0"/>
-        </w:rPr>
-        <w:t>Change: Repair B and pass privacy on a fresh reserved case.</w:t>
-      </w:r>
-    </w:p>
-    <w:p>
-      <w:pPr>
-        <w:pStyle w:val="Heading3"/>
-      </w:pPr>
-      <w:r>
-        <w:t>Predicted result</w:t>
-      </w:r>
-    </w:p>
-    <w:p>
-      <w:pPr>
-        <w:spacing w:line="336" w:lineRule="auto" w:after="180"/>
-        <w:shd w:fill="F1F6FC"/>
-      </w:pPr>
-      <w:r>
-        <w:rPr>
-          <w:b/>
-        </w:rPr>
-        <w:t>Prediction</w:t>
-      </w:r>
-      <w:r>
-        <w:rPr>
-          <w:b w:val="0"/>
-        </w:rPr>
-        <w:t>: B may enter the remaining gates; one repair does not approve everything.</w:t>
-      </w:r>
-    </w:p>
-    <w:p>
-      <w:pPr>
-        <w:pStyle w:val="Heading3"/>
-      </w:pPr>
-      <w:r>
-        <w:t>Why the result follows</w:t>
-      </w:r>
-    </w:p>
-    <w:p>
-      <w:pPr>
-        <w:spacing w:line="336" w:lineRule="auto" w:after="180"/>
-        <w:shd w:fill="F1F6FC"/>
-      </w:pPr>
-      <w:r>
-        <w:rPr>
-          <w:b w:val="0"/>
-        </w:rPr>
-        <w:t>Reason: All required release conditions still apply.</w:t>
-      </w:r>
-    </w:p>
-    <w:p>
-      <w:pPr>
-        <w:pStyle w:val="Heading1"/>
-      </w:pPr>
-      <w:r>
-        <w:t>05. Words that unlock the idea</w:t>
-      </w:r>
-    </w:p>
-    <w:p>
-      <w:r>
-        <w:t>Use the vocabulary of Release and rollback to explain a concrete decision, rather than only memorising definitions.</w:t>
-      </w:r>
-    </w:p>
-    <w:tbl>
-      <w:tblPr>
-        <w:tblStyle w:val="LightShading-Accent1"/>
-        <w:tblW w:type="auto" w:w="0"/>
-        <w:tblLook w:firstColumn="1" w:firstRow="1" w:lastColumn="0" w:lastRow="0" w:noHBand="0" w:noVBand="1" w:val="04A0"/>
-      </w:tblPr>
-      <w:tblGrid>
-        <w:gridCol w:w="5112"/>
-        <w:gridCol w:w="5112"/>
-      </w:tblGrid>
-      <w:tr>
-        <w:trPr>
-          <w:tblHeader/>
-        </w:trPr>
-        <w:tc>
-          <w:tcPr>
-            <w:tcW w:type="dxa" w:w="5112"/>
-          </w:tcPr>
-          <w:p>
-            <w:r>
-              <w:t>Word</w:t>
-            </w:r>
-          </w:p>
-        </w:tc>
-        <w:tc>
-          <w:tcPr>
-            <w:tcW w:type="dxa" w:w="5112"/>
-          </w:tcPr>
-          <w:p>
-            <w:r>
-              <w:t>Meaning</w:t>
-            </w:r>
-          </w:p>
-        </w:tc>
-      </w:tr>
-      <w:tr>
-        <w:tc>
-          <w:tcPr>
-            <w:tcW w:type="dxa" w:w="5112"/>
-          </w:tcPr>
-          <w:p>
-            <w:r>
-              <w:t>Release manifest</w:t>
-            </w:r>
-          </w:p>
-        </w:tc>
-        <w:tc>
-          <w:tcPr>
-            <w:tcW w:type="dxa" w:w="5112"/>
-          </w:tcPr>
-          <w:p>
-            <w:r>
-              <w:t>Versions and artifacts included in a release</w:t>
-            </w:r>
-          </w:p>
-        </w:tc>
-      </w:tr>
-      <w:tr>
-        <w:tc>
-          <w:tcPr>
-            <w:tcW w:type="dxa" w:w="5112"/>
-          </w:tcPr>
-          <w:p>
-            <w:r>
-              <w:t>Compatibility</w:t>
-            </w:r>
-          </w:p>
-        </w:tc>
-        <w:tc>
-          <w:tcPr>
-            <w:tcW w:type="dxa" w:w="5112"/>
-          </w:tcPr>
-          <w:p>
-            <w:r>
-              <w:t>Whether components can correctly use one another's contracts</w:t>
-            </w:r>
-          </w:p>
-        </w:tc>
-      </w:tr>
-      <w:tr>
-        <w:tc>
-          <w:tcPr>
-            <w:tcW w:type="dxa" w:w="5112"/>
-          </w:tcPr>
-          <w:p>
-            <w:r>
-              <w:t>Rollback</w:t>
-            </w:r>
-          </w:p>
-        </w:tc>
-        <w:tc>
-          <w:tcPr>
-            <w:tcW w:type="dxa" w:w="5112"/>
-          </w:tcPr>
-          <w:p>
-            <w:r>
-              <w:t>Returning to an earlier compatible operating version</w:t>
-            </w:r>
-          </w:p>
-        </w:tc>
-      </w:tr>
-    </w:tbl>
-    <w:p>
-      <w:pPr>
-        <w:pStyle w:val="Heading3"/>
-      </w:pPr>
-      <w:r>
-        <w:t>Use two terms to explain a step in this week’s example.</w:t>
-      </w:r>
-    </w:p>
-    <w:p>
-      <w:r>
-        <w:t>________________________________________________________________</w:t>
-      </w:r>
-    </w:p>
-    <w:p>
-      <w:r>
-        <w:t>________________________________________________________________</w:t>
-      </w:r>
-    </w:p>
-    <w:p>
-      <w:r>
-        <w:t>________________________________________________________________</w:t>
-      </w:r>
-    </w:p>
-    <w:p>
-      <w:pPr>
-        <w:pStyle w:val="Heading1"/>
-      </w:pPr>
-      <w:r>
-        <w:t>06. Follow a worked example</w:t>
-      </w:r>
-    </w:p>
-    <w:p>
-      <w:r>
-        <w:t>Follow the worked trace for Release and rollback, predict a step, then compare with its explanation.</w:t>
-      </w:r>
-    </w:p>
-    <w:p>
-      <w:pPr>
-        <w:spacing w:line="336" w:lineRule="auto" w:after="180"/>
-      </w:pPr>
-      <w:r>
-        <w:rPr>
-          <w:b w:val="0"/>
-        </w:rPr>
-        <w:t xml:space="preserve">After deployment v2 creates schema 2 records; operator proposes </w:t>
-      </w:r>
-      <w:r>
-        <w:rPr>
-          <w:b/>
-        </w:rPr>
-        <w:t>rollback</w:t>
-      </w:r>
-      <w:r>
-        <w:rPr>
-          <w:b w:val="0"/>
-        </w:rPr>
-        <w:t xml:space="preserve"> code alone to v1.</w:t>
-      </w:r>
-    </w:p>
-    <w:p>
-      <w:pPr>
-        <w:spacing w:line="336" w:lineRule="auto" w:after="180"/>
-      </w:pPr>
-      <w:r>
-        <w:rPr>
-          <w:b w:val="0"/>
-        </w:rPr>
-        <w:t xml:space="preserve">Code-only </w:t>
-      </w:r>
-      <w:r>
-        <w:rPr>
-          <w:b/>
-        </w:rPr>
-        <w:t>rollback</w:t>
-      </w:r>
-      <w:r>
-        <w:rPr>
-          <w:b w:val="0"/>
-        </w:rPr>
-        <w:t xml:space="preserve"> is incompatible with stored schema 2. Use the tested recovery plan or compatible migration; preserve data and failure </w:t>
-      </w:r>
-      <w:r>
-        <w:rPr>
-          <w:b/>
-        </w:rPr>
-        <w:t>evidence</w:t>
-      </w:r>
-      <w:r>
-        <w:rPr>
-          <w:b w:val="0"/>
-        </w:rPr>
-        <w:t>.</w:t>
-      </w:r>
-    </w:p>
-    <w:p>
-      <w:pPr>
-        <w:pStyle w:val="Heading3"/>
-      </w:pPr>
-      <w:r>
-        <w:t>Worked explanation · Release and rollback</w:t>
-      </w:r>
-    </w:p>
-    <w:p>
-      <w:pPr>
-        <w:spacing w:line="336" w:lineRule="auto" w:after="180"/>
-        <w:shd w:fill="F1F6FC"/>
-      </w:pPr>
-      <w:r>
-        <w:rPr>
-          <w:b w:val="0"/>
-        </w:rPr>
-        <w:t xml:space="preserve">Compare the intermediate </w:t>
-      </w:r>
-      <w:r>
-        <w:rPr>
-          <w:b/>
-        </w:rPr>
-        <w:t>evidence</w:t>
-      </w:r>
-      <w:r>
-        <w:rPr>
-          <w:b w:val="0"/>
-        </w:rPr>
-        <w:t xml:space="preserve"> with the final statement. Explain why each number or decision follows from the stated </w:t>
-      </w:r>
-      <w:r>
-        <w:rPr>
-          <w:b/>
-        </w:rPr>
-        <w:t>input</w:t>
-      </w:r>
-      <w:r>
-        <w:rPr>
-          <w:b w:val="0"/>
-        </w:rPr>
-        <w:t>s.</w:t>
-      </w:r>
-    </w:p>
-    <w:p>
-      <w:pPr>
-        <w:spacing w:line="336" w:lineRule="auto" w:after="180"/>
-        <w:shd w:fill="F1F6FC"/>
-      </w:pPr>
-      <w:r>
-        <w:rPr>
-          <w:b w:val="0"/>
-        </w:rPr>
-        <w:t xml:space="preserve">The conclusion belongs to this scenario and procedure; changing the </w:t>
-      </w:r>
-      <w:r>
-        <w:rPr>
-          <w:b/>
-        </w:rPr>
-        <w:t>input</w:t>
-      </w:r>
-      <w:r>
-        <w:rPr>
-          <w:b w:val="0"/>
-        </w:rPr>
         <w:t>s, evaluation population or authority can change what it establishes. Retain the raw record so a later revision can be compared honestly.</w:t>
       </w:r>
     </w:p>
     <w:p>
       <w:pPr>
-        <w:pStyle w:val="Heading3"/>
-      </w:pPr>
-      <w:r>
-        <w:t>Learn from the worked case</w:t>
-      </w:r>
-    </w:p>
-    <w:p>
-      <w:pPr>
-        <w:spacing w:line="336" w:lineRule="auto" w:after="180"/>
-      </w:pPr>
-      <w:r>
-        <w:rPr>
-          <w:b w:val="0"/>
-        </w:rPr>
-        <w:t>Cover the result before checking it. Say what is given, choose the procedure, and follow one step at a time. Then uncover the result and explain your first mismatch. Ask why a step is allowed, not only what number it produces.</w:t>
-      </w:r>
-    </w:p>
-    <w:p>
-      <w:pPr>
-        <w:pStyle w:val="Heading3"/>
-      </w:pPr>
-      <w:r>
-        <w:t>A pictorial worked case: Release and rollback</w:t>
+        <w:pStyle w:val="Heading2"/>
+      </w:pPr>
+      <w:r>
+        <w:t>Separate A/B scores and complete gate qualification</w:t>
       </w:r>
     </w:p>
     <w:p>
@@ -1135,24 +1567,7 @@
     </w:p>
     <w:p>
       <w:pPr>
-        <w:pStyle w:val="Heading3"/>
-      </w:pPr>
-      <w:r>
-        <w:t>The facts we will use</w:t>
-      </w:r>
-    </w:p>
-    <w:p>
-      <w:pPr>
-        <w:pStyle w:val="Heading3"/>
-      </w:pPr>
-      <w:r>
-        <w:t>Supplied facts</w:t>
-      </w:r>
-    </w:p>
-    <w:p>
-      <w:pPr>
         <w:spacing w:line="336" w:lineRule="auto" w:after="180"/>
-        <w:shd w:fill="F1F6FC"/>
       </w:pPr>
       <w:r>
         <w:rPr>
@@ -1162,11 +1577,52 @@
       </w:r>
     </w:p>
     <w:p>
+      <w:pPr>
+        <w:spacing w:line="336" w:lineRule="auto" w:after="180"/>
+      </w:pPr>
+      <w:r>
+        <w:rPr>
+          <w:b w:val="0"/>
+        </w:rPr>
+        <w:t>The main rollback example concerns reader compatibility with schema 2. The separate picture compares A and B on ten correctness cases: 8/10 is 80%, 9/10 is 90%, a rise of 10 percentage points. B’s mandatory privacy failure still blocks release.</w:t>
+      </w:r>
+    </w:p>
+    <w:p>
+      <w:pPr>
+        <w:spacing w:line="336" w:lineRule="auto" w:after="180"/>
+      </w:pPr>
+      <w:r>
+        <w:rPr>
+          <w:b w:val="0"/>
+        </w:rPr>
+        <w:t>Repairing B and passing a fresh reserved privacy case adds evidence for that privacy check; it does not prove that every other required check passed or that all privacy risks are resolved. Keep the original failure and the repaired version’s new evidence.</w:t>
+      </w:r>
+    </w:p>
+    <w:p>
+      <w:pPr>
+        <w:spacing w:line="336" w:lineRule="auto" w:after="180"/>
+      </w:pPr>
+      <w:r>
+        <w:rPr>
+          <w:b w:val="0"/>
+        </w:rPr>
+        <w:t>Retaining reviewed A and a documented recovery plan is useful only if its dependencies remain compatible with current stored data; neither rollback nor this picture reverses external effects.</w:t>
+      </w:r>
+    </w:p>
+    <w:p>
+      <w:pPr>
+        <w:pStyle w:val="Heading2"/>
+      </w:pPr>
+      <w:r>
+        <w:t>Trace score, mandatory gate and compatible recovery</w:t>
+      </w:r>
+    </w:p>
+    <w:p>
       <w:r>
         <w:drawing>
           <wp:inline xmlns:a="http://schemas.openxmlformats.org/drawingml/2006/main" xmlns:pic="http://schemas.openxmlformats.org/drawingml/2006/picture">
-            <wp:extent cx="5486400" cy="5185229"/>
-            <wp:docPr id="1" name="Picture 1" descr="Release and rollback. Compute quality: Correctness rises from 80% to 90% on these cases.. Apply privacy gate: The mandatory failure blocks B’s release.. Keep recovery ready: Retain the reviewed A version and documented rollback procedure."/>
+            <wp:extent cx="5486400" cy="3182112"/>
+            <wp:docPr id="1" name="Picture 1" descr="Compute quality: Correctness rises from 80% to 90% on these cases. → Apply privacy gate: The mandatory failure blocks B’s release. → Keep recovery ready: Retain the reviewed A version and documented rollback procedure."/>
             <wp:cNvGraphicFramePr>
               <a:graphicFrameLocks noChangeAspect="1"/>
             </wp:cNvGraphicFramePr>
@@ -1174,7 +1630,7 @@
               <a:graphicData uri="http://schemas.openxmlformats.org/drawingml/2006/picture">
                 <pic:pic>
                   <pic:nvPicPr>
-                    <pic:cNvPr id="0" name="academy-visual-ai-6-24.png"/>
+                    <pic:cNvPr id="0" name="academy-story-ai-6-24-02.png"/>
                     <pic:cNvPicPr/>
                   </pic:nvPicPr>
                   <pic:blipFill>
@@ -1186,7 +1642,7 @@
                   <pic:spPr>
                     <a:xfrm>
                       <a:off x="0" y="0"/>
-                      <a:ext cx="5486400" cy="5185229"/>
+                      <a:ext cx="5486400" cy="3182112"/>
                     </a:xfrm>
                     <a:prstGeom prst="rect"/>
                   </pic:spPr>
@@ -1314,24 +1770,7 @@
     </w:p>
     <w:p>
       <w:pPr>
-        <w:pStyle w:val="Heading3"/>
-      </w:pPr>
-      <w:r>
-        <w:t>Why this result follows</w:t>
-      </w:r>
-    </w:p>
-    <w:p>
-      <w:pPr>
-        <w:pStyle w:val="Heading3"/>
-      </w:pPr>
-      <w:r>
-        <w:t>Why the result follows</w:t>
-      </w:r>
-    </w:p>
-    <w:p>
-      <w:pPr>
         <w:spacing w:line="336" w:lineRule="auto" w:after="180"/>
-        <w:shd w:fill="F1F6FC"/>
       </w:pPr>
       <w:r>
         <w:rPr>
@@ -1354,30 +1793,113 @@
     </w:p>
     <w:p>
       <w:pPr>
+        <w:pStyle w:val="Heading2"/>
+      </w:pPr>
+      <w:r>
+        <w:t>Predict a fresh privacy pass</w:t>
+      </w:r>
+    </w:p>
+    <w:p>
+      <w:pPr>
+        <w:pStyle w:val="ListBullet"/>
+      </w:pPr>
+      <w:r>
+        <w:t>Change one thing: Repair B and pass privacy on a fresh reserved case. Predict the result before checking the explanation. What remains the same?</w:t>
+      </w:r>
+    </w:p>
+    <w:p>
+      <w:pPr>
+        <w:pStyle w:val="Heading2"/>
+      </w:pPr>
+      <w:r>
+        <w:t>Check after predicting · reference / check after trying</w:t>
+      </w:r>
+    </w:p>
+    <w:p>
+      <w:r>
+        <w:drawing>
+          <wp:inline xmlns:a="http://schemas.openxmlformats.org/drawingml/2006/main" xmlns:pic="http://schemas.openxmlformats.org/drawingml/2006/picture">
+            <wp:extent cx="5486400" cy="3026664"/>
+            <wp:docPr id="2" name="Picture 2" descr="Original case: Retain the reviewed A version and documented rollback procedure. Changed condition: Repair B and pass privacy on a fresh reserved case. Expected result: B may enter the remaining gates; one repair does not approve everything. Reason: All required release conditions still apply."/>
+            <wp:cNvGraphicFramePr>
+              <a:graphicFrameLocks noChangeAspect="1"/>
+            </wp:cNvGraphicFramePr>
+            <a:graphic>
+              <a:graphicData uri="http://schemas.openxmlformats.org/drawingml/2006/picture">
+                <pic:pic>
+                  <pic:nvPicPr>
+                    <pic:cNvPr id="0" name="academy-story-ai-6-24-04.png"/>
+                    <pic:cNvPicPr/>
+                  </pic:nvPicPr>
+                  <pic:blipFill>
+                    <a:blip r:embed="rId10"/>
+                    <a:stretch>
+                      <a:fillRect/>
+                    </a:stretch>
+                  </pic:blipFill>
+                  <pic:spPr>
+                    <a:xfrm>
+                      <a:off x="0" y="0"/>
+                      <a:ext cx="5486400" cy="3026664"/>
+                    </a:xfrm>
+                    <a:prstGeom prst="rect"/>
+                  </pic:spPr>
+                </pic:pic>
+              </a:graphicData>
+            </a:graphic>
+          </wp:inline>
+        </w:drawing>
+      </w:r>
+    </w:p>
+    <w:p>
+      <w:pPr>
+        <w:pStyle w:val="Heading2"/>
+      </w:pPr>
+      <w:r>
+        <w:t>Explain remaining gates and external-effect limits</w:t>
+      </w:r>
+    </w:p>
+    <w:p>
+      <w:pPr>
+        <w:pStyle w:val="ListBullet"/>
+      </w:pPr>
+      <w:r>
+        <w:t>Rolling back code may not reverse earlier external effects or incompatible data changes.</w:t>
+      </w:r>
+    </w:p>
+    <w:p>
+      <w:pPr>
+        <w:pStyle w:val="ListBullet"/>
+      </w:pPr>
+      <w:r>
+        <w:t>Read the labelled picture: Compute A’s and B’s correctness percentages. Why is B still blocked, and does passing a fresh privacy check automatically satisfy every release gate?</w:t>
+      </w:r>
+    </w:p>
+    <w:p>
+      <w:pPr>
+        <w:pStyle w:val="Heading2"/>
+      </w:pPr>
+      <w:r>
+        <w:t>Earlier wording, alternatives and picture transcripts · reference / check after trying</w:t>
+      </w:r>
+    </w:p>
+    <w:p>
+      <w:pPr>
         <w:pStyle w:val="Heading3"/>
       </w:pPr>
       <w:r>
-        <w:t>What this example does not establish</w:t>
-      </w:r>
-    </w:p>
-    <w:p>
-      <w:pPr>
-        <w:pStyle w:val="Heading3"/>
-      </w:pPr>
-      <w:r>
-        <w:t>Keep the stated limit</w:t>
+        <w:t>Learn from the worked case</w:t>
       </w:r>
     </w:p>
     <w:p>
       <w:pPr>
         <w:spacing w:line="336" w:lineRule="auto" w:after="180"/>
-        <w:shd w:fill="FFF5E6"/>
       </w:pPr>
       <w:r>
         <w:rPr>
           <w:b w:val="0"/>
         </w:rPr>
-        <w:t>Rolling back code may not reverse earlier external effects or incompatible data changes.</w:t>
+        <w:t>Cover the result before checking it. Say what is given, choose the procedure, and follow one step at a time. Then uncover the result and explain your first mismatch. Ask why a step is allowed, not only what number it produces.</w:t>
       </w:r>
     </w:p>
     <w:p>
@@ -1385,19 +1907,7 @@
         <w:pStyle w:val="Heading3"/>
       </w:pPr>
       <w:r>
-        <w:t>Keep the stated limit</w:t>
-      </w:r>
-    </w:p>
-    <w:p>
-      <w:pPr>
-        <w:spacing w:line="336" w:lineRule="auto" w:after="180"/>
-        <w:shd w:fill="FFF5E6"/>
-      </w:pPr>
-      <w:r>
-        <w:rPr>
-          <w:b w:val="0"/>
-        </w:rPr>
-        <w:t>Read the labelled picture: Compute A’s and B’s correctness percentages. Why is B still blocked, and does passing a fresh privacy check automatically satisfy every release gate?</w:t>
+        <w:t>A pictorial worked case: Release and rollback</w:t>
       </w:r>
     </w:p>
     <w:p>
@@ -1405,19 +1915,59 @@
         <w:pStyle w:val="Heading3"/>
       </w:pPr>
       <w:r>
-        <w:t>Keep the stated limit</w:t>
-      </w:r>
-    </w:p>
-    <w:p>
-      <w:pPr>
-        <w:spacing w:line="336" w:lineRule="auto" w:after="180"/>
-        <w:shd w:fill="FFF5E6"/>
-      </w:pPr>
-      <w:r>
-        <w:rPr>
-          <w:b w:val="0"/>
-        </w:rPr>
-        <w:t>Change one thing: Repair B and pass privacy on a fresh reserved case. Predict the result before checking the explanation. What remains the same?</w:t>
+        <w:t>The facts we will use</w:t>
+      </w:r>
+    </w:p>
+    <w:p>
+      <w:r>
+        <w:drawing>
+          <wp:inline xmlns:a="http://schemas.openxmlformats.org/drawingml/2006/main" xmlns:pic="http://schemas.openxmlformats.org/drawingml/2006/picture">
+            <wp:extent cx="5486400" cy="5185229"/>
+            <wp:docPr id="3" name="Picture 3" descr="Release and rollback. Compute quality: Correctness rises from 80% to 90% on these cases.. Apply privacy gate: The mandatory failure blocks B’s release.. Keep recovery ready: Retain the reviewed A version and documented rollback procedure."/>
+            <wp:cNvGraphicFramePr>
+              <a:graphicFrameLocks noChangeAspect="1"/>
+            </wp:cNvGraphicFramePr>
+            <a:graphic>
+              <a:graphicData uri="http://schemas.openxmlformats.org/drawingml/2006/picture">
+                <pic:pic>
+                  <pic:nvPicPr>
+                    <pic:cNvPr id="0" name="academy-visual-ai-6-24.png"/>
+                    <pic:cNvPicPr/>
+                  </pic:nvPicPr>
+                  <pic:blipFill>
+                    <a:blip r:embed="rId11"/>
+                    <a:stretch>
+                      <a:fillRect/>
+                    </a:stretch>
+                  </pic:blipFill>
+                  <pic:spPr>
+                    <a:xfrm>
+                      <a:off x="0" y="0"/>
+                      <a:ext cx="5486400" cy="5185229"/>
+                    </a:xfrm>
+                    <a:prstGeom prst="rect"/>
+                  </pic:spPr>
+                </pic:pic>
+              </a:graphicData>
+            </a:graphic>
+          </wp:inline>
+        </w:drawing>
+      </w:r>
+    </w:p>
+    <w:p>
+      <w:pPr>
+        <w:pStyle w:val="Heading3"/>
+      </w:pPr>
+      <w:r>
+        <w:t>Why this result follows</w:t>
+      </w:r>
+    </w:p>
+    <w:p>
+      <w:pPr>
+        <w:pStyle w:val="Heading3"/>
+      </w:pPr>
+      <w:r>
+        <w:t>What this example does not establish</w:t>
       </w:r>
     </w:p>
     <w:p>
@@ -1425,12 +1975,20 @@
         <w:pStyle w:val="Heading1"/>
       </w:pPr>
       <w:r>
-        <w:t>07. Find and repair a mistake</w:t>
-      </w:r>
-    </w:p>
-    <w:p>
-      <w:r>
-        <w:t>Find the unsupported step in the Release and rollback claim and explain a repair using the supplied evidence.</w:t>
+        <w:t>07. Audit compatibility and mandatory conditions without averaging them away</w:t>
+      </w:r>
+    </w:p>
+    <w:p>
+      <w:r>
+        <w:t>Preserve version dependencies and original failures.</w:t>
+      </w:r>
+    </w:p>
+    <w:p>
+      <w:pPr>
+        <w:pStyle w:val="Heading2"/>
+      </w:pPr>
+      <w:r>
+        <w:t>Core release qualification and failure analysis</w:t>
       </w:r>
     </w:p>
     <w:p>
@@ -1470,16 +2028,7 @@
     </w:p>
     <w:p>
       <w:pPr>
-        <w:pStyle w:val="Heading3"/>
-      </w:pPr>
-      <w:r>
-        <w:t>Check the claim against the facts</w:t>
-      </w:r>
-    </w:p>
-    <w:p>
-      <w:pPr>
         <w:spacing w:line="336" w:lineRule="auto" w:after="180"/>
-        <w:shd w:fill="FFF5E6"/>
       </w:pPr>
       <w:r>
         <w:rPr>
@@ -1491,7 +2040,6 @@
     <w:p>
       <w:pPr>
         <w:spacing w:line="336" w:lineRule="auto" w:after="180"/>
-        <w:shd w:fill="FFF5E6"/>
       </w:pPr>
       <w:r>
         <w:rPr>
@@ -1514,6 +2062,256 @@
     </w:p>
     <w:p>
       <w:pPr>
+        <w:pStyle w:val="Heading2"/>
+      </w:pPr>
+      <w:r>
+        <w:t>Complete dependency and gate probes</w:t>
+      </w:r>
+    </w:p>
+    <w:tbl>
+      <w:tblPr>
+        <w:tblStyle w:val="LightShading-Accent1"/>
+        <w:tblW w:type="auto" w:w="0"/>
+        <w:tblLook w:firstColumn="1" w:firstRow="1" w:lastColumn="0" w:lastRow="0" w:noHBand="0" w:noVBand="1" w:val="04A0"/>
+      </w:tblPr>
+      <w:tblGrid>
+        <w:gridCol w:w="5112"/>
+        <w:gridCol w:w="5112"/>
+      </w:tblGrid>
+      <w:tr>
+        <w:trPr>
+          <w:tblHeader/>
+        </w:trPr>
+        <w:tc>
+          <w:tcPr>
+            <w:tcW w:type="dxa" w:w="5112"/>
+          </w:tcPr>
+          <w:p>
+            <w:r>
+              <w:t>Probe</w:t>
+            </w:r>
+          </w:p>
+        </w:tc>
+        <w:tc>
+          <w:tcPr>
+            <w:tcW w:type="dxa" w:w="5112"/>
+          </w:tcPr>
+          <w:p>
+            <w:r>
+              <w:t>Expected interpretation</w:t>
+            </w:r>
+          </w:p>
+        </w:tc>
+      </w:tr>
+      <w:tr>
+        <w:tc>
+          <w:tcPr>
+            <w:tcW w:type="dxa" w:w="5112"/>
+          </w:tcPr>
+          <w:p>
+            <w:r>
+              <w:t>Old code cannot read new stored schema</w:t>
+            </w:r>
+          </w:p>
+        </w:tc>
+        <w:tc>
+          <w:tcPr>
+            <w:tcW w:type="dxa" w:w="5112"/>
+          </w:tcPr>
+          <w:p>
+            <w:r>
+              <w:t>Block code-only rollback</w:t>
+            </w:r>
+          </w:p>
+        </w:tc>
+      </w:tr>
+      <w:tr>
+        <w:tc>
+          <w:tcPr>
+            <w:tcW w:type="dxa" w:w="5112"/>
+          </w:tcPr>
+          <w:p>
+            <w:r>
+              <w:t>Reader supports all observed schemas</w:t>
+            </w:r>
+          </w:p>
+        </w:tc>
+        <w:tc>
+          <w:tcPr>
+            <w:tcW w:type="dxa" w:w="5112"/>
+          </w:tcPr>
+          <w:p>
+            <w:r>
+              <w:t>Passes that compatibility check only</w:t>
+            </w:r>
+          </w:p>
+        </w:tc>
+      </w:tr>
+      <w:tr>
+        <w:tc>
+          <w:tcPr>
+            <w:tcW w:type="dxa" w:w="5112"/>
+          </w:tcPr>
+          <w:p>
+            <w:r>
+              <w:t>Higher correctness but required privacy failure</w:t>
+            </w:r>
+          </w:p>
+        </w:tc>
+        <w:tc>
+          <w:tcPr>
+            <w:tcW w:type="dxa" w:w="5112"/>
+          </w:tcPr>
+          <w:p>
+            <w:r>
+              <w:t>Release blocked</w:t>
+            </w:r>
+          </w:p>
+        </w:tc>
+      </w:tr>
+      <w:tr>
+        <w:tc>
+          <w:tcPr>
+            <w:tcW w:type="dxa" w:w="5112"/>
+          </w:tcPr>
+          <w:p>
+            <w:r>
+              <w:t>Privacy repair passes one fresh case</w:t>
+            </w:r>
+          </w:p>
+        </w:tc>
+        <w:tc>
+          <w:tcPr>
+            <w:tcW w:type="dxa" w:w="5112"/>
+          </w:tcPr>
+          <w:p>
+            <w:r>
+              <w:t>New scoped evidence; other mandatory conditions still required</w:t>
+            </w:r>
+          </w:p>
+        </w:tc>
+      </w:tr>
+      <w:tr>
+        <w:tc>
+          <w:tcPr>
+            <w:tcW w:type="dxa" w:w="5112"/>
+          </w:tcPr>
+          <w:p>
+            <w:r>
+              <w:t>Missing gate or non-Boolean gate value</w:t>
+            </w:r>
+          </w:p>
+        </w:tc>
+        <w:tc>
+          <w:tcPr>
+            <w:tcW w:type="dxa" w:w="5112"/>
+          </w:tcPr>
+          <w:p>
+            <w:r>
+              <w:t>Reject incomplete decision record</w:t>
+            </w:r>
+          </w:p>
+        </w:tc>
+      </w:tr>
+      <w:tr>
+        <w:tc>
+          <w:tcPr>
+            <w:tcW w:type="dxa" w:w="5112"/>
+          </w:tcPr>
+          <w:p>
+            <w:r>
+              <w:t>All declared fixture gates pass</w:t>
+            </w:r>
+          </w:p>
+        </w:tc>
+        <w:tc>
+          <w:tcPr>
+            <w:tcW w:type="dxa" w:w="5112"/>
+          </w:tcPr>
+          <w:p>
+            <w:r>
+              <w:t>Eligible for review, not automatic deployment or universal assurance</w:t>
+            </w:r>
+          </w:p>
+        </w:tc>
+      </w:tr>
+      <w:tr>
+        <w:tc>
+          <w:tcPr>
+            <w:tcW w:type="dxa" w:w="5112"/>
+          </w:tcPr>
+          <w:p>
+            <w:r>
+              <w:t>Schema migration or adapter proposed</w:t>
+            </w:r>
+          </w:p>
+        </w:tc>
+        <w:tc>
+          <w:tcPr>
+            <w:tcW w:type="dxa" w:w="5112"/>
+          </w:tcPr>
+          <w:p>
+            <w:r>
+              <w:t>Must be separately tested and authorized; not assumed available</w:t>
+            </w:r>
+          </w:p>
+        </w:tc>
+      </w:tr>
+      <w:tr>
+        <w:tc>
+          <w:tcPr>
+            <w:tcW w:type="dxa" w:w="5112"/>
+          </w:tcPr>
+          <w:p>
+            <w:r>
+              <w:t>External action already completed</w:t>
+            </w:r>
+          </w:p>
+        </w:tc>
+        <w:tc>
+          <w:tcPr>
+            <w:tcW w:type="dxa" w:w="5112"/>
+          </w:tcPr>
+          <w:p>
+            <w:r>
+              <w:t>Code rollback does not automatically undo it</w:t>
+            </w:r>
+          </w:p>
+        </w:tc>
+      </w:tr>
+      <w:tr>
+        <w:tc>
+          <w:tcPr>
+            <w:tcW w:type="dxa" w:w="5112"/>
+          </w:tcPr>
+          <w:p>
+            <w:r>
+              <w:t>Old prompt needs fields absent from new corpus</w:t>
+            </w:r>
+          </w:p>
+        </w:tc>
+        <w:tc>
+          <w:tcPr>
+            <w:tcW w:type="dxa" w:w="5112"/>
+          </w:tcPr>
+          <w:p>
+            <w:r>
+              <w:t>Dependency mismatch; restore compatible combination or tested adapter</w:t>
+            </w:r>
+          </w:p>
+        </w:tc>
+      </w:tr>
+    </w:tbl>
+    <w:p>
+      <w:pPr>
+        <w:pStyle w:val="Heading2"/>
+      </w:pPr>
+      <w:r>
+        <w:t>Guided repair and explanation</w:t>
+      </w:r>
+    </w:p>
+    <w:p>
+      <w:pPr>
         <w:pStyle w:val="Heading3"/>
       </w:pPr>
       <w:r>
@@ -1547,45 +2345,93 @@
     </w:p>
     <w:p>
       <w:pPr>
+        <w:pStyle w:val="ListBullet"/>
+      </w:pPr>
+      <w:r>
+        <w:t>A report omits this qualification: A rollback plan needs testing; an available old binary is not sufficient recovery evidence. Explain how omitting it could change a reader's interpretation, and write an accurate replacement.</w:t>
+      </w:r>
+    </w:p>
+    <w:p>
+      <w:pPr>
         <w:pStyle w:val="Heading3"/>
       </w:pPr>
       <w:r>
+        <w:t>State one repair and the checks you would rerun.</w:t>
+      </w:r>
+    </w:p>
+    <w:p>
+      <w:r>
+        <w:t>________________________________________________________________</w:t>
+      </w:r>
+    </w:p>
+    <w:p>
+      <w:r>
+        <w:t>________________________________________________________________</w:t>
+      </w:r>
+    </w:p>
+    <w:p>
+      <w:r>
+        <w:t>________________________________________________________________</w:t>
+      </w:r>
+    </w:p>
+    <w:p>
+      <w:r>
+        <w:t>________________________________________________________________</w:t>
+      </w:r>
+    </w:p>
+    <w:p>
+      <w:r>
+        <w:t>________________________________________________________________</w:t>
+      </w:r>
+    </w:p>
+    <w:p>
+      <w:r>
+        <w:t>________________________________________________________________</w:t>
+      </w:r>
+    </w:p>
+    <w:p>
+      <w:pPr>
+        <w:pStyle w:val="Heading2"/>
+      </w:pPr>
+      <w:r>
+        <w:t>Earlier wording, alternatives and picture transcripts · reference / check after trying</w:t>
+      </w:r>
+    </w:p>
+    <w:p>
+      <w:pPr>
+        <w:pStyle w:val="Heading3"/>
+      </w:pPr>
+      <w:r>
         <w:t>Locate the earliest unsupported step</w:t>
       </w:r>
     </w:p>
     <w:p>
       <w:pPr>
-        <w:spacing w:line="336" w:lineRule="auto" w:after="180"/>
-      </w:pPr>
-      <w:r>
-        <w:rPr>
-          <w:b w:val="0"/>
-        </w:rPr>
-        <w:t xml:space="preserve">A report omits this qualification: A </w:t>
-      </w:r>
-      <w:r>
-        <w:rPr>
-          <w:b/>
-        </w:rPr>
-        <w:t>rollback</w:t>
-      </w:r>
-      <w:r>
-        <w:rPr>
-          <w:b w:val="0"/>
-        </w:rPr>
-        <w:t xml:space="preserve"> plan needs testing; an available old binary is not sufficient recovery </w:t>
-      </w:r>
-      <w:r>
-        <w:rPr>
-          <w:b/>
-        </w:rPr>
-        <w:t>evidence</w:t>
-      </w:r>
-      <w:r>
-        <w:rPr>
-          <w:b w:val="0"/>
-        </w:rPr>
-        <w:t>. Explain how omitting it could change a reader's interpretation, and write an accurate replacement.</w:t>
+        <w:pStyle w:val="Heading1"/>
+      </w:pPr>
+      <w:r>
+        <w:t>08. Practise evidence-based release decisions</w:t>
+      </w:r>
+    </w:p>
+    <w:p>
+      <w:r>
+        <w:t>Name the blocking condition rather than relying on the best-looking score.</w:t>
+      </w:r>
+    </w:p>
+    <w:p>
+      <w:pPr>
+        <w:pStyle w:val="Heading2"/>
+      </w:pPr>
+      <w:r>
+        <w:t>Current explanation and guided check</w:t>
+      </w:r>
+    </w:p>
+    <w:p>
+      <w:pPr>
+        <w:pStyle w:val="ListBullet"/>
+      </w:pPr>
+      <w:r>
+        <w:t>Explain the weekly mechanism in your own words. Use the worked scenario to name its input, decision rule and output.</w:t>
       </w:r>
     </w:p>
     <w:p>
@@ -1593,7 +2439,7 @@
         <w:pStyle w:val="Heading3"/>
       </w:pPr>
       <w:r>
-        <w:t>State one repair and the checks you would rerun.</w:t>
+        <w:t>Guided: restate the worked result, then name the assumption or limitation that prevents a broader conclusion.</w:t>
       </w:r>
     </w:p>
     <w:p>
@@ -1622,79 +2468,19 @@
       </w:r>
     </w:p>
     <w:p>
+      <w:pPr>
+        <w:pStyle w:val="Heading3"/>
+      </w:pPr>
+      <w:r>
+        <w:t>Explain your prediction to a partner before comparing results.</w:t>
+      </w:r>
+    </w:p>
+    <w:p>
       <w:r>
         <w:t>________________________________________________________________</w:t>
       </w:r>
     </w:p>
     <w:p>
-      <w:pPr>
-        <w:pStyle w:val="Heading1"/>
-      </w:pPr>
-      <w:r>
-        <w:t>08. Practise together</w:t>
-      </w:r>
-    </w:p>
-    <w:p>
-      <w:r>
-        <w:t>Practise Release and rollback with support, then explain the deciding step in your own words.</w:t>
-      </w:r>
-    </w:p>
-    <w:p>
-      <w:pPr>
-        <w:spacing w:line="336" w:lineRule="auto" w:after="180"/>
-      </w:pPr>
-      <w:r>
-        <w:rPr>
-          <w:b w:val="0"/>
-        </w:rPr>
-        <w:t xml:space="preserve">Explain the weekly </w:t>
-      </w:r>
-      <w:r>
-        <w:rPr>
-          <w:b/>
-        </w:rPr>
-        <w:t>mechanism</w:t>
-      </w:r>
-      <w:r>
-        <w:rPr>
-          <w:b w:val="0"/>
-        </w:rPr>
-        <w:t xml:space="preserve"> in your own words. Use the worked scenario to name its </w:t>
-      </w:r>
-      <w:r>
-        <w:rPr>
-          <w:b/>
-        </w:rPr>
-        <w:t>input</w:t>
-      </w:r>
-      <w:r>
-        <w:rPr>
-          <w:b w:val="0"/>
-        </w:rPr>
-        <w:t xml:space="preserve">, decision rule and </w:t>
-      </w:r>
-      <w:r>
-        <w:rPr>
-          <w:b/>
-        </w:rPr>
-        <w:t>output</w:t>
-      </w:r>
-      <w:r>
-        <w:rPr>
-          <w:b w:val="0"/>
-        </w:rPr>
-        <w:t>.</w:t>
-      </w:r>
-    </w:p>
-    <w:p>
-      <w:pPr>
-        <w:pStyle w:val="Heading3"/>
-      </w:pPr>
-      <w:r>
-        <w:t>Guided: restate the worked result, then name the assumption or limitation that prevents a broader conclusion.</w:t>
-      </w:r>
-    </w:p>
-    <w:p>
       <w:r>
         <w:t>________________________________________________________________</w:t>
       </w:r>
@@ -1710,49 +2496,11 @@
       </w:r>
     </w:p>
     <w:p>
-      <w:r>
-        <w:t>________________________________________________________________</w:t>
-      </w:r>
-    </w:p>
-    <w:p>
-      <w:r>
-        <w:t>________________________________________________________________</w:t>
-      </w:r>
-    </w:p>
-    <w:p>
-      <w:pPr>
-        <w:pStyle w:val="Heading3"/>
-      </w:pPr>
-      <w:r>
-        <w:t>Explain your prediction to a partner before comparing results.</w:t>
-      </w:r>
-    </w:p>
-    <w:p>
-      <w:r>
-        <w:t>________________________________________________________________</w:t>
-      </w:r>
-    </w:p>
-    <w:p>
-      <w:r>
-        <w:t>________________________________________________________________</w:t>
-      </w:r>
-    </w:p>
-    <w:p>
-      <w:r>
-        <w:t>________________________________________________________________</w:t>
-      </w:r>
-    </w:p>
-    <w:p>
-      <w:r>
-        <w:t>________________________________________________________________</w:t>
-      </w:r>
-    </w:p>
-    <w:p>
-      <w:pPr>
-        <w:pStyle w:val="Heading3"/>
-      </w:pPr>
-      <w:r>
-        <w:t>Practise with less help: Trace the worked case</w:t>
+      <w:pPr>
+        <w:pStyle w:val="Heading2"/>
+      </w:pPr>
+      <w:r>
+        <w:t>Supported W2 trace</w:t>
       </w:r>
     </w:p>
     <w:p>
@@ -1882,10 +2630,78 @@
     </w:p>
     <w:p>
       <w:pPr>
+        <w:pStyle w:val="Heading2"/>
+      </w:pPr>
+      <w:r>
+        <w:t>Individual scope check</w:t>
+      </w:r>
+    </w:p>
+    <w:p>
+      <w:pPr>
+        <w:pStyle w:val="ListBullet"/>
+      </w:pPr>
+      <w:r>
+        <w:t>Use the worked case for Release and rollback. Proposed explanation: “The worked result establishes every future case”. Decide whether this explanation is supported. Point to the step or supplied fact that decides; explain your repair if needed.</w:t>
+      </w:r>
+    </w:p>
+    <w:p>
+      <w:pPr>
+        <w:pStyle w:val="ListBullet"/>
+      </w:pPr>
+      <w:r>
+        <w:t>Answer on your own before discussion. If you are unsure, say which step you need help with.</w:t>
+      </w:r>
+    </w:p>
+    <w:p>
+      <w:pPr>
+        <w:pStyle w:val="Heading2"/>
+      </w:pPr>
+      <w:r>
+        <w:t>Picture response</w:t>
+      </w:r>
+    </w:p>
+    <w:p>
+      <w:pPr>
+        <w:pStyle w:val="ListBullet"/>
+      </w:pPr>
+      <w:r>
+        <w:t>Compute A’s and B’s correctness percentages. Why is B still blocked, and does passing a fresh privacy check automatically satisfy every release gate?</w:t>
+      </w:r>
+    </w:p>
+    <w:p>
+      <w:pPr>
         <w:pStyle w:val="Heading3"/>
       </w:pPr>
       <w:r>
-        <w:t>Check your reasoning</w:t>
+        <w:t>My explanation using a pictured step and the given facts</w:t>
+      </w:r>
+    </w:p>
+    <w:p>
+      <w:r>
+        <w:t>________________________________________________________________</w:t>
+      </w:r>
+    </w:p>
+    <w:p>
+      <w:r>
+        <w:t>________________________________________________________________</w:t>
+      </w:r>
+    </w:p>
+    <w:p>
+      <w:r>
+        <w:t>________________________________________________________________</w:t>
+      </w:r>
+    </w:p>
+    <w:p>
+      <w:r>
+        <w:t>________________________________________________________________</w:t>
+      </w:r>
+    </w:p>
+    <w:p>
+      <w:pPr>
+        <w:pStyle w:val="Heading2"/>
+      </w:pPr>
+      <w:r>
+        <w:t>Reserve the selected prompt/corpus case</w:t>
       </w:r>
     </w:p>
     <w:p>
@@ -1896,7 +2712,71 @@
         <w:rPr>
           <w:b w:val="0"/>
         </w:rPr>
-        <w:t xml:space="preserve">Use the worked case for Release and </w:t>
+        <w:t>This is supported practice. Keep the separately named independent case for an attempt before feedback.</w:t>
+      </w:r>
+    </w:p>
+    <w:p>
+      <w:pPr>
+        <w:pStyle w:val="Heading2"/>
+      </w:pPr>
+      <w:r>
+        <w:t>Earlier wording, alternatives and picture transcripts · reference / check after trying</w:t>
+      </w:r>
+    </w:p>
+    <w:p>
+      <w:pPr>
+        <w:pStyle w:val="Heading3"/>
+      </w:pPr>
+      <w:r>
+        <w:t>Practise with less help: Trace the worked case</w:t>
+      </w:r>
+    </w:p>
+    <w:p>
+      <w:pPr>
+        <w:pStyle w:val="Heading3"/>
+      </w:pPr>
+      <w:r>
+        <w:t>Check your reasoning</w:t>
+      </w:r>
+    </w:p>
+    <w:p>
+      <w:pPr>
+        <w:pStyle w:val="Heading3"/>
+      </w:pPr>
+      <w:r>
+        <w:t>Explain the picture</w:t>
+      </w:r>
+    </w:p>
+    <w:p>
+      <w:pPr>
+        <w:pStyle w:val="Heading1"/>
+      </w:pPr>
+      <w:r>
+        <w:t>09. Run a complete compatibility and gate-decision model</w:t>
+      </w:r>
+    </w:p>
+    <w:p>
+      <w:r>
+        <w:t>Check scoped decisions without turning them into release actions.</w:t>
+      </w:r>
+    </w:p>
+    <w:p>
+      <w:pPr>
+        <w:pStyle w:val="Heading2"/>
+      </w:pPr>
+      <w:r>
+        <w:t>Current code-only rollback investigation</w:t>
+      </w:r>
+    </w:p>
+    <w:p>
+      <w:pPr>
+        <w:spacing w:line="336" w:lineRule="auto" w:after="180"/>
+      </w:pPr>
+      <w:r>
+        <w:rPr>
+          <w:b w:val="0"/>
+        </w:rPr>
+        <w:t xml:space="preserve">After deployment v2 creates schema 2 records; operator proposes </w:t>
       </w:r>
       <w:r>
         <w:rPr>
@@ -1908,132 +2788,136 @@
         <w:rPr>
           <w:b w:val="0"/>
         </w:rPr>
-        <w:t>. Proposed explanation: “The worked result establishes every future case”. Decide whether this explanation is supported.</w:t>
-      </w:r>
-    </w:p>
-    <w:p>
-      <w:pPr>
-        <w:spacing w:line="336" w:lineRule="auto" w:after="180"/>
-      </w:pPr>
+        <w:t xml:space="preserve"> code alone to v1. Show the intermediate steps and give the conclusion with its scope.</w:t>
+      </w:r>
+    </w:p>
+    <w:p>
+      <w:pPr>
+        <w:pStyle w:val="Heading2"/>
+      </w:pPr>
+      <w:r>
+        <w:t>Runnable local compatibility and gate model</w:t>
+      </w:r>
+    </w:p>
+    <w:p>
       <w:r>
         <w:rPr>
-          <w:b w:val="0"/>
+          <w:rFonts w:ascii="Courier New" w:hAnsi="Courier New"/>
+          <w:sz w:val="18"/>
         </w:rPr>
-        <w:t>Point to the step or supplied fact that decides; explain your repair if needed.</w:t>
-      </w:r>
-    </w:p>
-    <w:p>
-      <w:pPr>
-        <w:spacing w:line="336" w:lineRule="auto" w:after="180"/>
-      </w:pPr>
-      <w:r>
-        <w:rPr>
-          <w:b w:val="0"/>
-        </w:rPr>
-        <w:t>Answer on your own before discussion. If you are unsure, say which step you need help with.</w:t>
-      </w:r>
-    </w:p>
-    <w:p>
-      <w:pPr>
-        <w:pStyle w:val="Heading3"/>
-      </w:pPr>
-      <w:r>
-        <w:t>Explain the picture</w:t>
-      </w:r>
-    </w:p>
-    <w:p>
-      <w:pPr>
-        <w:spacing w:line="336" w:lineRule="auto" w:after="180"/>
-        <w:shd w:fill="F5F1FB"/>
-      </w:pPr>
-      <w:r>
-        <w:rPr>
-          <w:b w:val="0"/>
-        </w:rPr>
-        <w:t>Compute A’s and B’s correctness percentages. Why is B still blocked, and does passing a fresh privacy check automatically satisfy every release gate?</w:t>
-      </w:r>
-    </w:p>
-    <w:p>
-      <w:pPr>
-        <w:pStyle w:val="Heading3"/>
-      </w:pPr>
-      <w:r>
-        <w:t>My explanation using a pictured step and the given facts</w:t>
-      </w:r>
-    </w:p>
-    <w:p>
-      <w:r>
-        <w:t>________________________________________________________________</w:t>
-      </w:r>
-    </w:p>
-    <w:p>
-      <w:r>
-        <w:t>________________________________________________________________</w:t>
-      </w:r>
-    </w:p>
-    <w:p>
-      <w:r>
-        <w:t>________________________________________________________________</w:t>
-      </w:r>
-    </w:p>
-    <w:p>
-      <w:r>
-        <w:t>________________________________________________________________</w:t>
-      </w:r>
-    </w:p>
-    <w:p>
-      <w:pPr>
-        <w:spacing w:line="336" w:lineRule="auto" w:after="180"/>
-      </w:pPr>
-      <w:r>
-        <w:rPr>
-          <w:b w:val="0"/>
-        </w:rPr>
-        <w:t>This is supported practice. Keep the separately named independent case for an attempt before feedback.</w:t>
-      </w:r>
-    </w:p>
-    <w:p>
-      <w:pPr>
-        <w:pStyle w:val="Heading1"/>
-      </w:pPr>
-      <w:r>
-        <w:t>09. Run the investigation</w:t>
-      </w:r>
-    </w:p>
-    <w:p>
-      <w:r>
-        <w:t>Investigate Release and rollback. Record the prediction, actual observation or labelled paper trace, explanation and next test separately.</w:t>
-      </w:r>
-    </w:p>
-    <w:p>
-      <w:pPr>
-        <w:pStyle w:val="Heading3"/>
-      </w:pPr>
-      <w:r>
-        <w:t>Predict, investigate and preserve the evidence</w:t>
-      </w:r>
-    </w:p>
-    <w:p>
-      <w:pPr>
-        <w:spacing w:line="336" w:lineRule="auto" w:after="180"/>
-      </w:pPr>
-      <w:r>
-        <w:rPr>
-          <w:b w:val="0"/>
-        </w:rPr>
-        <w:t xml:space="preserve">After deployment v2 creates schema 2 records; operator proposes </w:t>
-      </w:r>
-      <w:r>
-        <w:rPr>
-          <w:b/>
-        </w:rPr>
-        <w:t>rollback</w:t>
-      </w:r>
-      <w:r>
-        <w:rPr>
-          <w:b w:val="0"/>
-        </w:rPr>
-        <w:t xml:space="preserve"> code alone to v1. Show the intermediate steps and give the conclusion with its scope.</w:t>
+        <w:t>"""Pure fictional compatibility and mandatory-gate decisions; no release operations."""</w:t>
+        <w:br/>
+        <w:t>from copy import deepcopy</w:t>
+        <w:br/>
+        <w:t>READERS={'v1':{1},'v2':{1,2}}</w:t>
+        <w:br/>
+        <w:t>RELEASES={'A':{'code':'v1','config':'cfg1','schema':1,'prompt':'p1','corpus':'c1','evidence':'eval-A'},</w:t>
+        <w:br/>
+        <w:t xml:space="preserve">          'B':{'code':'v2','config':'cfg2','schema':2,'prompt':'p2','corpus':'c2','evidence':'eval-B'}}</w:t>
+        <w:br/>
+        <w:t>def rollback_check(target_code,stored_schemas):</w:t>
+        <w:br/>
+        <w:t xml:space="preserve"> if target_code not in READERS:raise ValueError('unknown target reader')</w:t>
+        <w:br/>
+        <w:t xml:space="preserve"> if type(stored_schemas) is not list or not stored_schemas:</w:t>
+        <w:br/>
+        <w:t xml:space="preserve">  raise ValueError('nonempty observed schema inventory required')</w:t>
+        <w:br/>
+        <w:t xml:space="preserve"> if any(type(s) is not int or s not in (1,2) for s in stored_schemas):raise ValueError('unknown schema')</w:t>
+        <w:br/>
+        <w:t xml:space="preserve"> incompatible=sorted(set(stored_schemas)-READERS[target_code])</w:t>
+        <w:br/>
+        <w:t xml:space="preserve"> return {'status':'blocked' if incompatible else 'compatible_on_declared_schema_check',</w:t>
+        <w:br/>
+        <w:t xml:space="preserve">         'incompatible_schemas':incompatible,'target_code':target_code}</w:t>
+        <w:br/>
+        <w:t>GATES={'quality','privacy','compatibility','recovery'}</w:t>
+        <w:br/>
+        <w:t>def release_decision(gates):</w:t>
+        <w:br/>
+        <w:t xml:space="preserve"> if type(gates) is not dict or set(gates)!=GATES or any(type(v) is not bool for v in gates.values()):</w:t>
+        <w:br/>
+        <w:t xml:space="preserve">  raise ValueError('complete explicit Boolean gate results required')</w:t>
+        <w:br/>
+        <w:t xml:space="preserve"> failed=sorted(k for k,v in gates.items() if not v)</w:t>
+        <w:br/>
+        <w:t xml:space="preserve"> return {'eligible_for_review':not failed,'failed_gates':failed}</w:t>
+        <w:br/>
+        <w:t>def correctness(passed,total):</w:t>
+        <w:br/>
+        <w:t xml:space="preserve"> if type(passed) is not int or type(total) is not int or total&lt;=0 or not 0&lt;=passed&lt;=total:</w:t>
+        <w:br/>
+        <w:t xml:space="preserve">  raise ValueError('valid integer pass count and positive denominator required')</w:t>
+        <w:br/>
+        <w:t xml:space="preserve"> return 100*passed/total</w:t>
+        <w:br/>
+        <w:br/>
+        <w:t>stored=[1,2,2];before=deepcopy(stored)</w:t>
+        <w:br/>
+        <w:t>main=rollback_check('v1',stored)</w:t>
+        <w:br/>
+        <w:t>compatible_reader=rollback_check('v2',stored)</w:t>
+        <w:br/>
+        <w:t>assert main['status']=='blocked' and main['incompatible_schemas']==[2]</w:t>
+        <w:br/>
+        <w:t>assert compatible_reader['status']=='compatible_on_declared_schema_check' and stored==before</w:t>
+        <w:br/>
+        <w:t># Separate picture supplies correctness counts and a mandatory privacy failure.</w:t>
+        <w:br/>
+        <w:t>quality_a=correctness(8,10);quality_b=correctness(9,10)</w:t>
+        <w:br/>
+        <w:t># This exercise declares a fictional quality threshold of 80 percent, not a universal rule.</w:t>
+        <w:br/>
+        <w:t>initial_gates={'quality':quality_b&gt;=80,'privacy':False,'compatibility':True,'recovery':True}</w:t>
+        <w:br/>
+        <w:t>initial=release_decision(initial_gates)</w:t>
+        <w:br/>
+        <w:t>assert quality_a==80 and quality_b==90 and initial['failed_gates']==['privacy']</w:t>
+        <w:br/>
+        <w:t># Fresh privacy evidence is only one gate: other gates may be incomplete or fail.</w:t>
+        <w:br/>
+        <w:t>privacy_repaired_only=release_decision({'quality':True,'privacy':True,'compatibility':False,'recovery':True})</w:t>
+        <w:br/>
+        <w:t>all_declared_pass=release_decision({key:True for key in GATES})</w:t>
+        <w:br/>
+        <w:t>assert not privacy_repaired_only['eligible_for_review'] and all_declared_pass['eligible_for_review']</w:t>
+        <w:br/>
+        <w:t>print('Main code-only rollback:',main,'compatible reader check:',compatible_reader)</w:t>
+        <w:br/>
+        <w:t>print('Picture A/B correctness:',quality_a,quality_b,'B initial decision:',initial)</w:t>
+        <w:br/>
+        <w:t>print('Privacy repaired but compatibility fails:',privacy_repaired_only)</w:t>
+        <w:br/>
+        <w:t>print('All declared gates pass:',all_declared_pass,'not an automatic release or complete real-world assurance')</w:t>
+        <w:br/>
+        <w:t>print('Release manifests:',RELEASES)</w:t>
+        <w:br/>
+        <w:t>print('No migration, restoration, adapter, external-effect reversal or deployment is executed; source inventory unchanged:',stored==before)</w:t>
+        <w:br/>
+      </w:r>
+    </w:p>
+    <w:p>
+      <w:pPr>
+        <w:pStyle w:val="Heading2"/>
+      </w:pPr>
+      <w:r>
+        <w:t>Expected outcomes and limits</w:t>
+      </w:r>
+    </w:p>
+    <w:p>
+      <w:pPr>
+        <w:pStyle w:val="ListNumber"/>
+      </w:pPr>
+      <w:r>
+        <w:t>Predict v1’s decision against current schemas [1, 2, 2], then compare the v2 reader check. The source inventory remains unchanged. Compute A/B correctness before inspecting B’s privacy failure. The explicit fictional gate model first blocks B on privacy, then shows a separate state where privacy passes but compatibility fails, then shows all supplied gates passing as eligibility for review only. The latter states are constructed variants, not measurements of a repaired live system. No migration, restoration, adapter or release runs. Use “not run” for a paper trace and preserve the original failed decision separately.</w:t>
+      </w:r>
+    </w:p>
+    <w:p>
+      <w:pPr>
+        <w:pStyle w:val="Heading2"/>
+      </w:pPr>
+      <w:r>
+        <w:t>Evidence ledger and reflection</w:t>
       </w:r>
     </w:p>
     <w:tbl>
@@ -2185,14 +3069,6 @@
     </w:p>
     <w:p>
       <w:pPr>
-        <w:pStyle w:val="Heading3"/>
-      </w:pPr>
-      <w:r>
-        <w:t>Plan → try → check</w:t>
-      </w:r>
-    </w:p>
-    <w:p>
-      <w:pPr>
         <w:spacing w:line="336" w:lineRule="auto" w:after="180"/>
       </w:pPr>
       <w:r>
@@ -2204,23 +3080,47 @@
     </w:p>
     <w:p>
       <w:pPr>
+        <w:pStyle w:val="Heading2"/>
+      </w:pPr>
+      <w:r>
+        <w:t>Earlier wording, alternatives and picture transcripts · reference / check after trying</w:t>
+      </w:r>
+    </w:p>
+    <w:p>
+      <w:pPr>
+        <w:pStyle w:val="Heading3"/>
+      </w:pPr>
+      <w:r>
+        <w:t>Predict, investigate and preserve the evidence</w:t>
+      </w:r>
+    </w:p>
+    <w:p>
+      <w:pPr>
+        <w:pStyle w:val="Heading3"/>
+      </w:pPr>
+      <w:r>
+        <w:t>Plan → try → check</w:t>
+      </w:r>
+    </w:p>
+    <w:p>
+      <w:pPr>
         <w:pStyle w:val="Heading1"/>
       </w:pPr>
       <w:r>
-        <w:t>10. Build your understanding</w:t>
-      </w:r>
-    </w:p>
-    <w:p>
-      <w:r>
-        <w:t>Move from recall to tracing, diagnosis and transfer in Release and rollback. Explain why each step is justified.</w:t>
-      </w:r>
-    </w:p>
-    <w:p>
-      <w:pPr>
-        <w:pStyle w:val="Heading3"/>
-      </w:pPr>
-      <w:r>
-        <w:t>Explain → apply → challenge</w:t>
+        <w:t>14. Try alone: old prompt against a changed corpus</w:t>
+      </w:r>
+    </w:p>
+    <w:p>
+      <w:r>
+        <w:t>Check required fields before proposing a one-component revert.</w:t>
+      </w:r>
+    </w:p>
+    <w:p>
+      <w:pPr>
+        <w:pStyle w:val="Heading2"/>
+      </w:pPr>
+      <w:r>
+        <w:t>Complete selected independent task</w:t>
       </w:r>
     </w:p>
     <w:p>
@@ -2231,43 +3131,123 @@
         <w:rPr>
           <w:b w:val="0"/>
         </w:rPr>
-        <w:t xml:space="preserve">Explain the weekly </w:t>
-      </w:r>
-      <w:r>
-        <w:rPr>
-          <w:b/>
-        </w:rPr>
-        <w:t>mechanism</w:t>
-      </w:r>
+        <w:t>New release changes corpus and prompt. Old prompt requires old field names absent from the new corpus. Is reverting prompt alone valid?</w:t>
+      </w:r>
+    </w:p>
+    <w:p>
+      <w:pPr>
+        <w:pStyle w:val="Heading2"/>
+      </w:pPr>
+      <w:r>
+        <w:t>First attempt and support record</w:t>
+      </w:r>
+    </w:p>
+    <w:p>
+      <w:pPr>
+        <w:pStyle w:val="Heading3"/>
+      </w:pPr>
+      <w:r>
+        <w:t>My independent explanation, trace and limits</w:t>
+      </w:r>
+    </w:p>
+    <w:p>
+      <w:r>
+        <w:t>________________________________________________________________</w:t>
+      </w:r>
+    </w:p>
+    <w:p>
+      <w:r>
+        <w:t>________________________________________________________________</w:t>
+      </w:r>
+    </w:p>
+    <w:p>
+      <w:r>
+        <w:t>________________________________________________________________</w:t>
+      </w:r>
+    </w:p>
+    <w:p>
+      <w:r>
+        <w:t>________________________________________________________________</w:t>
+      </w:r>
+    </w:p>
+    <w:p>
+      <w:r>
+        <w:t>________________________________________________________________</w:t>
+      </w:r>
+    </w:p>
+    <w:p>
+      <w:r>
+        <w:t>________________________________________________________________</w:t>
+      </w:r>
+    </w:p>
+    <w:p>
+      <w:r>
+        <w:t>________________________________________________________________</w:t>
+      </w:r>
+    </w:p>
+    <w:p>
+      <w:pPr>
+        <w:spacing w:line="336" w:lineRule="auto" w:after="180"/>
+      </w:pPr>
       <w:r>
         <w:rPr>
           <w:b w:val="0"/>
         </w:rPr>
-        <w:t xml:space="preserve"> in your own words. Use the worked scenario to name its </w:t>
-      </w:r>
-      <w:r>
-        <w:rPr>
-          <w:b/>
-        </w:rPr>
-        <w:t>input</w:t>
-      </w:r>
+        <w:t>Attempt this case before feedback. Record any help. Earlier examples below are further practice; a case already practised with feedback cannot establish fresh transfer.</w:t>
+      </w:r>
+    </w:p>
+    <w:p>
+      <w:pPr>
+        <w:pStyle w:val="Heading2"/>
+      </w:pPr>
+      <w:r>
+        <w:t>Feedback after trying</w:t>
+      </w:r>
+    </w:p>
+    <w:p>
+      <w:pPr>
+        <w:spacing w:line="336" w:lineRule="auto" w:after="180"/>
+      </w:pPr>
       <w:r>
         <w:rPr>
           <w:b w:val="0"/>
         </w:rPr>
-        <w:t xml:space="preserve">, decision rule and </w:t>
-      </w:r>
-      <w:r>
-        <w:rPr>
-          <w:b/>
-        </w:rPr>
-        <w:t>output</w:t>
-      </w:r>
+        <w:t>Attempt the independent case before hints. Record whether you worked alone, used a hint or followed a model. After feedback, fix the first unsupported step and explain why it changed.</w:t>
+      </w:r>
+    </w:p>
+    <w:p>
+      <w:pPr>
+        <w:spacing w:line="336" w:lineRule="auto" w:after="180"/>
+      </w:pPr>
       <w:r>
         <w:rPr>
           <w:b w:val="0"/>
         </w:rPr>
-        <w:t>.</w:t>
+        <w:t>A later check uses a changed case, not a copied answer.</w:t>
+      </w:r>
+    </w:p>
+    <w:p>
+      <w:pPr>
+        <w:pStyle w:val="Heading2"/>
+      </w:pPr>
+      <w:r>
+        <w:t>Earlier wording, alternatives and picture transcripts · reference / check after trying</w:t>
+      </w:r>
+    </w:p>
+    <w:p>
+      <w:pPr>
+        <w:pStyle w:val="Heading3"/>
+      </w:pPr>
+      <w:r>
+        <w:t>Independent case: Apply a new case independently</w:t>
+      </w:r>
+    </w:p>
+    <w:p>
+      <w:pPr>
+        <w:pStyle w:val="Heading3"/>
+      </w:pPr>
+      <w:r>
+        <w:t>Attempt this without hints</w:t>
       </w:r>
     </w:p>
     <w:p>
@@ -2278,53 +3258,66 @@
         <w:rPr>
           <w:b w:val="0"/>
         </w:rPr>
-        <w:t xml:space="preserve">A report omits this qualification: A </w:t>
-      </w:r>
-      <w:r>
-        <w:rPr>
-          <w:b/>
-        </w:rPr>
-        <w:t>rollback</w:t>
-      </w:r>
+        <w:t>New release changes corpus and prompt. Old prompt requires old field names absent from the new corpus. Is reverting prompt alone valid?</w:t>
+      </w:r>
+    </w:p>
+    <w:p>
+      <w:pPr>
+        <w:pStyle w:val="Heading3"/>
+      </w:pPr>
+      <w:r>
+        <w:t>My independent procedure, result and limitation</w:t>
+      </w:r>
+    </w:p>
+    <w:p>
+      <w:r>
+        <w:t>________________________________________________________________</w:t>
+      </w:r>
+    </w:p>
+    <w:p>
+      <w:r>
+        <w:t>________________________________________________________________</w:t>
+      </w:r>
+    </w:p>
+    <w:p>
+      <w:r>
+        <w:t>________________________________________________________________</w:t>
+      </w:r>
+    </w:p>
+    <w:p>
+      <w:r>
+        <w:t>________________________________________________________________</w:t>
+      </w:r>
+    </w:p>
+    <w:p>
+      <w:r>
+        <w:t>________________________________________________________________</w:t>
+      </w:r>
+    </w:p>
+    <w:p>
+      <w:r>
+        <w:t>________________________________________________________________</w:t>
+      </w:r>
+    </w:p>
+    <w:p>
+      <w:r>
+        <w:t>________________________________________________________________</w:t>
+      </w:r>
+    </w:p>
+    <w:p>
+      <w:r>
+        <w:t>________________________________________________________________</w:t>
+      </w:r>
+    </w:p>
+    <w:p>
+      <w:pPr>
+        <w:spacing w:line="336" w:lineRule="auto" w:after="180"/>
+      </w:pPr>
       <w:r>
         <w:rPr>
           <w:b w:val="0"/>
         </w:rPr>
-        <w:t xml:space="preserve"> plan needs testing; an available old binary is not sufficient recovery </w:t>
-      </w:r>
-      <w:r>
-        <w:rPr>
-          <w:b/>
-        </w:rPr>
-        <w:t>evidence</w:t>
-      </w:r>
-      <w:r>
-        <w:rPr>
-          <w:b w:val="0"/>
-        </w:rPr>
-        <w:t>. Explain how omitting it could change a reader's interpretation, and write an accurate replacement.</w:t>
-      </w:r>
-    </w:p>
-    <w:p>
-      <w:pPr>
-        <w:spacing w:line="336" w:lineRule="auto" w:after="180"/>
-      </w:pPr>
-      <w:r>
-        <w:rPr>
-          <w:b w:val="0"/>
-        </w:rPr>
-        <w:t>For the worked scenario, propose one additional case that could reveal a failure, describe its expected outcome before running it, and explain what would need to remain fixed for a fair comparison.</w:t>
-      </w:r>
-    </w:p>
-    <w:p>
-      <w:pPr>
-        <w:spacing w:line="336" w:lineRule="auto" w:after="180"/>
-      </w:pPr>
-      <w:r>
-        <w:rPr>
-          <w:b w:val="0"/>
-        </w:rPr>
-        <w:t>Do not reuse W4 as a new final test after receiving feedback.</w:t>
+        <w:t>Record support used: none, hint or teacher explanation. After feedback, a different case is needed to demonstrate independence.</w:t>
       </w:r>
     </w:p>
     <w:p>
@@ -2332,32 +3325,7 @@
         <w:pStyle w:val="Heading3"/>
       </w:pPr>
       <w:r>
-        <w:t>Explain which evidence supports your conclusion and which claim remains unproved.</w:t>
-      </w:r>
-    </w:p>
-    <w:p>
-      <w:r>
-        <w:t>________________________________________________________________</w:t>
-      </w:r>
-    </w:p>
-    <w:p>
-      <w:r>
-        <w:t>________________________________________________________________</w:t>
-      </w:r>
-    </w:p>
-    <w:p>
-      <w:r>
-        <w:t>________________________________________________________________</w:t>
-      </w:r>
-    </w:p>
-    <w:p>
-      <w:r>
-        <w:t>________________________________________________________________</w:t>
-      </w:r>
-    </w:p>
-    <w:p>
-      <w:r>
-        <w:t>________________________________________________________________</w:t>
+        <w:t>Use feedback to improve</w:t>
       </w:r>
     </w:p>
     <w:p>
@@ -2365,12 +3333,20 @@
         <w:pStyle w:val="Heading1"/>
       </w:pPr>
       <w:r>
-        <w:t>11. Connect your project</w:t>
-      </w:r>
-    </w:p>
-    <w:p>
-      <w:r>
-        <w:t>Apply this week’s idea to Grounded Learning Service. Keep an annotated decision and the evidence supporting it.</w:t>
+        <w:t>11. Save one manifest with all release dependencies</w:t>
+      </w:r>
+    </w:p>
+    <w:p>
+      <w:r>
+        <w:t>Keep old failure evidence and new repair evidence versioned.</w:t>
+      </w:r>
+    </w:p>
+    <w:p>
+      <w:pPr>
+        <w:pStyle w:val="Heading2"/>
+      </w:pPr>
+      <w:r>
+        <w:t>Project task and artifact</w:t>
       </w:r>
     </w:p>
     <w:p>
@@ -2585,10 +3561,10 @@
     </w:tbl>
     <w:p>
       <w:pPr>
-        <w:pStyle w:val="Heading3"/>
-      </w:pPr>
-      <w:r>
-        <w:t>Evidence for your project</w:t>
+        <w:pStyle w:val="Heading2"/>
+      </w:pPr>
+      <w:r>
+        <w:t>Actual run or trace and limitations</w:t>
       </w:r>
     </w:p>
     <w:p>
@@ -2616,15 +3592,88 @@
     </w:p>
     <w:p>
       <w:pPr>
+        <w:pStyle w:val="Heading2"/>
+      </w:pPr>
+      <w:r>
+        <w:t>Earlier wording, alternatives and picture transcripts · reference / check after trying</w:t>
+      </w:r>
+    </w:p>
+    <w:p>
+      <w:pPr>
+        <w:pStyle w:val="Heading3"/>
+      </w:pPr>
+      <w:r>
+        <w:t>Evidence for your project</w:t>
+      </w:r>
+    </w:p>
+    <w:p>
+      <w:pPr>
         <w:pStyle w:val="Heading1"/>
       </w:pPr>
       <w:r>
-        <w:t>12. Show what you know</w:t>
-      </w:r>
-    </w:p>
-    <w:p>
-      <w:r>
-        <w:t>Use a genuinely new case for independent evidence. Previously discussed examples remain practice; use the separately named independent case before feedback.</w:t>
+        <w:t>16. Explain the compatible combination and the remaining gates</w:t>
+      </w:r>
+    </w:p>
+    <w:p>
+      <w:r>
+        <w:t>A recovery claim must identify which versions and data it covers.</w:t>
+      </w:r>
+    </w:p>
+    <w:p>
+      <w:pPr>
+        <w:pStyle w:val="Heading2"/>
+      </w:pPr>
+      <w:r>
+        <w:t>Retrieve and explain</w:t>
+      </w:r>
+    </w:p>
+    <w:p>
+      <w:pPr>
+        <w:pStyle w:val="ListBullet"/>
+      </w:pPr>
+      <w:r>
+        <w:t>Close your notes. Explain this goal in your own words: Explain the mechanism and terminology of release and rollback</w:t>
+      </w:r>
+    </w:p>
+    <w:p>
+      <w:pPr>
+        <w:pStyle w:val="Heading3"/>
+      </w:pPr>
+      <w:r>
+        <w:t>My deciding step, evidence and one remaining question</w:t>
+      </w:r>
+    </w:p>
+    <w:p>
+      <w:r>
+        <w:t>________________________________________________________________</w:t>
+      </w:r>
+    </w:p>
+    <w:p>
+      <w:r>
+        <w:t>________________________________________________________________</w:t>
+      </w:r>
+    </w:p>
+    <w:p>
+      <w:r>
+        <w:t>________________________________________________________________</w:t>
+      </w:r>
+    </w:p>
+    <w:p>
+      <w:r>
+        <w:t>________________________________________________________________</w:t>
+      </w:r>
+    </w:p>
+    <w:p>
+      <w:r>
+        <w:t>________________________________________________________________</w:t>
+      </w:r>
+    </w:p>
+    <w:p>
+      <w:pPr>
+        <w:pStyle w:val="Heading2"/>
+      </w:pPr>
+      <w:r>
+        <w:t>Plan a changed-case return</w:t>
       </w:r>
     </w:p>
     <w:p>
@@ -2635,62 +3684,31 @@
         <w:rPr>
           <w:b w:val="0"/>
         </w:rPr>
-        <w:t>Complete the supported workbook tasks before attempting W4 independently. Record any hints or help used. After feedback, use the teacher's fresh retry rather than copying the earlier answer.</w:t>
-      </w:r>
-    </w:p>
-    <w:p>
-      <w:pPr>
-        <w:spacing w:line="336" w:lineRule="auto" w:after="180"/>
-      </w:pPr>
+        <w:t xml:space="preserve">If you are unsure, return to the worked picture and explain one arrow. If you are ready, change an </w:t>
+      </w:r>
+      <w:r>
+        <w:rPr>
+          <w:b/>
+        </w:rPr>
+        <w:t>input</w:t>
+      </w:r>
       <w:r>
         <w:rPr>
           <w:b w:val="0"/>
         </w:rPr>
-        <w:t>For a project, select a relevant new case, predict the outcome from the declared rule and preserve the result alongside any revision.</w:t>
-      </w:r>
-    </w:p>
-    <w:p>
-      <w:pPr>
-        <w:pStyle w:val="Heading3"/>
-      </w:pPr>
-      <w:r>
-        <w:t>Exit: propose one revealing change to the worked scenario. State the expected outcome and the evidence that would make you revise your explanation.</w:t>
-      </w:r>
-    </w:p>
-    <w:p>
-      <w:r>
-        <w:t>________________________________________________________________</w:t>
-      </w:r>
-    </w:p>
-    <w:p>
-      <w:r>
-        <w:t>________________________________________________________________</w:t>
-      </w:r>
-    </w:p>
-    <w:p>
-      <w:r>
-        <w:t>________________________________________________________________</w:t>
-      </w:r>
-    </w:p>
-    <w:p>
-      <w:r>
-        <w:t>________________________________________________________________</w:t>
-      </w:r>
-    </w:p>
-    <w:p>
-      <w:r>
-        <w:t>________________________________________________________________</w:t>
-      </w:r>
-    </w:p>
-    <w:p>
-      <w:pPr>
-        <w:spacing w:line="336" w:lineRule="auto" w:after="180"/>
-      </w:pPr>
+        <w:t xml:space="preserve"> or assumption and justify your </w:t>
+      </w:r>
+      <w:r>
+        <w:rPr>
+          <w:b/>
+        </w:rPr>
+        <w:t>prediction</w:t>
+      </w:r>
       <w:r>
         <w:rPr>
           <w:b w:val="0"/>
         </w:rPr>
-        <w:t>For the worked scenario, propose one additional case that could reveal a failure, describe its expected outcome before running it, and explain what would need to remain fixed for a fair comparison.</w:t>
+        <w:t>.</w:t>
       </w:r>
     </w:p>
     <w:p>
@@ -2701,14 +3719,336 @@
         <w:rPr>
           <w:b w:val="0"/>
         </w:rPr>
-        <w:t>Do not reuse W4 as a new final test after receiving feedback.</w:t>
-      </w:r>
-    </w:p>
+        <w:t xml:space="preserve">Save your workbook </w:t>
+      </w:r>
+      <w:r>
+        <w:rPr>
+          <w:b/>
+        </w:rPr>
+        <w:t>evidence</w:t>
+      </w:r>
+      <w:r>
+        <w:rPr>
+          <w:b w:val="0"/>
+        </w:rPr>
+        <w:t>. At the next review, try a different case before opening your old answer.</w:t>
+      </w:r>
+    </w:p>
+    <w:p>
+      <w:pPr>
+        <w:pStyle w:val="Heading1"/>
+      </w:pPr>
+      <w:r>
+        <w:t>Reference bank and extra practice</w:t>
+      </w:r>
+    </w:p>
+    <w:p>
+      <w:pPr>
+        <w:pStyle w:val="Heading1"/>
+      </w:pPr>
+      <w:r>
+        <w:t>05. Reference · Use service vocabulary precisely</w:t>
+      </w:r>
+    </w:p>
+    <w:p>
+      <w:r>
+        <w:t>Connect each term to an input, operation, evidence source or outcome.</w:t>
+      </w:r>
+    </w:p>
+    <w:p>
+      <w:pPr>
+        <w:pStyle w:val="Heading2"/>
+      </w:pPr>
+      <w:r>
+        <w:t>Vocabulary and your explanation</w:t>
+      </w:r>
+    </w:p>
+    <w:tbl>
+      <w:tblPr>
+        <w:tblStyle w:val="LightShading-Accent1"/>
+        <w:tblW w:type="auto" w:w="0"/>
+        <w:tblLook w:firstColumn="1" w:firstRow="1" w:lastColumn="0" w:lastRow="0" w:noHBand="0" w:noVBand="1" w:val="04A0"/>
+      </w:tblPr>
+      <w:tblGrid>
+        <w:gridCol w:w="5112"/>
+        <w:gridCol w:w="5112"/>
+      </w:tblGrid>
+      <w:tr>
+        <w:trPr>
+          <w:tblHeader/>
+        </w:trPr>
+        <w:tc>
+          <w:tcPr>
+            <w:tcW w:type="dxa" w:w="5112"/>
+          </w:tcPr>
+          <w:p>
+            <w:r>
+              <w:t>Word</w:t>
+            </w:r>
+          </w:p>
+        </w:tc>
+        <w:tc>
+          <w:tcPr>
+            <w:tcW w:type="dxa" w:w="5112"/>
+          </w:tcPr>
+          <w:p>
+            <w:r>
+              <w:t>Meaning</w:t>
+            </w:r>
+          </w:p>
+        </w:tc>
+      </w:tr>
+      <w:tr>
+        <w:tc>
+          <w:tcPr>
+            <w:tcW w:type="dxa" w:w="5112"/>
+          </w:tcPr>
+          <w:p>
+            <w:r>
+              <w:t>Release manifest</w:t>
+            </w:r>
+          </w:p>
+        </w:tc>
+        <w:tc>
+          <w:tcPr>
+            <w:tcW w:type="dxa" w:w="5112"/>
+          </w:tcPr>
+          <w:p>
+            <w:r>
+              <w:t>Versions and artifacts included in a release</w:t>
+            </w:r>
+          </w:p>
+        </w:tc>
+      </w:tr>
+      <w:tr>
+        <w:tc>
+          <w:tcPr>
+            <w:tcW w:type="dxa" w:w="5112"/>
+          </w:tcPr>
+          <w:p>
+            <w:r>
+              <w:t>Compatibility</w:t>
+            </w:r>
+          </w:p>
+        </w:tc>
+        <w:tc>
+          <w:tcPr>
+            <w:tcW w:type="dxa" w:w="5112"/>
+          </w:tcPr>
+          <w:p>
+            <w:r>
+              <w:t>Whether components can correctly use one another's contracts</w:t>
+            </w:r>
+          </w:p>
+        </w:tc>
+      </w:tr>
+      <w:tr>
+        <w:tc>
+          <w:tcPr>
+            <w:tcW w:type="dxa" w:w="5112"/>
+          </w:tcPr>
+          <w:p>
+            <w:r>
+              <w:t>Rollback</w:t>
+            </w:r>
+          </w:p>
+        </w:tc>
+        <w:tc>
+          <w:tcPr>
+            <w:tcW w:type="dxa" w:w="5112"/>
+          </w:tcPr>
+          <w:p>
+            <w:r>
+              <w:t>Returning to an earlier compatible operating version</w:t>
+            </w:r>
+          </w:p>
+        </w:tc>
+      </w:tr>
+    </w:tbl>
     <w:p>
       <w:pPr>
         <w:pStyle w:val="Heading3"/>
       </w:pPr>
       <w:r>
+        <w:t>Use two terms to explain a step in this week’s example.</w:t>
+      </w:r>
+    </w:p>
+    <w:p>
+      <w:r>
+        <w:t>________________________________________________________________</w:t>
+      </w:r>
+    </w:p>
+    <w:p>
+      <w:r>
+        <w:t>________________________________________________________________</w:t>
+      </w:r>
+    </w:p>
+    <w:p>
+      <w:r>
+        <w:t>________________________________________________________________</w:t>
+      </w:r>
+    </w:p>
+    <w:p>
+      <w:pPr>
+        <w:pStyle w:val="Heading1"/>
+      </w:pPr>
+      <w:r>
+        <w:t>10. Extra challenge · Explain a stronger case</w:t>
+      </w:r>
+    </w:p>
+    <w:p>
+      <w:r>
+        <w:t>Choose the next challenge after the main route.</w:t>
+      </w:r>
+    </w:p>
+    <w:p>
+      <w:pPr>
+        <w:pStyle w:val="Heading2"/>
+      </w:pPr>
+      <w:r>
+        <w:t>Explain,repair and extend</w:t>
+      </w:r>
+    </w:p>
+    <w:p>
+      <w:pPr>
+        <w:pStyle w:val="Heading3"/>
+      </w:pPr>
+      <w:r>
+        <w:t>Explain → apply → challenge</w:t>
+      </w:r>
+    </w:p>
+    <w:p>
+      <w:pPr>
+        <w:pStyle w:val="ListBullet"/>
+      </w:pPr>
+      <w:r>
+        <w:t>Explain the weekly mechanism in your own words. Use the worked scenario to name its input, decision rule and output.</w:t>
+      </w:r>
+    </w:p>
+    <w:p>
+      <w:pPr>
+        <w:pStyle w:val="ListBullet"/>
+      </w:pPr>
+      <w:r>
+        <w:t>A report omits this qualification: A rollback plan needs testing; an available old binary is not sufficient recovery evidence. Explain how omitting it could change a reader's interpretation, and write an accurate replacement.</w:t>
+      </w:r>
+    </w:p>
+    <w:p>
+      <w:pPr>
+        <w:pStyle w:val="ListBullet"/>
+      </w:pPr>
+      <w:r>
+        <w:t>For the worked scenario, propose one additional case that could reveal a failure, describe its expected outcome before running it, and explain what would need to remain fixed for a fair comparison. Do not reuse W4 as a new final test after receiving feedback.</w:t>
+      </w:r>
+    </w:p>
+    <w:p>
+      <w:pPr>
+        <w:pStyle w:val="Heading3"/>
+      </w:pPr>
+      <w:r>
+        <w:t>Explain which evidence supports your conclusion and which claim remains unproved.</w:t>
+      </w:r>
+    </w:p>
+    <w:p>
+      <w:r>
+        <w:t>________________________________________________________________</w:t>
+      </w:r>
+    </w:p>
+    <w:p>
+      <w:r>
+        <w:t>________________________________________________________________</w:t>
+      </w:r>
+    </w:p>
+    <w:p>
+      <w:r>
+        <w:t>________________________________________________________________</w:t>
+      </w:r>
+    </w:p>
+    <w:p>
+      <w:r>
+        <w:t>________________________________________________________________</w:t>
+      </w:r>
+    </w:p>
+    <w:p>
+      <w:r>
+        <w:t>________________________________________________________________</w:t>
+      </w:r>
+    </w:p>
+    <w:p>
+      <w:pPr>
+        <w:pStyle w:val="Heading1"/>
+      </w:pPr>
+      <w:r>
+        <w:t>12. Reference · Check the service reasoning and its limits</w:t>
+      </w:r>
+    </w:p>
+    <w:p>
+      <w:r>
+        <w:t>Use after practice; keep the selected independent case for its first attempt.</w:t>
+      </w:r>
+    </w:p>
+    <w:p>
+      <w:pPr>
+        <w:pStyle w:val="Heading2"/>
+      </w:pPr>
+      <w:r>
+        <w:t>Current explanation and response</w:t>
+      </w:r>
+    </w:p>
+    <w:p>
+      <w:pPr>
+        <w:pStyle w:val="ListBullet"/>
+      </w:pPr>
+      <w:r>
+        <w:t>Complete the supported workbook tasks before attempting W4 independently. Record any hints or help used. After feedback, use the teacher's fresh retry rather than copying the earlier answer. For a project, select a relevant new case, predict the outcome from the declared rule and preserve the result alongside any revision.</w:t>
+      </w:r>
+    </w:p>
+    <w:p>
+      <w:pPr>
+        <w:pStyle w:val="Heading3"/>
+      </w:pPr>
+      <w:r>
+        <w:t>Exit: propose one revealing change to the worked scenario. State the expected outcome and the evidence that would make you revise your explanation.</w:t>
+      </w:r>
+    </w:p>
+    <w:p>
+      <w:r>
+        <w:t>________________________________________________________________</w:t>
+      </w:r>
+    </w:p>
+    <w:p>
+      <w:r>
+        <w:t>________________________________________________________________</w:t>
+      </w:r>
+    </w:p>
+    <w:p>
+      <w:r>
+        <w:t>________________________________________________________________</w:t>
+      </w:r>
+    </w:p>
+    <w:p>
+      <w:r>
+        <w:t>________________________________________________________________</w:t>
+      </w:r>
+    </w:p>
+    <w:p>
+      <w:r>
+        <w:t>________________________________________________________________</w:t>
+      </w:r>
+    </w:p>
+    <w:p>
+      <w:pPr>
+        <w:pStyle w:val="ListBullet"/>
+      </w:pPr>
+      <w:r>
+        <w:t>For the worked scenario, propose one additional case that could reveal a failure, describe its expected outcome before running it, and explain what would need to remain fixed for a fair comparison. Do not reuse W4 as a new final test after receiving feedback.</w:t>
+      </w:r>
+    </w:p>
+    <w:p>
+      <w:pPr>
+        <w:pStyle w:val="Heading3"/>
+      </w:pPr>
+      <w:r>
         <w:t>My limited claim and a useful next check</w:t>
       </w:r>
     </w:p>
@@ -2737,12 +4077,20 @@
         <w:pStyle w:val="Heading1"/>
       </w:pPr>
       <w:r>
-        <w:t>13. Study a complete case</w:t>
-      </w:r>
-    </w:p>
-    <w:p>
-      <w:r>
-        <w:t>Revisit the complete Release and rollback case for supported practice. Repeated examples do not become fresh assessments.</w:t>
+        <w:t>13. Extra practice · Revisit the complete trace</w:t>
+      </w:r>
+    </w:p>
+    <w:p>
+      <w:r>
+        <w:t>Predict before reading the supplied steps.</w:t>
+      </w:r>
+    </w:p>
+    <w:p>
+      <w:pPr>
+        <w:pStyle w:val="Heading2"/>
+      </w:pPr>
+      <w:r>
+        <w:t>Complete trace and evidence</w:t>
       </w:r>
     </w:p>
     <w:p>
@@ -2911,208 +4259,20 @@
         <w:pStyle w:val="Heading1"/>
       </w:pPr>
       <w:r>
-        <w:t>14. Try a new case independently</w:t>
-      </w:r>
-    </w:p>
-    <w:p>
-      <w:r>
-        <w:t>Attempt the reserved new case before feedback. Record support; the earlier examples below remain additional practice.</w:t>
-      </w:r>
-    </w:p>
-    <w:p>
-      <w:pPr>
-        <w:pStyle w:val="Heading3"/>
-      </w:pPr>
-      <w:r>
-        <w:t>Independent case: Apply a new case independently</w:t>
-      </w:r>
-    </w:p>
-    <w:p>
-      <w:pPr>
-        <w:spacing w:line="336" w:lineRule="auto" w:after="180"/>
-        <w:shd w:fill="F5F1FB"/>
-      </w:pPr>
-      <w:r>
-        <w:rPr>
-          <w:b w:val="0"/>
-        </w:rPr>
-        <w:t>New release changes corpus and prompt. Old prompt requires old field names absent from the new corpus. Is reverting prompt alone valid?</w:t>
-      </w:r>
-    </w:p>
-    <w:p>
-      <w:pPr>
-        <w:pStyle w:val="Heading3"/>
-      </w:pPr>
-      <w:r>
-        <w:t>My independent explanation, trace and limits</w:t>
-      </w:r>
-    </w:p>
-    <w:p>
-      <w:r>
-        <w:t>________________________________________________________________</w:t>
-      </w:r>
-    </w:p>
-    <w:p>
-      <w:r>
-        <w:t>________________________________________________________________</w:t>
-      </w:r>
-    </w:p>
-    <w:p>
-      <w:r>
-        <w:t>________________________________________________________________</w:t>
-      </w:r>
-    </w:p>
-    <w:p>
-      <w:r>
-        <w:t>________________________________________________________________</w:t>
-      </w:r>
-    </w:p>
-    <w:p>
-      <w:r>
-        <w:t>________________________________________________________________</w:t>
-      </w:r>
-    </w:p>
-    <w:p>
-      <w:r>
-        <w:t>________________________________________________________________</w:t>
-      </w:r>
-    </w:p>
-    <w:p>
-      <w:r>
-        <w:t>________________________________________________________________</w:t>
-      </w:r>
-    </w:p>
-    <w:p>
-      <w:pPr>
-        <w:spacing w:line="336" w:lineRule="auto" w:after="180"/>
-      </w:pPr>
-      <w:r>
-        <w:rPr>
-          <w:b w:val="0"/>
-        </w:rPr>
-        <w:t>Attempt this case before feedback. Record any help. Earlier examples below are further practice; a case already practised with feedback cannot establish fresh transfer.</w:t>
-      </w:r>
-    </w:p>
-    <w:p>
-      <w:pPr>
-        <w:pStyle w:val="Heading3"/>
-      </w:pPr>
-      <w:r>
-        <w:t>Attempt this without hints</w:t>
-      </w:r>
-    </w:p>
-    <w:p>
-      <w:pPr>
-        <w:spacing w:line="336" w:lineRule="auto" w:after="180"/>
-        <w:shd w:fill="F5F1FB"/>
-      </w:pPr>
-      <w:r>
-        <w:rPr>
-          <w:b w:val="0"/>
-        </w:rPr>
-        <w:t>New release changes corpus and prompt. Old prompt requires old field names absent from the new corpus. Is reverting prompt alone valid?</w:t>
-      </w:r>
-    </w:p>
-    <w:p>
-      <w:pPr>
-        <w:pStyle w:val="Heading3"/>
-      </w:pPr>
-      <w:r>
-        <w:t>My independent procedure, result and limitation</w:t>
-      </w:r>
-    </w:p>
-    <w:p>
-      <w:r>
-        <w:t>________________________________________________________________</w:t>
-      </w:r>
-    </w:p>
-    <w:p>
-      <w:r>
-        <w:t>________________________________________________________________</w:t>
-      </w:r>
-    </w:p>
-    <w:p>
-      <w:r>
-        <w:t>________________________________________________________________</w:t>
-      </w:r>
-    </w:p>
-    <w:p>
-      <w:r>
-        <w:t>________________________________________________________________</w:t>
-      </w:r>
-    </w:p>
-    <w:p>
-      <w:r>
-        <w:t>________________________________________________________________</w:t>
-      </w:r>
-    </w:p>
-    <w:p>
-      <w:r>
-        <w:t>________________________________________________________________</w:t>
-      </w:r>
-    </w:p>
-    <w:p>
-      <w:r>
-        <w:t>________________________________________________________________</w:t>
-      </w:r>
-    </w:p>
-    <w:p>
-      <w:r>
-        <w:t>________________________________________________________________</w:t>
-      </w:r>
-    </w:p>
-    <w:p>
-      <w:pPr>
-        <w:spacing w:line="336" w:lineRule="auto" w:after="180"/>
-      </w:pPr>
-      <w:r>
-        <w:rPr>
-          <w:b w:val="0"/>
-        </w:rPr>
-        <w:t>Record support used: none, hint or teacher explanation. After feedback, a different case is needed to demonstrate independence.</w:t>
-      </w:r>
-    </w:p>
-    <w:p>
-      <w:pPr>
-        <w:pStyle w:val="Heading3"/>
-      </w:pPr>
-      <w:r>
-        <w:t>Use feedback to improve</w:t>
-      </w:r>
-    </w:p>
-    <w:p>
-      <w:pPr>
-        <w:spacing w:line="336" w:lineRule="auto" w:after="180"/>
-      </w:pPr>
-      <w:r>
-        <w:rPr>
-          <w:b w:val="0"/>
-        </w:rPr>
-        <w:t>Attempt the independent case before hints. Record whether you worked alone, used a hint or followed a model. After feedback, fix the first unsupported step and explain why it changed.</w:t>
-      </w:r>
-    </w:p>
-    <w:p>
-      <w:pPr>
-        <w:spacing w:line="336" w:lineRule="auto" w:after="180"/>
-      </w:pPr>
-      <w:r>
-        <w:rPr>
-          <w:b w:val="0"/>
-        </w:rPr>
-        <w:t>A later check uses a changed case, not a copied answer.</w:t>
-      </w:r>
-    </w:p>
-    <w:p>
-      <w:pPr>
-        <w:pStyle w:val="Heading1"/>
-      </w:pPr>
-      <w:r>
-        <w:t>15. Your lesson route</w:t>
-      </w:r>
-    </w:p>
-    <w:p>
-      <w:r>
-        <w:t>Use this map to navigate Release and rollback, connect the goals to tasks and keep one evidence record for each attempt.</w:t>
+        <w:t>15. Reference · The earlier route checklist</w:t>
+      </w:r>
+    </w:p>
+    <w:p>
+      <w:r>
+        <w:t>Use one main route rather than repeating the lesson.</w:t>
+      </w:r>
+    </w:p>
+    <w:p>
+      <w:pPr>
+        <w:pStyle w:val="Heading2"/>
+      </w:pPr>
+      <w:r>
+        <w:t>Targets,route and first prediction</w:t>
       </w:r>
     </w:p>
     <w:p>
@@ -3291,12 +4451,117 @@
         <w:pStyle w:val="Heading1"/>
       </w:pPr>
       <w:r>
-        <w:t>16. Finish and return</w:t>
-      </w:r>
-    </w:p>
-    <w:p>
-      <w:r>
-        <w:t>Explain Release and rollback without notes, identify a remaining question and plan a later check with a changed case.</w:t>
+        <w:t>17. Extra practice · Predict,check and repair</w:t>
+      </w:r>
+    </w:p>
+    <w:p>
+      <w:r>
+        <w:t>Keep supported feedback separate from the independent case.</w:t>
+      </w:r>
+    </w:p>
+    <w:p>
+      <w:pPr>
+        <w:pStyle w:val="Heading2"/>
+      </w:pPr>
+      <w:r>
+        <w:t>First supported question and optional hint</w:t>
+      </w:r>
+    </w:p>
+    <w:p>
+      <w:pPr>
+        <w:pStyle w:val="ListBullet"/>
+      </w:pPr>
+      <w:r>
+        <w:t>A higher score can still block release. Version B is proposed to replace A; every privacy gate is mandatory.</w:t>
+      </w:r>
+    </w:p>
+    <w:p>
+      <w:pPr>
+        <w:pStyle w:val="Heading3"/>
+      </w:pPr>
+      <w:r>
+        <w:t>Practice 1: explain the deciding evidence</w:t>
+      </w:r>
+    </w:p>
+    <w:p>
+      <w:pPr>
+        <w:pStyle w:val="ListBullet"/>
+      </w:pPr>
+      <w:r>
+        <w:t>Which labelled step matches this detail? Retain the reviewed A version and documented rollback procedure.</w:t>
+      </w:r>
+    </w:p>
+    <w:p>
+      <w:pPr>
+        <w:pStyle w:val="ListBullet"/>
+      </w:pPr>
+      <w:r>
+        <w:t>1. Keep recovery ready</w:t>
+      </w:r>
+    </w:p>
+    <w:p>
+      <w:pPr>
+        <w:pStyle w:val="ListBullet"/>
+      </w:pPr>
+      <w:r>
+        <w:t>2. Apply privacy gate</w:t>
+      </w:r>
+    </w:p>
+    <w:p>
+      <w:pPr>
+        <w:pStyle w:val="ListBullet"/>
+      </w:pPr>
+      <w:r>
+        <w:t>3. Compute quality</w:t>
+      </w:r>
+    </w:p>
+    <w:p>
+      <w:pPr>
+        <w:pStyle w:val="Heading3"/>
+      </w:pPr>
+      <w:r>
+        <w:t>My selected conclusion, deciding fact and explanation</w:t>
+      </w:r>
+    </w:p>
+    <w:p>
+      <w:r>
+        <w:t>________________________________________________________________</w:t>
+      </w:r>
+    </w:p>
+    <w:p>
+      <w:r>
+        <w:t>________________________________________________________________</w:t>
+      </w:r>
+    </w:p>
+    <w:p>
+      <w:r>
+        <w:t>________________________________________________________________</w:t>
+      </w:r>
+    </w:p>
+    <w:p>
+      <w:r>
+        <w:t>________________________________________________________________</w:t>
+      </w:r>
+    </w:p>
+    <w:p>
+      <w:r>
+        <w:t>________________________________________________________________</w:t>
+      </w:r>
+    </w:p>
+    <w:p>
+      <w:pPr>
+        <w:pStyle w:val="ListBullet"/>
+      </w:pPr>
+      <w:r>
+        <w:t>Hint if needed: Read the steps in the pictorial case. Match the supplied detail to the stage that performs or records it.</w:t>
+      </w:r>
+    </w:p>
+    <w:p>
+      <w:pPr>
+        <w:pStyle w:val="Heading2"/>
+      </w:pPr>
+      <w:r>
+        <w:t>Check after the first attempt · reference / check after trying</w:t>
       </w:r>
     </w:p>
     <w:p>
@@ -3307,7 +4572,163 @@
         <w:rPr>
           <w:b w:val="0"/>
         </w:rPr>
-        <w:t xml:space="preserve">Close your notes. Explain this goal in your own words: Explain the </w:t>
+        <w:t xml:space="preserve">After your attempt, compare with the supported explanation: Keep recovery ready Retain the reviewed A version and documented </w:t>
+      </w:r>
+      <w:r>
+        <w:rPr>
+          <w:b/>
+        </w:rPr>
+        <w:t>rollback</w:t>
+      </w:r>
+      <w:r>
+        <w:rPr>
+          <w:b w:val="0"/>
+        </w:rPr>
+        <w:t xml:space="preserve"> procedure. Release criteria combine benefits and mandatory conditions.</w:t>
+      </w:r>
+    </w:p>
+    <w:p>
+      <w:pPr>
+        <w:spacing w:line="336" w:lineRule="auto" w:after="180"/>
+      </w:pPr>
+      <w:r>
+        <w:rPr>
+          <w:b/>
+        </w:rPr>
+        <w:t>Rollback</w:t>
+      </w:r>
+      <w:r>
+        <w:rPr>
+          <w:b w:val="0"/>
+        </w:rPr>
+        <w:t xml:space="preserve"> requires known versions and compatible data, not an informal promise.</w:t>
+      </w:r>
+    </w:p>
+    <w:p>
+      <w:pPr>
+        <w:pStyle w:val="Heading2"/>
+      </w:pPr>
+      <w:r>
+        <w:t>Changed-case question and optional hint</w:t>
+      </w:r>
+    </w:p>
+    <w:p>
+      <w:pPr>
+        <w:pStyle w:val="Heading3"/>
+      </w:pPr>
+      <w:r>
+        <w:t>Practice 2: explain the deciding evidence</w:t>
+      </w:r>
+    </w:p>
+    <w:p>
+      <w:pPr>
+        <w:pStyle w:val="ListBullet"/>
+      </w:pPr>
+      <w:r>
+        <w:t>Changed-case practice: Repair B and pass privacy on a fresh reserved case. Which conclusion is supported by the supplied facts?</w:t>
+      </w:r>
+    </w:p>
+    <w:p>
+      <w:pPr>
+        <w:pStyle w:val="ListBullet"/>
+      </w:pPr>
+      <w:r>
+        <w:t>1. B may enter the remaining gates; one repair does not approve everything.</w:t>
+      </w:r>
+    </w:p>
+    <w:p>
+      <w:pPr>
+        <w:pStyle w:val="ListBullet"/>
+      </w:pPr>
+      <w:r>
+        <w:t>2. We can decide the result without examining the changed input or the procedure.</w:t>
+      </w:r>
+    </w:p>
+    <w:p>
+      <w:pPr>
+        <w:pStyle w:val="ListBullet"/>
+      </w:pPr>
+      <w:r>
+        <w:t>3. This one example guarantees correct results for every future input.</w:t>
+      </w:r>
+    </w:p>
+    <w:p>
+      <w:pPr>
+        <w:pStyle w:val="Heading3"/>
+      </w:pPr>
+      <w:r>
+        <w:t>My selected conclusion, deciding fact and explanation</w:t>
+      </w:r>
+    </w:p>
+    <w:p>
+      <w:r>
+        <w:t>________________________________________________________________</w:t>
+      </w:r>
+    </w:p>
+    <w:p>
+      <w:r>
+        <w:t>________________________________________________________________</w:t>
+      </w:r>
+    </w:p>
+    <w:p>
+      <w:r>
+        <w:t>________________________________________________________________</w:t>
+      </w:r>
+    </w:p>
+    <w:p>
+      <w:r>
+        <w:t>________________________________________________________________</w:t>
+      </w:r>
+    </w:p>
+    <w:p>
+      <w:r>
+        <w:t>________________________________________________________________</w:t>
+      </w:r>
+    </w:p>
+    <w:p>
+      <w:pPr>
+        <w:pStyle w:val="ListBullet"/>
+      </w:pPr>
+      <w:r>
+        <w:t>Hint if needed: Use the changed condition and the deciding step in the pictorial trace. The answer must say what follows from those facts.</w:t>
+      </w:r>
+    </w:p>
+    <w:p>
+      <w:pPr>
+        <w:pStyle w:val="Heading2"/>
+      </w:pPr>
+      <w:r>
+        <w:t>Check after the changed attempt · reference / check after trying</w:t>
+      </w:r>
+    </w:p>
+    <w:p>
+      <w:pPr>
+        <w:spacing w:line="336" w:lineRule="auto" w:after="180"/>
+      </w:pPr>
+      <w:r>
+        <w:rPr>
+          <w:b w:val="0"/>
+        </w:rPr>
+        <w:t>After your attempt, compare with the supported explanation: B may enter the remaining gates; one repair does not approve everything. All required release conditions still apply.</w:t>
+      </w:r>
+    </w:p>
+    <w:p>
+      <w:pPr>
+        <w:pStyle w:val="Heading2"/>
+      </w:pPr>
+      <w:r>
+        <w:t>Repair and retain the record</w:t>
+      </w:r>
+    </w:p>
+    <w:p>
+      <w:pPr>
+        <w:spacing w:line="336" w:lineRule="auto" w:after="180"/>
+      </w:pPr>
+      <w:r>
+        <w:rPr>
+          <w:b w:val="0"/>
+        </w:rPr>
+        <w:t xml:space="preserve">Review Deployment environments (ai-6/23). Goal: Explain the </w:t>
       </w:r>
       <w:r>
         <w:rPr>
@@ -3319,57 +4740,75 @@
         <w:rPr>
           <w:b w:val="0"/>
         </w:rPr>
-        <w:t xml:space="preserve"> and terminology of release and </w:t>
+        <w:t xml:space="preserve"> and terminology of deployment environments. Short practice: Identify the staging data and credential boundary.</w:t>
+      </w:r>
+    </w:p>
+    <w:p>
+      <w:pPr>
+        <w:spacing w:line="336" w:lineRule="auto" w:after="180"/>
+      </w:pPr>
+      <w:r>
+        <w:rPr>
+          <w:b w:val="0"/>
+        </w:rPr>
+        <w:t xml:space="preserve">Why must the rehearsal stop if its credential reaches production even though the </w:t>
       </w:r>
       <w:r>
         <w:rPr>
           <w:b/>
         </w:rPr>
-        <w:t>rollback</w:t>
-      </w:r>
-    </w:p>
-    <w:p>
-      <w:pPr>
-        <w:pStyle w:val="Heading3"/>
-      </w:pPr>
-      <w:r>
-        <w:t>My deciding step, evidence and one remaining question</w:t>
-      </w:r>
-    </w:p>
-    <w:p>
-      <w:r>
-        <w:t>________________________________________________________________</w:t>
-      </w:r>
-    </w:p>
-    <w:p>
-      <w:r>
-        <w:t>________________________________________________________________</w:t>
-      </w:r>
-    </w:p>
-    <w:p>
-      <w:r>
-        <w:t>________________________________________________________________</w:t>
-      </w:r>
-    </w:p>
-    <w:p>
-      <w:r>
-        <w:t>________________________________________________________________</w:t>
-      </w:r>
-    </w:p>
-    <w:p>
-      <w:r>
-        <w:t>________________________________________________________________</w:t>
-      </w:r>
-    </w:p>
-    <w:p>
-      <w:pPr>
-        <w:spacing w:line="336" w:lineRule="auto" w:after="180"/>
-      </w:pPr>
+        <w:t>process</w:t>
+      </w:r>
       <w:r>
         <w:rPr>
           <w:b w:val="0"/>
         </w:rPr>
-        <w:t xml:space="preserve">If you are unsure, return to the worked picture and explain one arrow. If you are ready, change an </w:t>
+        <w:t xml:space="preserve"> is labelled staging?. Return to this week and explain what you changed.</w:t>
+      </w:r>
+    </w:p>
+    <w:p>
+      <w:pPr>
+        <w:spacing w:line="336" w:lineRule="auto" w:after="180"/>
+      </w:pPr>
+      <w:r>
+        <w:rPr>
+          <w:b w:val="0"/>
+        </w:rPr>
+        <w:t xml:space="preserve">Review Caching and stale information (ai-6/21). Goal: Explain the </w:t>
+      </w:r>
+      <w:r>
+        <w:rPr>
+          <w:b/>
+        </w:rPr>
+        <w:t>mechanism</w:t>
+      </w:r>
+      <w:r>
+        <w:rPr>
+          <w:b w:val="0"/>
+        </w:rPr>
+        <w:t xml:space="preserve"> and terminology of caching and stale information. Short practice: Identify the version mismatch in the cached 09:00 answer.</w:t>
+      </w:r>
+    </w:p>
+    <w:p>
+      <w:pPr>
+        <w:spacing w:line="336" w:lineRule="auto" w:after="180"/>
+      </w:pPr>
+      <w:r>
+        <w:rPr>
+          <w:b w:val="0"/>
+        </w:rPr>
+        <w:t>What should the first version -5 request return, and what permits a later version -5 cache hit?. Return to this week and explain what you changed.</w:t>
+      </w:r>
+    </w:p>
+    <w:p>
+      <w:pPr>
+        <w:spacing w:line="336" w:lineRule="auto" w:after="180"/>
+      </w:pPr>
+      <w:r>
+        <w:rPr>
+          <w:b w:val="0"/>
+        </w:rPr>
+        <w:t xml:space="preserve">Review Untrusted </w:t>
       </w:r>
       <w:r>
         <w:rPr>
@@ -3381,30 +4820,65 @@
         <w:rPr>
           <w:b w:val="0"/>
         </w:rPr>
-        <w:t xml:space="preserve"> or assumption and justify your </w:t>
+        <w:t xml:space="preserve"> boundaries (ai-6/18). Goal: Explain the </w:t>
       </w:r>
       <w:r>
         <w:rPr>
           <w:b/>
         </w:rPr>
-        <w:t>prediction</w:t>
+        <w:t>mechanism</w:t>
       </w:r>
       <w:r>
         <w:rPr>
           <w:b w:val="0"/>
         </w:rPr>
-        <w:t>.</w:t>
-      </w:r>
-    </w:p>
-    <w:p>
-      <w:pPr>
-        <w:spacing w:line="336" w:lineRule="auto" w:after="180"/>
-      </w:pPr>
+        <w:t xml:space="preserve"> and terminology of untrusted </w:t>
+      </w:r>
+      <w:r>
+        <w:rPr>
+          <w:b/>
+        </w:rPr>
+        <w:t>input</w:t>
+      </w:r>
       <w:r>
         <w:rPr>
           <w:b w:val="0"/>
         </w:rPr>
-        <w:t xml:space="preserve">Save your workbook </w:t>
+        <w:t xml:space="preserve"> boundaries. Short practice: Classify h3, H3, h30 and the trailing-space </w:t>
+      </w:r>
+      <w:r>
+        <w:rPr>
+          <w:b/>
+        </w:rPr>
+        <w:t>input</w:t>
+      </w:r>
+      <w:r>
+        <w:rPr>
+          <w:b w:val="0"/>
+        </w:rPr>
+        <w:t xml:space="preserve"> by the stated shape contract.</w:t>
+      </w:r>
+    </w:p>
+    <w:p>
+      <w:pPr>
+        <w:spacing w:line="336" w:lineRule="auto" w:after="180"/>
+      </w:pPr>
+      <w:r>
+        <w:rPr>
+          <w:b w:val="0"/>
+        </w:rPr>
+        <w:t>Does a valid z0 grant record access, and which separate gate still remains?. Return to this week and explain what you changed.</w:t>
+      </w:r>
+    </w:p>
+    <w:p>
+      <w:pPr>
+        <w:spacing w:line="336" w:lineRule="auto" w:after="180"/>
+      </w:pPr>
+      <w:r>
+        <w:rPr>
+          <w:b w:val="0"/>
+        </w:rPr>
+        <w:t xml:space="preserve">Use Download completed work in the hosted lesson to export your answers, reflections, practice feedback and code-run </w:t>
       </w:r>
       <w:r>
         <w:rPr>
@@ -3416,20 +4890,26 @@
         <w:rPr>
           <w:b w:val="0"/>
         </w:rPr>
-        <w:t>. At the next review, try a different case before opening your old answer.</w:t>
-      </w:r>
-    </w:p>
-    <w:p>
-      <w:pPr>
-        <w:pStyle w:val="Heading1"/>
-      </w:pPr>
-      <w:r>
-        <w:t>17. Supported practice, repair and portfolio</w:t>
-      </w:r>
-    </w:p>
-    <w:p>
-      <w:r>
-        <w:t>Attempt supported questions before using hints or feedback. Review a missing building block, then keep the completed work.</w:t>
+        <w:t>. Open the HTML copy to read or print it.</w:t>
+      </w:r>
+    </w:p>
+    <w:p>
+      <w:pPr>
+        <w:spacing w:line="336" w:lineRule="auto" w:after="180"/>
+      </w:pPr>
+      <w:r>
+        <w:rPr>
+          <w:b w:val="0"/>
+        </w:rPr>
+        <w:t>Drafts stay in this browser when storage is available; clear drafts on a shared device.</w:t>
+      </w:r>
+    </w:p>
+    <w:p>
+      <w:pPr>
+        <w:pStyle w:val="Heading2"/>
+      </w:pPr>
+      <w:r>
+        <w:t>Earlier wording, alternatives and picture transcripts · reference / check after trying</w:t>
       </w:r>
     </w:p>
     <w:p>
@@ -3445,80 +4925,10 @@
     </w:p>
     <w:p>
       <w:pPr>
-        <w:spacing w:line="336" w:lineRule="auto" w:after="180"/>
-      </w:pPr>
-      <w:r>
-        <w:rPr>
-          <w:b w:val="0"/>
-        </w:rPr>
-        <w:t>A higher score can still block release. Version B is proposed to replace A; every privacy gate is mandatory.</w:t>
-      </w:r>
-    </w:p>
-    <w:p>
-      <w:pPr>
         <w:pStyle w:val="Heading3"/>
       </w:pPr>
       <w:r>
-        <w:t>Practice 1: explain the deciding evidence</w:t>
-      </w:r>
-    </w:p>
-    <w:p>
-      <w:pPr>
-        <w:spacing w:line="336" w:lineRule="auto" w:after="180"/>
-      </w:pPr>
-      <w:r>
-        <w:rPr>
-          <w:b w:val="0"/>
-        </w:rPr>
-        <w:t xml:space="preserve">Which labelled step matches this detail? Retain the reviewed A version and documented </w:t>
-      </w:r>
-      <w:r>
-        <w:rPr>
-          <w:b/>
-        </w:rPr>
-        <w:t>rollback</w:t>
-      </w:r>
-      <w:r>
-        <w:rPr>
-          <w:b w:val="0"/>
-        </w:rPr>
-        <w:t xml:space="preserve"> procedure.</w:t>
-      </w:r>
-    </w:p>
-    <w:p>
-      <w:pPr>
-        <w:spacing w:line="336" w:lineRule="auto" w:after="180"/>
-        <w:shd w:fill="F4F9FC"/>
-      </w:pPr>
-      <w:r>
-        <w:rPr>
-          <w:b w:val="0"/>
-        </w:rPr>
-        <w:t>1. Keep recovery ready</w:t>
-      </w:r>
-    </w:p>
-    <w:p>
-      <w:pPr>
-        <w:spacing w:line="336" w:lineRule="auto" w:after="180"/>
-        <w:shd w:fill="F4F9FC"/>
-      </w:pPr>
-      <w:r>
-        <w:rPr>
-          <w:b w:val="0"/>
-        </w:rPr>
-        <w:t>2. Apply privacy gate</w:t>
-      </w:r>
-    </w:p>
-    <w:p>
-      <w:pPr>
-        <w:spacing w:line="336" w:lineRule="auto" w:after="180"/>
-        <w:shd w:fill="F4F9FC"/>
-      </w:pPr>
-      <w:r>
-        <w:rPr>
-          <w:b w:val="0"/>
-        </w:rPr>
-        <w:t>3. Compute quality</w:t>
+        <w:t>Repair a missing building block</w:t>
       </w:r>
     </w:p>
     <w:p>
@@ -3526,481 +4936,25 @@
         <w:pStyle w:val="Heading3"/>
       </w:pPr>
       <w:r>
-        <w:t>My selected conclusion, deciding fact and explanation</w:t>
-      </w:r>
-    </w:p>
-    <w:p>
-      <w:r>
-        <w:t>________________________________________________________________</w:t>
-      </w:r>
-    </w:p>
-    <w:p>
-      <w:r>
-        <w:t>________________________________________________________________</w:t>
-      </w:r>
-    </w:p>
-    <w:p>
-      <w:r>
-        <w:t>________________________________________________________________</w:t>
-      </w:r>
-    </w:p>
-    <w:p>
-      <w:r>
-        <w:t>________________________________________________________________</w:t>
-      </w:r>
-    </w:p>
-    <w:p>
-      <w:r>
-        <w:t>________________________________________________________________</w:t>
-      </w:r>
-    </w:p>
-    <w:p>
-      <w:pPr>
-        <w:pStyle w:val="Heading3"/>
-      </w:pPr>
-      <w:r>
-        <w:t>Hint · try first</w:t>
-      </w:r>
-    </w:p>
-    <w:p>
-      <w:pPr>
-        <w:spacing w:line="336" w:lineRule="auto" w:after="180"/>
-        <w:shd w:fill="F1F6F8"/>
-      </w:pPr>
-      <w:r>
-        <w:rPr>
-          <w:b w:val="0"/>
-        </w:rPr>
-        <w:t>Hint if needed: Read the steps in the pictorial case. Match the supplied detail to the stage that performs or records it.</w:t>
-      </w:r>
-    </w:p>
-    <w:p>
-      <w:pPr>
-        <w:pStyle w:val="Heading3"/>
-      </w:pPr>
-      <w:r>
-        <w:t>Feedback · compare after trying</w:t>
-      </w:r>
-    </w:p>
-    <w:p>
-      <w:pPr>
-        <w:spacing w:line="336" w:lineRule="auto" w:after="180"/>
-        <w:shd w:fill="F1F6FC"/>
-      </w:pPr>
-      <w:r>
-        <w:rPr>
-          <w:b w:val="0"/>
-        </w:rPr>
-        <w:t xml:space="preserve">After your attempt, compare with the supported explanation: Keep recovery ready Retain the reviewed A version and documented </w:t>
-      </w:r>
-      <w:r>
-        <w:rPr>
-          <w:b/>
-        </w:rPr>
-        <w:t>rollback</w:t>
-      </w:r>
-      <w:r>
-        <w:rPr>
-          <w:b w:val="0"/>
-        </w:rPr>
-        <w:t xml:space="preserve"> procedure. Release criteria combine benefits and mandatory conditions.</w:t>
-      </w:r>
-    </w:p>
-    <w:p>
-      <w:pPr>
-        <w:spacing w:line="336" w:lineRule="auto" w:after="180"/>
-        <w:shd w:fill="F1F6FC"/>
-      </w:pPr>
-      <w:r>
-        <w:rPr>
-          <w:b/>
-        </w:rPr>
-        <w:t>Rollback</w:t>
-      </w:r>
-      <w:r>
-        <w:rPr>
-          <w:b w:val="0"/>
-        </w:rPr>
-        <w:t xml:space="preserve"> requires known versions and compatible data, not an informal promise.</w:t>
-      </w:r>
-    </w:p>
-    <w:p>
-      <w:pPr>
-        <w:pStyle w:val="Heading3"/>
-      </w:pPr>
-      <w:r>
-        <w:t>Practice 2: explain the deciding evidence</w:t>
-      </w:r>
-    </w:p>
-    <w:p>
-      <w:pPr>
-        <w:pStyle w:val="Heading3"/>
-      </w:pPr>
-      <w:r>
-        <w:t>Changed case · predict first</w:t>
-      </w:r>
-    </w:p>
-    <w:p>
-      <w:pPr>
-        <w:spacing w:line="336" w:lineRule="auto" w:after="180"/>
-        <w:shd w:fill="F5F1FB"/>
-      </w:pPr>
-      <w:r>
-        <w:rPr>
-          <w:b w:val="0"/>
-        </w:rPr>
-        <w:t>Changed-case practice: Repair B and pass privacy on a fresh reserved case. Which conclusion is supported by the supplied facts?</w:t>
-      </w:r>
-    </w:p>
-    <w:p>
-      <w:pPr>
-        <w:spacing w:line="336" w:lineRule="auto" w:after="180"/>
-        <w:shd w:fill="F4F9FC"/>
-      </w:pPr>
-      <w:r>
-        <w:rPr>
-          <w:b w:val="0"/>
-        </w:rPr>
-        <w:t>1. B may enter the remaining gates; one repair does not approve everything.</w:t>
-      </w:r>
-    </w:p>
-    <w:p>
-      <w:pPr>
-        <w:spacing w:line="336" w:lineRule="auto" w:after="180"/>
-        <w:shd w:fill="F4F9FC"/>
-      </w:pPr>
-      <w:r>
-        <w:rPr>
-          <w:b w:val="0"/>
-        </w:rPr>
-        <w:t xml:space="preserve">2. We can decide the result without examining the changed </w:t>
-      </w:r>
-      <w:r>
-        <w:rPr>
-          <w:b/>
-        </w:rPr>
-        <w:t>input</w:t>
-      </w:r>
-      <w:r>
-        <w:rPr>
-          <w:b w:val="0"/>
-        </w:rPr>
-        <w:t xml:space="preserve"> or the procedure.</w:t>
-      </w:r>
-    </w:p>
-    <w:p>
-      <w:pPr>
-        <w:spacing w:line="336" w:lineRule="auto" w:after="180"/>
-        <w:shd w:fill="F4F9FC"/>
-      </w:pPr>
-      <w:r>
-        <w:rPr>
-          <w:b w:val="0"/>
-        </w:rPr>
-        <w:t xml:space="preserve">3. This one example guarantees correct results for every future </w:t>
-      </w:r>
-      <w:r>
-        <w:rPr>
-          <w:b/>
-        </w:rPr>
-        <w:t>input</w:t>
-      </w:r>
-      <w:r>
-        <w:rPr>
-          <w:b w:val="0"/>
-        </w:rPr>
-        <w:t>.</w:t>
-      </w:r>
-    </w:p>
-    <w:p>
-      <w:pPr>
-        <w:pStyle w:val="Heading3"/>
-      </w:pPr>
-      <w:r>
-        <w:t>My selected conclusion, deciding fact and explanation</w:t>
-      </w:r>
-    </w:p>
-    <w:p>
-      <w:r>
-        <w:t>________________________________________________________________</w:t>
-      </w:r>
-    </w:p>
-    <w:p>
-      <w:r>
-        <w:t>________________________________________________________________</w:t>
-      </w:r>
-    </w:p>
-    <w:p>
-      <w:r>
-        <w:t>________________________________________________________________</w:t>
-      </w:r>
-    </w:p>
-    <w:p>
-      <w:r>
-        <w:t>________________________________________________________________</w:t>
-      </w:r>
-    </w:p>
-    <w:p>
-      <w:r>
-        <w:t>________________________________________________________________</w:t>
-      </w:r>
-    </w:p>
-    <w:p>
-      <w:pPr>
-        <w:pStyle w:val="Heading3"/>
-      </w:pPr>
-      <w:r>
-        <w:t>Hint · try first</w:t>
-      </w:r>
-    </w:p>
-    <w:p>
-      <w:pPr>
-        <w:spacing w:line="336" w:lineRule="auto" w:after="180"/>
-        <w:shd w:fill="F1F6F8"/>
-      </w:pPr>
-      <w:r>
-        <w:rPr>
-          <w:b w:val="0"/>
-        </w:rPr>
-        <w:t>Hint if needed: Use the changed condition and the deciding step in the pictorial trace. The answer must say what follows from those facts.</w:t>
-      </w:r>
-    </w:p>
-    <w:p>
-      <w:pPr>
-        <w:pStyle w:val="Heading3"/>
-      </w:pPr>
-      <w:r>
-        <w:t>Feedback · compare after trying</w:t>
-      </w:r>
-    </w:p>
-    <w:p>
-      <w:pPr>
-        <w:spacing w:line="336" w:lineRule="auto" w:after="180"/>
-        <w:shd w:fill="F1F6FC"/>
-      </w:pPr>
-      <w:r>
-        <w:rPr>
-          <w:b w:val="0"/>
-        </w:rPr>
-        <w:t>After your attempt, compare with the supported explanation: B may enter the remaining gates; one repair does not approve everything. All required release conditions still apply.</w:t>
-      </w:r>
-    </w:p>
-    <w:p>
-      <w:pPr>
-        <w:pStyle w:val="Heading3"/>
-      </w:pPr>
-      <w:r>
-        <w:t>Repair a missing building block</w:t>
-      </w:r>
-    </w:p>
-    <w:p>
-      <w:pPr>
-        <w:spacing w:line="336" w:lineRule="auto" w:after="180"/>
-      </w:pPr>
-      <w:r>
-        <w:rPr>
-          <w:b w:val="0"/>
-        </w:rPr>
-        <w:t xml:space="preserve">Review Deployment environments (ai-6/23). Goal: Explain the </w:t>
-      </w:r>
-      <w:r>
-        <w:rPr>
-          <w:b/>
-        </w:rPr>
-        <w:t>mechanism</w:t>
-      </w:r>
-      <w:r>
-        <w:rPr>
-          <w:b w:val="0"/>
-        </w:rPr>
-        <w:t xml:space="preserve"> and terminology of deployment environments. Short practice: Identify the staging data and credential boundary.</w:t>
-      </w:r>
-    </w:p>
-    <w:p>
-      <w:pPr>
-        <w:spacing w:line="336" w:lineRule="auto" w:after="180"/>
-      </w:pPr>
-      <w:r>
-        <w:rPr>
-          <w:b w:val="0"/>
-        </w:rPr>
-        <w:t xml:space="preserve">Why must the rehearsal stop if its credential reaches production even though the </w:t>
-      </w:r>
-      <w:r>
-        <w:rPr>
-          <w:b/>
-        </w:rPr>
-        <w:t>process</w:t>
-      </w:r>
-      <w:r>
-        <w:rPr>
-          <w:b w:val="0"/>
-        </w:rPr>
-        <w:t xml:space="preserve"> is labelled staging?. Return to this week and explain what you changed.</w:t>
-      </w:r>
-    </w:p>
-    <w:p>
-      <w:pPr>
-        <w:spacing w:line="336" w:lineRule="auto" w:after="180"/>
-      </w:pPr>
-      <w:r>
-        <w:rPr>
-          <w:b w:val="0"/>
-        </w:rPr>
-        <w:t xml:space="preserve">Review Caching and stale information (ai-6/21). Goal: Explain the </w:t>
-      </w:r>
-      <w:r>
-        <w:rPr>
-          <w:b/>
-        </w:rPr>
-        <w:t>mechanism</w:t>
-      </w:r>
-      <w:r>
-        <w:rPr>
-          <w:b w:val="0"/>
-        </w:rPr>
-        <w:t xml:space="preserve"> and terminology of caching and stale information. Short practice: Identify the version mismatch in the cached 09:00 answer.</w:t>
-      </w:r>
-    </w:p>
-    <w:p>
-      <w:pPr>
-        <w:spacing w:line="336" w:lineRule="auto" w:after="180"/>
-      </w:pPr>
-      <w:r>
-        <w:rPr>
-          <w:b w:val="0"/>
-        </w:rPr>
-        <w:t>What should the first version -5 request return, and what permits a later version -5 cache hit?. Return to this week and explain what you changed.</w:t>
-      </w:r>
-    </w:p>
-    <w:p>
-      <w:pPr>
-        <w:spacing w:line="336" w:lineRule="auto" w:after="180"/>
-      </w:pPr>
-      <w:r>
-        <w:rPr>
-          <w:b w:val="0"/>
-        </w:rPr>
-        <w:t xml:space="preserve">Review Untrusted </w:t>
-      </w:r>
-      <w:r>
-        <w:rPr>
-          <w:b/>
-        </w:rPr>
-        <w:t>input</w:t>
-      </w:r>
-      <w:r>
-        <w:rPr>
-          <w:b w:val="0"/>
-        </w:rPr>
-        <w:t xml:space="preserve"> boundaries (ai-6/18). Goal: Explain the </w:t>
-      </w:r>
-      <w:r>
-        <w:rPr>
-          <w:b/>
-        </w:rPr>
-        <w:t>mechanism</w:t>
-      </w:r>
-      <w:r>
-        <w:rPr>
-          <w:b w:val="0"/>
-        </w:rPr>
-        <w:t xml:space="preserve"> and terminology of untrusted </w:t>
-      </w:r>
-      <w:r>
-        <w:rPr>
-          <w:b/>
-        </w:rPr>
-        <w:t>input</w:t>
-      </w:r>
-      <w:r>
-        <w:rPr>
-          <w:b w:val="0"/>
-        </w:rPr>
-        <w:t xml:space="preserve"> boundaries. Short practice: Classify h3, H3, h30 and the trailing-space </w:t>
-      </w:r>
-      <w:r>
-        <w:rPr>
-          <w:b/>
-        </w:rPr>
-        <w:t>input</w:t>
-      </w:r>
-      <w:r>
-        <w:rPr>
-          <w:b w:val="0"/>
-        </w:rPr>
-        <w:t xml:space="preserve"> by the stated shape contract.</w:t>
-      </w:r>
-    </w:p>
-    <w:p>
-      <w:pPr>
-        <w:spacing w:line="336" w:lineRule="auto" w:after="180"/>
-      </w:pPr>
-      <w:r>
-        <w:rPr>
-          <w:b w:val="0"/>
-        </w:rPr>
-        <w:t>Does a valid z0 grant record access, and which separate gate still remains?. Return to this week and explain what you changed.</w:t>
-      </w:r>
-    </w:p>
-    <w:p>
-      <w:pPr>
-        <w:pStyle w:val="Heading3"/>
-      </w:pPr>
-      <w:r>
         <w:t>Keep your completed work</w:t>
       </w:r>
     </w:p>
     <w:p>
       <w:pPr>
-        <w:spacing w:line="336" w:lineRule="auto" w:after="180"/>
-      </w:pPr>
-      <w:r>
-        <w:rPr>
-          <w:b w:val="0"/>
-        </w:rPr>
-        <w:t xml:space="preserve">Use Download completed work in the hosted lesson to export your answers, reflections, practice feedback and code-run </w:t>
-      </w:r>
-      <w:r>
-        <w:rPr>
-          <w:b/>
-        </w:rPr>
-        <w:t>evidence</w:t>
-      </w:r>
-      <w:r>
-        <w:rPr>
-          <w:b w:val="0"/>
-        </w:rPr>
-        <w:t>. Open the HTML copy to read or print it.</w:t>
-      </w:r>
-    </w:p>
-    <w:p>
-      <w:pPr>
-        <w:spacing w:line="336" w:lineRule="auto" w:after="180"/>
-      </w:pPr>
-      <w:r>
-        <w:rPr>
-          <w:b w:val="0"/>
-        </w:rPr>
-        <w:t>Drafts stay in this browser when storage is available; clear drafts on a shared device.</w:t>
-      </w:r>
-    </w:p>
-    <w:p>
-      <w:pPr>
         <w:pStyle w:val="Heading1"/>
       </w:pPr>
       <w:r>
-        <w:t>18. Visual concept journey</w:t>
-      </w:r>
-    </w:p>
-    <w:p>
-      <w:r>
-        <w:t>Explain each Release and rollback graphic using its labels, deciding evidence and relevant limitation.</w:t>
-      </w:r>
-    </w:p>
-    <w:p>
-      <w:pPr>
-        <w:pStyle w:val="Heading3"/>
+        <w:t>18. Reference · Six-picture concept journey</w:t>
+      </w:r>
+    </w:p>
+    <w:p>
+      <w:r>
+        <w:t>Choose the picture that supports the current explanation.</w:t>
+      </w:r>
+    </w:p>
+    <w:p>
+      <w:pPr>
+        <w:pStyle w:val="Heading2"/>
       </w:pPr>
       <w:r>
         <w:t>01. Release and rollback: the case</w:t>
@@ -4011,7 +4965,7 @@
         <w:drawing>
           <wp:inline xmlns:a="http://schemas.openxmlformats.org/drawingml/2006/main" xmlns:pic="http://schemas.openxmlformats.org/drawingml/2006/picture">
             <wp:extent cx="5486400" cy="2834640"/>
-            <wp:docPr id="2" name="Picture 2" descr="A higher score can still block release. Version B is proposed to replace A; every privacy gate is mandatory. Supplied facts: A passes 8/10 correctness cases. B passes 9/10 but fails one mandatory privacy check."/>
+            <wp:docPr id="4" name="Picture 4" descr="A higher score can still block release. Version B is proposed to replace A; every privacy gate is mandatory. Supplied facts: A passes 8/10 correctness cases. B passes 9/10 but fails one mandatory privacy check."/>
             <wp:cNvGraphicFramePr>
               <a:graphicFrameLocks noChangeAspect="1"/>
             </wp:cNvGraphicFramePr>
@@ -4023,7 +4977,7 @@
                     <pic:cNvPicPr/>
                   </pic:nvPicPr>
                   <pic:blipFill>
-                    <a:blip r:embed="rId10"/>
+                    <a:blip r:embed="rId12"/>
                     <a:stretch>
                       <a:fillRect/>
                     </a:stretch>
@@ -4056,7 +5010,6 @@
     <w:p>
       <w:pPr>
         <w:spacing w:line="336" w:lineRule="auto" w:after="180"/>
-        <w:shd w:fill="F5F1FB"/>
       </w:pPr>
       <w:r>
         <w:rPr>
@@ -4067,7 +5020,7 @@
     </w:p>
     <w:p>
       <w:pPr>
-        <w:pStyle w:val="Heading3"/>
+        <w:pStyle w:val="Heading2"/>
       </w:pPr>
       <w:r>
         <w:t>02. Follow the deciding steps</w:t>
@@ -4078,7 +5031,7 @@
         <w:drawing>
           <wp:inline xmlns:a="http://schemas.openxmlformats.org/drawingml/2006/main" xmlns:pic="http://schemas.openxmlformats.org/drawingml/2006/picture">
             <wp:extent cx="5486400" cy="3182112"/>
-            <wp:docPr id="3" name="Picture 3" descr="Compute quality: Correctness rises from 80% to 90% on these cases. → Apply privacy gate: The mandatory failure blocks B’s release. → Keep recovery ready: Retain the reviewed A version and documented rollback procedure."/>
+            <wp:docPr id="5" name="Picture 5" descr="Compute quality: Correctness rises from 80% to 90% on these cases. → Apply privacy gate: The mandatory failure blocks B’s release. → Keep recovery ready: Retain the reviewed A version and documented rollback procedure."/>
             <wp:cNvGraphicFramePr>
               <a:graphicFrameLocks noChangeAspect="1"/>
             </wp:cNvGraphicFramePr>
@@ -4090,7 +5043,7 @@
                     <pic:cNvPicPr/>
                   </pic:nvPicPr>
                   <pic:blipFill>
-                    <a:blip r:embed="rId11"/>
+                    <a:blip r:embed="rId9"/>
                     <a:stretch>
                       <a:fillRect/>
                     </a:stretch>
@@ -4147,7 +5100,6 @@
     <w:p>
       <w:pPr>
         <w:spacing w:line="336" w:lineRule="auto" w:after="180"/>
-        <w:shd w:fill="F5F1FB"/>
       </w:pPr>
       <w:r>
         <w:rPr>
@@ -4170,7 +5122,7 @@
     </w:p>
     <w:p>
       <w:pPr>
-        <w:pStyle w:val="Heading3"/>
+        <w:pStyle w:val="Heading2"/>
       </w:pPr>
       <w:r>
         <w:t>03. Release and rollback — evidence trace</w:t>
@@ -4181,7 +5133,7 @@
         <w:drawing>
           <wp:inline xmlns:a="http://schemas.openxmlformats.org/drawingml/2006/main" xmlns:pic="http://schemas.openxmlformats.org/drawingml/2006/picture">
             <wp:extent cx="5486400" cy="2843784"/>
-            <wp:docPr id="4" name="Picture 4" descr="Release and rollback — evidence trace. After deployment v2 creates schema 2 records; operator proposes rollback code alone to v1. | Version v2 writes schema 2. Version v1 reads only schema 1. A rollback to v1 after v2 writes data cannot safely proceed without migration or a compatible reader. | Code-only rollback is incompatible with stored schema 2. Use the tested recovery plan or compatible migration; preserve data and failure evidence."/>
+            <wp:docPr id="6" name="Picture 6" descr="Release and rollback — evidence trace. After deployment v2 creates schema 2 records; operator proposes rollback code alone to v1. | Version v2 writes schema 2. Version v1 reads only schema 1. A rollback to v1 after v2 writes data cannot safely proceed without migration or a compatible reader. | Code-only rollback is incompatible with stored schema 2. Use the tested recovery plan or compatible migration; preserve data and failure evidence."/>
             <wp:cNvGraphicFramePr>
               <a:graphicFrameLocks noChangeAspect="1"/>
             </wp:cNvGraphicFramePr>
@@ -4193,7 +5145,7 @@
                     <pic:cNvPicPr/>
                   </pic:nvPicPr>
                   <pic:blipFill>
-                    <a:blip r:embed="rId12"/>
+                    <a:blip r:embed="rId13"/>
                     <a:stretch>
                       <a:fillRect/>
                     </a:stretch>
@@ -4320,7 +5272,6 @@
     <w:p>
       <w:pPr>
         <w:spacing w:line="336" w:lineRule="auto" w:after="180"/>
-        <w:shd w:fill="F5F1FB"/>
       </w:pPr>
       <w:r>
         <w:rPr>
@@ -4331,7 +5282,7 @@
     </w:p>
     <w:p>
       <w:pPr>
-        <w:pStyle w:val="Heading3"/>
+        <w:pStyle w:val="Heading2"/>
       </w:pPr>
       <w:r>
         <w:t>04. Change one thing. Trace what follows.</w:t>
@@ -4342,7 +5293,7 @@
         <w:drawing>
           <wp:inline xmlns:a="http://schemas.openxmlformats.org/drawingml/2006/main" xmlns:pic="http://schemas.openxmlformats.org/drawingml/2006/picture">
             <wp:extent cx="5486400" cy="3026664"/>
-            <wp:docPr id="5" name="Picture 5" descr="Original case: Retain the reviewed A version and documented rollback procedure. Changed condition: Repair B and pass privacy on a fresh reserved case. Expected result: B may enter the remaining gates; one repair does not approve everything. Reason: All required release conditions still apply."/>
+            <wp:docPr id="7" name="Picture 7" descr="Original case: Retain the reviewed A version and documented rollback procedure. Changed condition: Repair B and pass privacy on a fresh reserved case. Expected result: B may enter the remaining gates; one repair does not approve everything. Reason: All required release conditions still apply."/>
             <wp:cNvGraphicFramePr>
               <a:graphicFrameLocks noChangeAspect="1"/>
             </wp:cNvGraphicFramePr>
@@ -4354,7 +5305,7 @@
                     <pic:cNvPicPr/>
                   </pic:nvPicPr>
                   <pic:blipFill>
-                    <a:blip r:embed="rId13"/>
+                    <a:blip r:embed="rId10"/>
                     <a:stretch>
                       <a:fillRect/>
                     </a:stretch>
@@ -4410,7 +5361,6 @@
     <w:p>
       <w:pPr>
         <w:spacing w:line="336" w:lineRule="auto" w:after="180"/>
-        <w:shd w:fill="F5F1FB"/>
       </w:pPr>
       <w:r>
         <w:rPr>
@@ -4421,7 +5371,7 @@
     </w:p>
     <w:p>
       <w:pPr>
-        <w:pStyle w:val="Heading3"/>
+        <w:pStyle w:val="Heading2"/>
       </w:pPr>
       <w:r>
         <w:t>05. Connect the explanation to its limit</w:t>
@@ -4432,7 +5382,7 @@
         <w:drawing>
           <wp:inline xmlns:a="http://schemas.openxmlformats.org/drawingml/2006/main" xmlns:pic="http://schemas.openxmlformats.org/drawingml/2006/picture">
             <wp:extent cx="5486400" cy="2834640"/>
-            <wp:docPr id="6" name="Picture 6" descr="Release criteria combine benefits and mandatory conditions. Rollback requires known versions and compatible data, not an informal promise. Limit: Rolling back code may not reverse earlier external effects or incompatible data changes."/>
+            <wp:docPr id="8" name="Picture 8" descr="Release criteria combine benefits and mandatory conditions. Rollback requires known versions and compatible data, not an informal promise. Limit: Rolling back code may not reverse earlier external effects or incompatible data changes."/>
             <wp:cNvGraphicFramePr>
               <a:graphicFrameLocks noChangeAspect="1"/>
             </wp:cNvGraphicFramePr>
@@ -4500,7 +5450,6 @@
     <w:p>
       <w:pPr>
         <w:spacing w:line="336" w:lineRule="auto" w:after="180"/>
-        <w:shd w:fill="F5F1FB"/>
       </w:pPr>
       <w:r>
         <w:rPr>
@@ -4511,7 +5460,7 @@
     </w:p>
     <w:p>
       <w:pPr>
-        <w:pStyle w:val="Heading3"/>
+        <w:pStyle w:val="Heading2"/>
       </w:pPr>
       <w:r>
         <w:t>06. Make the idea visible in your project</w:t>
@@ -4522,7 +5471,7 @@
         <w:drawing>
           <wp:inline xmlns:a="http://schemas.openxmlformats.org/drawingml/2006/main" xmlns:pic="http://schemas.openxmlformats.org/drawingml/2006/picture">
             <wp:extent cx="5486400" cy="3529584"/>
-            <wp:docPr id="7" name="Picture 7" descr="For the Grounded Learning Service, retain an annotated trace and the changed-case result. Name the contract or evidence that makes the deciding step valid, so another team can review it. Draw your input, deciding step, result and limit. Supported question: Compute A’s and B’s correctness percentages. Why is B still blocked, and does passing a fresh privacy check automatically satisfy every release gate?"/>
+            <wp:docPr id="9" name="Picture 9" descr="For the Grounded Learning Service, retain an annotated trace and the changed-case result. Name the contract or evidence that makes the deciding step valid, so another team can review it. Draw your input, deciding step, result and limit. Supported question: Compute A’s and B’s correctness percentages. Why is B still blocked, and does passing a fresh privacy check automatically satisfy every release gate?"/>
             <wp:cNvGraphicFramePr>
               <a:graphicFrameLocks noChangeAspect="1"/>
             </wp:cNvGraphicFramePr>
@@ -4602,7 +5551,6 @@
     <w:p>
       <w:pPr>
         <w:spacing w:line="336" w:lineRule="auto" w:after="180"/>
-        <w:shd w:fill="F5F1FB"/>
       </w:pPr>
       <w:r>
         <w:rPr>
@@ -4621,6 +5569,62 @@
           <w:b w:val="0"/>
         </w:rPr>
         <w:t>.</w:t>
+      </w:r>
+    </w:p>
+    <w:p>
+      <w:pPr>
+        <w:pStyle w:val="Heading2"/>
+      </w:pPr>
+      <w:r>
+        <w:t>Earlier wording, alternatives and picture transcripts · reference / check after trying</w:t>
+      </w:r>
+    </w:p>
+    <w:p>
+      <w:pPr>
+        <w:pStyle w:val="Heading3"/>
+      </w:pPr>
+      <w:r>
+        <w:t>01. Release and rollback: the case</w:t>
+      </w:r>
+    </w:p>
+    <w:p>
+      <w:pPr>
+        <w:pStyle w:val="Heading3"/>
+      </w:pPr>
+      <w:r>
+        <w:t>02. Follow the deciding steps</w:t>
+      </w:r>
+    </w:p>
+    <w:p>
+      <w:pPr>
+        <w:pStyle w:val="Heading3"/>
+      </w:pPr>
+      <w:r>
+        <w:t>03. Release and rollback — evidence trace</w:t>
+      </w:r>
+    </w:p>
+    <w:p>
+      <w:pPr>
+        <w:pStyle w:val="Heading3"/>
+      </w:pPr>
+      <w:r>
+        <w:t>04. Change one thing. Trace what follows.</w:t>
+      </w:r>
+    </w:p>
+    <w:p>
+      <w:pPr>
+        <w:pStyle w:val="Heading3"/>
+      </w:pPr>
+      <w:r>
+        <w:t>05. Connect the explanation to its limit</w:t>
+      </w:r>
+    </w:p>
+    <w:p>
+      <w:pPr>
+        <w:pStyle w:val="Heading3"/>
+      </w:pPr>
+      <w:r>
+        <w:t>06. Make the idea visible in your project</w:t>
       </w:r>
     </w:p>
     <w:sectPr>
